--- a/klagomål/Lillgoberget FSC-klagomål.docx
+++ b/klagomål/Lillgoberget FSC-klagomål.docx
@@ -1,6 +1,6 @@
 
 <file path=word/document.xml><?xml version="1.0" encoding="utf-8"?>
-<w:document xmlns:wpc="http://schemas.microsoft.com/office/word/2010/wordprocessingCanvas" xmlns:cx="http://schemas.microsoft.com/office/drawing/2014/chartex" xmlns:cx1="http://schemas.microsoft.com/office/drawing/2015/9/8/chartex" xmlns:cx2="http://schemas.microsoft.com/office/drawing/2015/10/21/chartex" xmlns:cx3="http://schemas.microsoft.com/office/drawing/2016/5/9/chartex" xmlns:cx4="http://schemas.microsoft.com/office/drawing/2016/5/10/chartex" xmlns:cx5="http://schemas.microsoft.com/office/drawing/2016/5/11/chartex" xmlns:cx6="http://schemas.microsoft.com/office/drawing/2016/5/12/chartex" xmlns:cx7="http://schemas.microsoft.com/office/drawing/2016/5/13/chartex" xmlns:cx8="http://schemas.microsoft.com/office/drawing/2016/5/14/chartex" xmlns:mc="http://schemas.openxmlformats.org/markup-compatibility/2006" xmlns:aink="http://schemas.microsoft.com/office/drawing/2016/ink" xmlns:am3d="http://schemas.microsoft.com/office/drawing/2017/model3d" xmlns:o="urn:schemas-microsoft-com:office:office" xmlns:oel="http://schemas.microsoft.com/office/2019/extlst" xmlns:r="http://schemas.openxmlformats.org/officeDocument/2006/relationships" xmlns:m="http://schemas.openxmlformats.org/officeDocument/2006/math" xmlns:v="urn:schemas-microsoft-com:vml" xmlns:wp14="http://schemas.microsoft.com/office/word/2010/wordprocessingDrawing" xmlns:wp="http://schemas.openxmlformats.org/drawingml/2006/wordprocessingDrawing" xmlns:w10="urn:schemas-microsoft-com:office:word" xmlns:w="http://schemas.openxmlformats.org/wordprocessingml/2006/main" xmlns:w14="http://schemas.microsoft.com/office/word/2010/wordml" xmlns:w15="http://schemas.microsoft.com/office/word/2012/wordml" xmlns:w16cex="http://schemas.microsoft.com/office/word/2018/wordml/cex" xmlns:w16cid="http://schemas.microsoft.com/office/word/2016/wordml/cid" xmlns:w16="http://schemas.microsoft.com/office/word/2018/wordml" xmlns:w16sdtdh="http://schemas.microsoft.com/office/word/2020/wordml/sdtdatahash" xmlns:w16se="http://schemas.microsoft.com/office/word/2015/wordml/symex" xmlns:wpg="http://schemas.microsoft.com/office/word/2010/wordprocessingGroup" xmlns:wpi="http://schemas.microsoft.com/office/word/2010/wordprocessingInk" xmlns:wne="http://schemas.microsoft.com/office/word/2006/wordml" xmlns:wps="http://schemas.microsoft.com/office/word/2010/wordprocessingShape" mc:Ignorable="w14 w15 w16se w16cid w16 w16cex w16sdtdh wp14">
+<w:document xmlns:wpc="http://schemas.microsoft.com/office/word/2010/wordprocessingCanvas" xmlns:cx="http://schemas.microsoft.com/office/drawing/2014/chartex" xmlns:cx1="http://schemas.microsoft.com/office/drawing/2015/9/8/chartex" xmlns:cx2="http://schemas.microsoft.com/office/drawing/2015/10/21/chartex" xmlns:cx3="http://schemas.microsoft.com/office/drawing/2016/5/9/chartex" xmlns:cx4="http://schemas.microsoft.com/office/drawing/2016/5/10/chartex" xmlns:cx5="http://schemas.microsoft.com/office/drawing/2016/5/11/chartex" xmlns:cx6="http://schemas.microsoft.com/office/drawing/2016/5/12/chartex" xmlns:cx7="http://schemas.microsoft.com/office/drawing/2016/5/13/chartex" xmlns:cx8="http://schemas.microsoft.com/office/drawing/2016/5/14/chartex" xmlns:mc="http://schemas.openxmlformats.org/markup-compatibility/2006" xmlns:aink="http://schemas.microsoft.com/office/drawing/2016/ink" xmlns:am3d="http://schemas.microsoft.com/office/drawing/2017/model3d" xmlns:o="urn:schemas-microsoft-com:office:office" xmlns:oel="http://schemas.microsoft.com/office/2019/extlst" xmlns:r="http://schemas.openxmlformats.org/officeDocument/2006/relationships" xmlns:m="http://schemas.openxmlformats.org/officeDocument/2006/math" xmlns:v="urn:schemas-microsoft-com:vml" xmlns:wp14="http://schemas.microsoft.com/office/word/2010/wordprocessingDrawing" xmlns:wp="http://schemas.openxmlformats.org/drawingml/2006/wordprocessingDrawing" xmlns:w10="urn:schemas-microsoft-com:office:word" xmlns:w="http://schemas.openxmlformats.org/wordprocessingml/2006/main" xmlns:w14="http://schemas.microsoft.com/office/word/2010/wordml" xmlns:w15="http://schemas.microsoft.com/office/word/2012/wordml" xmlns:w16cex="http://schemas.microsoft.com/office/word/2018/wordml/cex" xmlns:w16cid="http://schemas.microsoft.com/office/word/2016/wordml/cid" xmlns:w16="http://schemas.microsoft.com/office/word/2018/wordml" xmlns:w16du="http://schemas.microsoft.com/office/word/2023/wordml/word16du" xmlns:w16sdtdh="http://schemas.microsoft.com/office/word/2020/wordml/sdtdatahash" xmlns:w16sdtfl="http://schemas.microsoft.com/office/word/2024/wordml/sdtformatlock" xmlns:w16se="http://schemas.microsoft.com/office/word/2015/wordml/symex" xmlns:wpg="http://schemas.microsoft.com/office/word/2010/wordprocessingGroup" xmlns:wpi="http://schemas.microsoft.com/office/word/2010/wordprocessingInk" xmlns:wne="http://schemas.microsoft.com/office/word/2006/wordml" xmlns:wps="http://schemas.microsoft.com/office/word/2010/wordprocessingShape" mc:Ignorable="w14 w15 w16se w16cid w16 w16cex w16sdtdh w16sdtfl w16du wp14">
   <w:body>
     <w:p>
       <w:r>
@@ -112,7 +112,7 @@
         <w:pStyle w:val="ListBullet"/>
       </w:pPr>
       <w:r>
-        <w:t>Om ett ombud (tex Norra skog eller Mellanskog) avverkningsanmäler en skog med naturvärden motsvarande nyckelbiotops kvalité men markägaren inte är FSC certifierad, bör du skicka in ett FSC kontrollerat virke klagomål. Då ska klagomålet skickas till ombudsföretaget.</w:t>
+        <w:t>Om ett ombud (tex Norra skog eller Mellanskog) avverkningsanmäler en skog med naturvärden motsvarande nyckelbiotops kvalitet men markägaren inte är FSC certifierad, bör du skicka in ett FSC kontrollerat virke klagomål. Då ska klagomålet skickas till ombudsföretaget.</w:t>
       </w:r>
     </w:p>
     <w:p>
@@ -168,35 +168,7 @@
     </w:p>
     <w:p>
       <w:r>
-        <w:t>Detta dokument behandlar höga naturvärden i avverkningsanmälan Lillgoberget i Bjurholms kommun. Denna avverkningsanmälan inkom 2025-08-02 och omfattar 102,2 ha.</w:t>
-      </w:r>
-    </w:p>
-    <w:p>
-      <w:r>
-        <w:t>Nedan presenteras fynd av naturvårdsarter och fridlysta arter som gjorts i det avverkningsanmälda området, samt relevanta utdrag ur standarderna för FSC, Chain of Custody, Controlled Wood och PEFC. I BILAGA 1 finns artfakta om fridlysta och rödlistade arter.</w:t>
-      </w:r>
-    </w:p>
-    <w:p>
-      <w:r>
-        <w:t>Vi förväntar oss att ni återkommer med ett skriftligt svar på vårt klagomål och även beskriver vilka korrigerande åtgärder ni satt in för att rätta till identifierade brister i er efterlevnad av den svenska FSC standarden.</w:t>
-      </w:r>
-    </w:p>
-    <w:p>
-      <w:pPr>
-        <w:pStyle w:val="Heading1"/>
-      </w:pPr>
-      <w:r>
-        <w:t>Naturvårdsarter</w:t>
-      </w:r>
-    </w:p>
-    <w:p>
-      <w:r>
-        <w:t>I avverkningsanmälan har följande 58 naturvårdsarter hittats: knärot (VU, §8), lappticka (VU), liten aspgelélav (VU), läderdoftande fingersvamp (VU), rynkskinn (VU), ulltickeporing (VU), gammelgransskål (NT), garnlav (NT), grantaggsvamp (NT), granticka (NT), grynig filtlav (NT), grå blåbärsfältmätare (NT), kortskaftad ärgspik (NT), luddfingersvamp (NT), lunglav (NT), månlåsbräken (NT), rosenticka (NT), silverfläckspraktmal (NT), skrovellav (NT), spillkråka (NT, §4), stiftgelélav (NT), talltita (NT, §4), tretåig hackspett (NT, §4), ullticka (NT), vedtrappmossa (NT), vitgrynig nållav (NT), bollvitmossa (S), broskvaxing (S), bårdlav (S), dropptaggsvamp (S), granbarkgnagare (S), grönpyrola (S), gulnål (S), gulpudrad spiklav (S), korallblylav (S), korallrot (S, §8), källpraktmossa (S), luddlav (S), norrlandslav (S), nästlav (S), skinnlav (S), småvaxing (S), spindelblomster (S, §8), sprödvaxing (S), spädstarr (S), stor aspticka (S), stuplav (S), thomsons trägnagare (S), vedticka (S), vit vaxskivling (S), ängsfingersvamp (S), ängsvaxskivling (S), ögonpyrola (S), kungsfågel (§4), lavskrika (§4), fläcknycklar (§8), nattviol (§8) och revlummer (§9). Av dessa är 26 rödlistade. För rödlistade arter har rödlistekategorin angivits inom parentes. Arter som är signalarter enligt Skogsstyrelsen har markerats med (S). För fridlysta arter anges även paragrafen i Artskyddsförordningen som arten är fridlyst enligt.</w:t>
-      </w:r>
-    </w:p>
-    <w:p>
-      <w:r>
-        <w:t>De påträffade naturvårdsarterna är ett tydligt kvitto på att detta rör sig om en skog med höga naturvärden. I Figur 1 visas en karta över det avverkningsanmälda området, där samtliga fyndplatser för naturvårdsarter som finns registrerade på Artportalen har markerats.</w:t>
+        <w:t>Detta klagomål behandlar höga naturvärden i avverkningsanmälan Lillgoberget i Bjurholms kommun som inkom 2026-07-12 och omfattar 102,2 ha.</w:t>
       </w:r>
     </w:p>
     <w:p>
@@ -206,7 +178,7 @@
       <w:r>
         <w:drawing>
           <wp:inline xmlns:a="http://schemas.openxmlformats.org/drawingml/2006/main" xmlns:pic="http://schemas.openxmlformats.org/drawingml/2006/picture">
-            <wp:extent cx="5486400" cy="5208175"/>
+            <wp:extent cx="5486400" cy="5475720"/>
             <wp:docPr id="1" name="Picture 1"/>
             <wp:cNvGraphicFramePr>
               <a:graphicFrameLocks noChangeAspect="1"/>
@@ -227,7 +199,7 @@
                   <pic:spPr>
                     <a:xfrm>
                       <a:off x="0" y="0"/>
-                      <a:ext cx="5486400" cy="5208175"/>
+                      <a:ext cx="5486400" cy="5475720"/>
                     </a:xfrm>
                     <a:prstGeom prst="rect"/>
                   </pic:spPr>
@@ -241,373 +213,25 @@
     <w:p>
       <w:pPr>
         <w:pStyle w:val="Caption"/>
+        <w:spacing w:after="240"/>
       </w:pPr>
       <w:r>
-        <w:t>Figur 1. Fyndplatser för naturvårdsarter i det avverkningsanmälda området (röd linje). Markörer utan svart kant är placerade på fyndplatsen. Markörer med svart kant är placerade vid sidan av fyndplatsen och har ett svart streck som visar fyndplatsens exakta position. Kartans mittpunktskoordinat är N 7113793, E 699975 i SWEREF 99 TM.</w:t>
-      </w:r>
-    </w:p>
-    <w:p>
-      <w:r>
-        <w:rPr>
-          <w:b/>
-        </w:rPr>
-        <w:t xml:space="preserve">Bollvitmossa </w:t>
-      </w:r>
-      <w:r>
-        <w:t>är en bra signalart inom hela sitt utbredningsområde. Vanligast är den i naturvårdsintressanta tallsumpskogar. Även gransumpskogar med bollvitmossa har normalt höga naturvärden. Arten indikerar skogsmark med stabila hydrologiska förhållanden och sannolikt även lång skoglig kontinuitet (Nitare &amp; Skogsstyrelsen, 2019).</w:t>
-      </w:r>
-    </w:p>
-    <w:p>
-      <w:r>
-        <w:rPr>
-          <w:b/>
-        </w:rPr>
-        <w:t>Gammelgransskål (NT)</w:t>
-      </w:r>
-      <w:r>
-        <w:t xml:space="preserve"> är en liten skålsvamp som växer på gamla granar med skrovlig bark. Typiska växtplatser är gransumpskog i myrkanter, bäckdråg, bäckraviner och skuggiga bergssluttningar, men också skog på torrare mark kan hysa arten om beståndet har stark naturskogskaraktär. Bestånd med arten bör behandlas som nyckelbiotoper och sparas vid en slutavverkning. Även gallring bör undvikas (SLU Artdatabanken, 2024; Nitare &amp; Skogsstyrelsen, 2019).</w:t>
-      </w:r>
-    </w:p>
-    <w:p>
-      <w:r>
-        <w:rPr>
-          <w:b/>
-        </w:rPr>
-        <w:t>Garnlav (NT)</w:t>
-      </w:r>
-      <w:r>
-        <w:t xml:space="preserve"> är en utpräglad barrskogsart som ibland kan drapera träden i norrländska grannaturskogar med hög luftfuktighet. Den förekommer även i talldominerade bestånd där den, förutom i trädens grenverk, påträffas hängande över ojämnheter i tallbarken. Arten har minskat starkt i södra och mellersta Sverige och den minskar även i sitt nordliga utbredningsområde. Orsaken till tillbakagången beror främst på slutavverkningar av naturskogsartade skogar. Bestånd med riklig förekomst bör regelmässigt sparas. Garnlav är värdväxt för den mycket sällsynta och akut hotade fjärilen barrskogslavfly (CR) som hör hemma i boreala barrskogar med riklig förekomst av värdväxten. Tidigare kunde arten konstateras årligen på flera platser vid Dala-Floda i Dalarna innan lokalerna kalavverkades. Senaste fyndet i landet av barrskogslavfly är från år 2000 då den påträffades vid Högberget i Sollefteå kommun (SLU Artdatabanken, 2024).</w:t>
-      </w:r>
-    </w:p>
-    <w:p>
-      <w:r>
-        <w:rPr>
-          <w:b/>
-        </w:rPr>
-        <w:t xml:space="preserve">Grantaggsvamp (NT) </w:t>
-      </w:r>
-      <w:r>
-        <w:t>påträffas främst i mossiga och örtrika äldre granskogar på kalkrik mark i något fuktiga lägen, och i norr även i mager tallskog med lång kontinuitet. Arten missgynnas generellt av trakthyggesbruket och en långsiktig tillgång till värdträd bör säkras genom att man undviker att avverka kända växtplatser (SLU Artdatabanken, 2024).</w:t>
-      </w:r>
-    </w:p>
-    <w:p>
-      <w:r>
-        <w:rPr>
-          <w:b/>
-        </w:rPr>
-        <w:t>Granticka (NT)</w:t>
-      </w:r>
-      <w:r>
-        <w:t xml:space="preserve"> förekommer främst i äldre skogar med naturskogskaraktär, liksom i dimensionsavverkade och plockhuggna skogar. I äldre grannaturskog i norra Sverige är den alltjämt en förhållandevis vanlig karaktärsart, medan den längre söderut blir allt mer sällsynt. I Götaland och delar av Svealand är den en god signalart för skyddsvärda granskogsmiljöer. Arten bedöms ha minskat starkt under senare år på grund av skogsavverkningar, då den framför allt växer i äldre granskog med långvarig grankontinuitet. I urskogsliknande bestånd i norra Sverige kan ibland påträffas den mycket sällsynta tickan grantickeporing (VU), som lever på döda grantickor (SLU Artdatabanken, 2024; Nitare &amp; Skogsstyrelsen, 2019).</w:t>
-      </w:r>
-    </w:p>
-    <w:p>
-      <w:r>
-        <w:rPr>
-          <w:b/>
-        </w:rPr>
-        <w:t>Grynig filtlav (NT)</w:t>
-      </w:r>
-      <w:r>
-        <w:t xml:space="preserve"> tillhör en grupp fuktighetskrävande, storväxta bladlavar där också bl.a. lunglav (NT) ingår. Den växer framför allt på gamla mossiga stammar av lövträd, särskilt ädellövträd samt asp och sälg, i kulturmarker, lövskogar, halvöppna och lövrika barrblandskogar i områden med hög luftfuktighet. Arten indikerar långvarig förekomst av gamla lövträd och ett mikroklimat med konstant hög och jämn luftfuktighet (SLU Artdatabanken, 2024; Nitare &amp; Skogsstyrelsen, 2019).</w:t>
-      </w:r>
-    </w:p>
-    <w:p>
-      <w:r>
-        <w:rPr>
-          <w:b/>
-        </w:rPr>
-        <w:t>Grå blåbärsfältmätare (NT)</w:t>
-      </w:r>
-      <w:r>
-        <w:t xml:space="preserve"> har tidigare ansetts som en mycket vanlig art men har utifrån fältobservationer gått starkt tillbaka och är nu försvunnen från stora delar av södra och mellersta Sverige. Sannolikt minskar arten även i norr. Detta indikerar att arten är starkare knuten till kontinuitetsskog med stort innehåll av blåbär än man tidigare trott och den förefaller vara mycket känslig för kalhyggesbruk. Fjärilens huvudsakliga habitat är luckiga granskogar med ett välutvecklat blåbärskikt på vilket larven lever. Denna livsmiljö är hotad av kalhyggesbruket där blåbärsriset skuggas ut när den uppväxande skogen sluter sig. Minskningstakten för den svenska populationen bedöms vara nära gränsvärdet för Sårbar (VU) (SLU Artdatabanken, 2024).</w:t>
-      </w:r>
-    </w:p>
-    <w:p>
-      <w:r>
-        <w:rPr>
-          <w:b/>
-        </w:rPr>
-        <w:t xml:space="preserve">Grönpyrola </w:t>
-      </w:r>
-      <w:r>
-        <w:t>växer främst på sandig, torr eller frisk mark i äldre barrskog, ofta på isälvsmaterial såsom sand och grus. Den påträffas främst i äldre naturligt uppkomna barrskogar, exempelvis på tallmoar, i åssluttningar, dyner och rasbranter. Arten är känslig för skogsbruksmetoder såsom slutavverkning och markberedning (Nitare &amp; Skogsstyrelsen, 2019).</w:t>
-      </w:r>
-    </w:p>
-    <w:p>
-      <w:r>
-        <w:rPr>
-          <w:b/>
-        </w:rPr>
-        <w:t>Gulpudrad spiklav</w:t>
-      </w:r>
-      <w:r>
-        <w:t xml:space="preserve"> är en av de viktigaste karaktärsarterna för gamla grova ekar. Den har högt signalvärde och visar på jätteekar som ofta har en rik flora av andra sällsynta lavar. Förekomster på andra substrat än ek visar också på skyddsvärda trädbestånd (Nitare &amp; Skogsstyrelsen, 2019).</w:t>
-      </w:r>
-    </w:p>
-    <w:p>
-      <w:r>
-        <w:rPr>
-          <w:b/>
-        </w:rPr>
-        <w:t>Korallblylav</w:t>
-      </w:r>
-      <w:r>
-        <w:t xml:space="preserve"> växer på bark av asp, ask, rönn, sälg, bok och lönn och signalerar överallt skogsbestånd med höga naturvärden och den följs nästan alltid av andra ovanliga och rödlistade arter. Den indikerar hög och jämn luftfuktighet och växer främst i områden med lång skoglig kontinuitet där det funnits ett ständigt inslag av gamla lövträd (SLU Artdatabanken, 2024; Nitare &amp; Skogsstyrelsen, 2019).</w:t>
-      </w:r>
-    </w:p>
-    <w:p>
-      <w:r>
-        <w:rPr>
-          <w:b/>
-        </w:rPr>
-        <w:t>Kortskaftad ärgspik (NT)</w:t>
-      </w:r>
-      <w:r>
-        <w:t xml:space="preserve"> förekommer i barrträdsdominerade skogar och växer nästan uteslutande på tallved. Den föredrar gamla högstubbar i fuktig och halvöppen miljö, t.ex. i myrkanter, sumpskog och brandpräglad skog. Arten indikerar kontinuerlig tillgång till gamla högstubbar i kombination med hög och jämn luftfuktighet. Skogsbruk på lokaler med kortskaftad ärgspik utgör ett hot. På lång sikt bildas färre lämpliga substrat än vad som försvinner. Avverkning av barrträdsdominerade bestånd av naturskogskaraktär utgör ett långsiktigt hot. Naturskogsartade bestånd med riklig förekomst av gamla och grova tallhögstubbar bör undantas från skogsbruk (SLU Artdatabanken, 2024).</w:t>
-      </w:r>
-    </w:p>
-    <w:p>
-      <w:r>
-        <w:rPr>
-          <w:b/>
-        </w:rPr>
-        <w:t>Lappticka (VU)</w:t>
-      </w:r>
-      <w:r>
-        <w:t>, rödlistad som sårbar, är knuten till gamla granskogar med riklig förekomst av död ved. Den klassas som en “urskogsindikator” och alla skogsskötselåtgärder på eller i omedelbar närhet av lokalerna utgör ett hot (Nitare &amp; Skogsstyrelsen, 2019; SLU Artdatabanken, 2024).</w:t>
-      </w:r>
-    </w:p>
-    <w:p>
-      <w:r>
-        <w:rPr>
-          <w:b/>
-        </w:rPr>
-        <w:t>Liten aspgelélav (VU)</w:t>
-      </w:r>
-      <w:r>
-        <w:t>, rödlistad som sårbar, växer på asp i halvöppna boreala blandskogar med hög och jämn luftfuktighet. Den omfattas av åtgärdsprogram (ÅGP) för hotade arter på asp i Norrland och är placerad i toppen av Skogsstyrelsens värdepyramid för bedömning av skog med höga naturvärden. Arten har ett mycket högt skyddsvärde då en mycket stor andel (mer än 90 %) av samtliga kända lokaler i världen finns i Sverige. Samtliga lokaler måste skyddas och inslaget av asp i skogsmark måste öka på lång sikt (Naturvårdsverket, 2010; Nitare &amp; Skogsstyrelsen, 2019; SLU Artdatabanken, 2024).</w:t>
-      </w:r>
-    </w:p>
-    <w:p>
-      <w:r>
-        <w:rPr>
-          <w:b/>
-        </w:rPr>
-        <w:t>Lunglav (NT)</w:t>
-      </w:r>
-      <w:r>
-        <w:t xml:space="preserve"> är en av vårt lands främsta signalarter som överallt indikerar gamla lövträd, skogsbestånd med höga naturvärden och ekosystem med lång skoglig kontinuitet. Lokalt kan förekomsten vara mycket riklig men den hittas nästan enbart i gamla och ej slutavverkade skogar. Artens samtliga förekomster bör uppmärksammas från naturvårdssynpunkt, då många lokaler även hyser andra ovanliga och rödlistade arter. Rikliga förekomster bör skyddas med biotopskydd, frivilliga avsättningar eller reservat. Det finns ett antal sällsynta lavparasiter som växer på lunglav: lunglavsknapp (VU), skrovelmössing (DD), lunglavshårprick (DD), </w:t>
-      </w:r>
-      <w:r>
-        <w:rPr>
-          <w:i/>
-        </w:rPr>
-        <w:t>Calycina alstrupii</w:t>
-      </w:r>
-      <w:r>
-        <w:t xml:space="preserve"> (NA) och </w:t>
-      </w:r>
-      <w:r>
-        <w:rPr>
-          <w:i/>
-        </w:rPr>
-        <w:t>Chalara lobariae</w:t>
-      </w:r>
-      <w:r>
-        <w:t xml:space="preserve"> (NA) (SLU Artdatabanken, 2025; SLU Artdatabanken, 2024; Nitare &amp; Skogsstyrelsen, 2019).</w:t>
-      </w:r>
-    </w:p>
-    <w:p>
-      <w:r>
-        <w:rPr>
-          <w:b/>
-        </w:rPr>
-        <w:t xml:space="preserve">Läderdoftande fingersvamp (VU) </w:t>
-      </w:r>
-      <w:r>
-        <w:t>bildar mykorrhiza med gran i örtrik äldre barrskog, ofta på kalkrik mark. Den har en speciell doft som kan påminna om nytt skoläder (skoaffär), därav det svenska namnet. Den totala populationen i landet bedöms ändå ha minskat starkt och fortsatt kommer att minska då arten är knuten till en bördig äldre kalkgranskogsmiljö som successivt avverkas och där få områden alltjämt är formellt skyddade. All form av hårdhänt skogsavverkning på eller i närheten av växtplatsen missgynnar arten. Artens huvudsakliga koppling till produktiva äldre granskogar med hög bonitet gör den särskilt utsatt för slutavverkning. Samtliga lokaler bör undantas från rationellt skogsbruk och få ett områdesskydd (SLU Artdatabanken, 2024; Nitare &amp; Skogsstyrelsen, 2019).</w:t>
-      </w:r>
-    </w:p>
-    <w:p>
-      <w:r>
-        <w:rPr>
-          <w:b/>
-        </w:rPr>
-        <w:t>Rosenticka (NT)</w:t>
-      </w:r>
-      <w:r>
-        <w:t>, rödlistad som nära hotad, ingår i en karaktäristisk association av vedsvampar som växer på gamla, grova granlågor i urskogsartade barrskogar. Den är placerad i toppen av Skogsstyrelsens värdepyramid för bedömning av skog med höga naturvärden och indikerar ett granskogsekosystem med långvarig kontinuitet av grova lågor. Artens beroende av grova granlågor innebär att alla skogsskötselåtgärder på eller i omedelbar närhet av lokalerna utgör ett hot på lång sikt. Det är angeläget att populationerna inte ytterligare glesas ut och ett tillräckligt antal områden där arten nu finns måste sparas för framtiden (Nitare &amp; Skogsstyrelsen, 2019; SLU Artdatabanken, 2024).</w:t>
-      </w:r>
-    </w:p>
-    <w:p>
-      <w:r>
-        <w:rPr>
-          <w:b/>
-        </w:rPr>
-        <w:t>Rynkskinn (VU)</w:t>
-      </w:r>
-      <w:r>
-        <w:t>, rödlistad som sårbar, är en vednedbrytare som växer på grova granlågor och ingår i en karaktäristisk association av vedsvampar knutna till urskogsartade barrskogar. Den har klassificerats som en “urskogsindikator” och är placerad i toppen av Skogsstyrelsens värdepyramid för bedömning av skog med höga naturvärden. Allt tyder på att rynkskinn är mycket känslig för skogliga ingrepp (Nitare &amp; Skogsstyrelsen, 2019; SLU Artdatabanken, 2024).</w:t>
-      </w:r>
-    </w:p>
-    <w:p>
-      <w:r>
-        <w:rPr>
-          <w:b/>
-        </w:rPr>
-        <w:t xml:space="preserve">Skinnlav </w:t>
-      </w:r>
-      <w:r>
-        <w:t>förekommer på diverse lövträd, främst på gammal asp och sälg. Den påträffas främst i områden med lång kontinuitet av grova lövträd och signalerar skogsmark med höga naturvärden. På lokalerna förekommer som regel ett flertal andra ovanliga eller rödlistade lavar. I likhet med gelélavarna, etablerar sig skinnlaven i skogsmark på grova aspar i sena lövsuccessioner (Nitare &amp; Skogsstyrelsen, 2019).</w:t>
-      </w:r>
-    </w:p>
-    <w:p>
-      <w:r>
-        <w:rPr>
-          <w:b/>
-        </w:rPr>
-        <w:t>Skrovellav (NT)</w:t>
-      </w:r>
-      <w:r>
-        <w:t xml:space="preserve"> växer på gamla lövträd och på klippor i gamla skogar med hög och jämn luftfuktighet. Slutavverkning av kontinuitetsskog utgör det största hotet och lavens fortsatta förekomst bör säkerställas genom att lokaler med äldre skog skyddas. I områden med mycket hög luftfuktighet kan man på bålen av skrovellav finna en sällsynt parasitsvamp med rödbruna apothecier, skrovellavsknapp </w:t>
-      </w:r>
-      <w:r>
-        <w:rPr>
-          <w:i/>
-        </w:rPr>
-        <w:t>Plectocarpon scrobiculatae</w:t>
-      </w:r>
-      <w:r>
-        <w:t xml:space="preserve"> (EN) (SLU Artdatabanken, 2024; Nitare &amp; Skogsstyrelsen, 2019).</w:t>
-      </w:r>
-    </w:p>
-    <w:p>
-      <w:r>
-        <w:rPr>
-          <w:b/>
-        </w:rPr>
-        <w:t>Stiftgelélav (NT)</w:t>
-      </w:r>
-      <w:r>
-        <w:t xml:space="preserve"> växer på gamla aspar och sälgar i blandskogar med hög luftfuktighet. Slutavverkning och vedhuggning är de största hoten och lokaler bör undantas från rationell skogsskötsel. På lång sikt måste inslaget av asp öka i svensk skog (SLU Artdatabanken, 2024).</w:t>
-      </w:r>
-    </w:p>
-    <w:p>
-      <w:r>
-        <w:rPr>
-          <w:b/>
-        </w:rPr>
-        <w:t>Stor aspticka</w:t>
-      </w:r>
-      <w:r>
-        <w:t xml:space="preserve"> är knuten till gamla levande aspar och orsakar karaktäristiska inbuktningar i stammen (så kallad nekroser). Slutavverknings- och gallringsåtgärder i löv- och blandskogsbestånd som innebär att tillgången på grov asp minskar är ett hot mot arten. Det är viktigt att äldre aspar och aspbestånd sparas och för att gynna arten på sikt bör aspinslagen i t.ex. bergbranter, raviner, skogsbryn och kring äldre odlingsmarker generellt sparas i större utsträckning än vad som görs idag (SLU Artdatabanken, 2024; Nitare &amp; Skogsstyrelsen, 2019).</w:t>
-      </w:r>
-    </w:p>
-    <w:p>
-      <w:r>
-        <w:rPr>
-          <w:b/>
-        </w:rPr>
-        <w:t>Stuplav</w:t>
-      </w:r>
-      <w:r>
-        <w:t xml:space="preserve"> är en mycket bra signalart i hela sitt utbredningsområde och förekommer nästan enbart i skogsmiljöer med höga naturvärden. Den indikerar långvarig förekomst av gamla lövträd och miljöer med konstant hög luftfuktighet. I skogar med suboceaniskt klimat finns det en mycket sällsynt parasit, njurlavsknapp </w:t>
-      </w:r>
-      <w:r>
-        <w:rPr>
-          <w:i/>
-        </w:rPr>
-        <w:t>Pletocarpon nephromeum</w:t>
-      </w:r>
-      <w:r>
-        <w:t xml:space="preserve"> (EN), som växer på stuplav (SLU Artdatabanken, 2024; Nitare &amp; Skogsstyrelsen, 2019).</w:t>
-      </w:r>
-    </w:p>
-    <w:p>
-      <w:r>
-        <w:rPr>
-          <w:b/>
-        </w:rPr>
-        <w:t>Ullticka (NT)</w:t>
-      </w:r>
-      <w:r>
-        <w:t xml:space="preserve"> är knuten till restbestånd av barrnaturskog och förekommer med ett tydligt optimum i orörda eller måttligt påverkade gamla granskogar där det föreligger viss kontinuitet av grov död ved. Ullticka är en bra signalart inom hela sitt utbredningsområde och i södra Sverige är den sällsynt och en god signalart för skyddsvärda granskogsmiljöer. Den hotas av avverkning och fragmentering av naturskog och äldre granskog med lång trädkontinuitet. På ullticka kan ibland ulltickeporing (VU) påträffas - det är en sällsynt ticka som nyligen delats upp i tre olika arter: </w:t>
-      </w:r>
-      <w:r>
-        <w:rPr>
-          <w:i/>
-        </w:rPr>
-        <w:t xml:space="preserve">Skeletocutis brevispora </w:t>
-      </w:r>
-      <w:r>
-        <w:t>(ulltickeporing)</w:t>
-      </w:r>
-      <w:r>
-        <w:rPr>
-          <w:i/>
-        </w:rPr>
-        <w:t>, Skeletocutis delicata och Skeletocutis exilis</w:t>
-      </w:r>
-      <w:r>
-        <w:t>. De två sistnämnda arterna står för närvarande (2020) som ej bedömda i rödlistan (SLU Artdatabanken, 2024; Nitare &amp; Skogsstyrelsen, 2019; Miettinen &amp; Niemelä, 2018).</w:t>
-      </w:r>
-    </w:p>
-    <w:p>
-      <w:r>
-        <w:rPr>
-          <w:b/>
-        </w:rPr>
-        <w:t xml:space="preserve">Ulltickeporing </w:t>
-      </w:r>
-      <w:r>
-        <w:rPr>
-          <w:b/>
-          <w:i/>
-        </w:rPr>
-        <w:t>Skeletocutis brevispora</w:t>
-      </w:r>
-      <w:r>
-        <w:rPr>
-          <w:b/>
-        </w:rPr>
-        <w:t xml:space="preserve"> (VU)</w:t>
-      </w:r>
-      <w:r>
-        <w:t>, rödlistad som sårbar, växer på ullticka (NT) i naturskogsartade granskogar. Avverkning av naturskogslika miljöer och av grova granar där ulltickeporing förekommer är ett direkt hot mot artens fortlevnad. Alla skogliga åtgärder som innebär att lågor och döda eller skadade träd tas bort missgynnar arten. På sikt är minskad tillgång till lämpligt substrat och krympande areal av naturskog ett hot, framförallt råder brist på grov ved som lågor i sena nedbrytningsstadier. Ytterligare fragmentering av skogslandskapet minskar artens möjligheter till spridning. Gamla granskogar som hyser arten undantas helt från skogsbruk (SLU Artdatabanken, 2024).</w:t>
-      </w:r>
-    </w:p>
-    <w:p>
-      <w:r>
-        <w:rPr>
-          <w:b/>
-        </w:rPr>
-        <w:t xml:space="preserve">Vedtrappmossa (NT) </w:t>
-      </w:r>
-      <w:r>
-        <w:t>växer på död ved, främst i gammal granskog. Den förekommer knappast alls i fjällnära barrskogar utan finns i skogslandskapet nedom fjällen och framför allt i landets södra delar är den en mycket bra signalart för barrnaturskog med höga naturvärden. Skogsavverkning och brist på grov död ved i skogen är de allvarligaste hoten och den överlever inte kalhyggesbruk. Lokaler med sluten granskog, tillräckligt stora för att säkerställa ett kontinuerligt tillskott på grova lågor, bör undantas från storskaligt skogsbruk (SLU Artdatabanken, 2024).</w:t>
-      </w:r>
-    </w:p>
-    <w:p>
-      <w:r>
-        <w:rPr>
-          <w:b/>
-        </w:rPr>
-        <w:t>Vitgrynig nållav (NT)</w:t>
-      </w:r>
-      <w:r>
-        <w:t xml:space="preserve"> växer nästan uteslutande på bark av gamla, senvuxna granar i skuggiga lägen med hög och jämn luftfuktighet. Den vanligaste naturtypen för arten är kontinuitetsskogar på frisk mark men den finns också i sumpgranskogar. På lång sikt utgör avverkningar av olikåldriga granskogar av naturskogskaraktär ett allvarligt hot mot arten och skogsbruksåtgärder på eller i närheten av växtplatserna bör undvikas. Naturskogsartade, fuktiga granskogar med förekomster av arten signalerar höga biologiska värden och bör bevaras (SLU Artdatabanken, 2024; Nitare &amp; Skogsstyrelsen, 2019).</w:t>
-      </w:r>
-    </w:p>
-    <w:p>
-      <w:r>
-        <w:rPr>
-          <w:b/>
-        </w:rPr>
-        <w:t xml:space="preserve">Ögonpyrola </w:t>
-      </w:r>
-      <w:r>
-        <w:t>är normalt en bra signalart som visar på områden med höga naturvärden och stabila förhållanden, särskilt inom näringsfattiga trakter. Växten är mycket känslig för markskador och försvinner snabbt efter slutavverkning. Den hotas också av skogsgödsling och markavvattning (Nitare &amp; Skogsstyrelsen, 2019).</w:t>
+        <w:t>Figur 1. Fyndplatser för naturvårdsarter i avverkningsanmälan. Markörer utan svart kant är placerade på fyndplatsen. Markörer med svart kant är placerade vid sidan av fyndplatsen har ett svart streck som visar fyndplatsens exakta position. Kartans mittpunktskoordinat är N 7113793, E 699975 i SWEREF 99 TM.</w:t>
+      </w:r>
+    </w:p>
+    <w:p>
+      <w:r>
+        <w:t>I avverkningsanmälan finns fynd av 58 naturvårdsarter, varav 27 är rödlistade, 11 är fridlysta, 36 är typiska (T) och 26 är signalarter (S): garnlav (VU, T), knärot (VU, T, §8), lappticka (VU, T), liten aspgelélav (VU, T), läderdoftande fingersvamp (VU), ulltickeporing (VU), ängsblåvinge (VU), dropptaggsvamp (NT, T), gammelgransskål (NT, T), grantaggsvamp (NT), grynig filtlav (NT, T), grå blåbärsfältmätare (NT), kortskaftad ärgspik (NT), lavskrika (NT, T, §4), luddfingersvamp (NT), lunglav (NT, T), månlåsbräken (NT), rosenticka (NT, T), rynkskinn (NT, T), silverfläckspraktmal (NT), skrovellav (NT, T), stiftgelélav (NT, T), talltita (NT, §4), tretåig hackspett (NT, T, §4), ullticka (NT, T), vedtrappmossa (NT, T), vitgrynig nållav (NT), bollvitmossa (S, T), broskvaxing (S), bårdlav (S, T), granbarkgnagare (S, T), grönpyrola (S, T), gulnål (S, T), gulpudrad spiklav (S, T), korallblylav (S, T), korallrot (S, T, §8), källpraktmossa (S, T), luddlav (S, T), norrlandslav (S, T), nästlav (S, T), skinnlav (S, T), småvaxing (S), spindelblomster (S, T, §8), sprödvaxing (S), spädstarr (S, T), stor aspticka (S, T), stuplav (S, T), thomsons trägnagare (S), vedticka (S, T), vitvaxing agg. (S), ängsfingersvamp (S), ängsvaxing agg. (S), ögonpyrola (S, T), spillkråka (T, §4), kungsfågel (§4), fläcknycklar (§8), nattviol (§8) och revlummer (§9). Se Figur 1.</w:t>
+      </w:r>
+    </w:p>
+    <w:p>
+      <w:r>
+        <w:t>Nedan presenteras relevanta utdrag ur standarderna för FSC, Chain of Custody, Controlled Wood och PEFC.</w:t>
+      </w:r>
+    </w:p>
+    <w:p>
+      <w:r>
+        <w:t>Vi förväntar oss att ni återkommer med ett skriftligt svar på vårt klagomål och även beskriver vilka korrigerande åtgärder ni satt in för att rätta till identifierade brister i er efterlevnad av den svenska FSC standarden.</w:t>
       </w:r>
     </w:p>
     <w:p>
@@ -615,26 +239,41 @@
         <w:pStyle w:val="Heading1"/>
       </w:pPr>
       <w:r>
-        <w:t>Fridlysta arter</w:t>
-      </w:r>
-    </w:p>
-    <w:p>
-      <w:r>
-        <w:t>Följande fridlysta arter har sina livsmiljöer och växtplatser i den avverkningsanmälda skogen: knärot (VU, §8), spillkråka (NT, §4), talltita (NT, §4), tretåig hackspett (NT, §4), korallrot (S, §8), spindelblomster (S, §8), kungsfågel (§4), lavskrika (§4), fläcknycklar (§8), nattviol (§8) och revlummer (§9).</w:t>
-      </w:r>
-    </w:p>
-    <w:p>
-      <w:r>
-        <w:t xml:space="preserve">Observera att medlemsländerna är skyldiga att agera i enlighet med EU:s fågeldirektiv där det uttryckligen står att direktivet gäller för fåglar samt för deras ägg, bon och </w:t>
-      </w:r>
+        <w:t>Naturvårdsarter och fridlysta arter</w:t>
+      </w:r>
+    </w:p>
+    <w:p>
+      <w:r>
+        <w:t>Nedan följer beskrivningar av de naturvårdsarter och fridlysta arter som har sina livsmiljöer och växtplatser i den avverkningsanmälda skogen. Se även ytterligare artfakta i BILAGA 1. De påträffade naturvårdsarterna är ett tydligt kvitto på att det rör sig om en skog med höga naturvärden.</w:t>
+      </w:r>
+    </w:p>
+    <w:p>
       <w:r>
         <w:rPr>
           <w:b/>
         </w:rPr>
-        <w:t xml:space="preserve">livsmiljöer </w:t>
-      </w:r>
-      <w:r>
-        <w:t>(artikel 1). Vidare att de åtgärder som vidtas inte får leda till en försämring av den nuvarande situationen beträffande bevarandet av de fågelarter som avses i artikel 1 (artikel 13). Fågeldirektivet är styrande för tillsynsansvariga myndigheters ärendehantering, ställningstaganden och beslutsfattande.</w:t>
+        <w:t>Garnlav (VU)</w:t>
+      </w:r>
+      <w:r>
+        <w:t xml:space="preserve"> är en utpräglad barrskogsart som ibland kan drapera träden i norrländska grannaturskogar med hög luftfuktighet. Den förekommer även i talldominerade bestånd där den, förutom i trädens grenverk, påträffas hängande över ojämnheter i tallbarken. Arten har minskat starkt i södra och mellersta Sverige och den minskar även i sitt nordliga utbredningsområde. Minskningstakten uppgår till 30 (20–50) % inom 50 år och överstiger gränsvärdet för Sårbar (VU). Orsaken till tillbakagången beror främst på slutavverkningar av naturskogsartade skogar. Bestånd med riklig förekomst bör regelmässigt sparas, vilket även gynnar flera andra sällsynta och rödlistade arter. Garnlav är värdväxt för den mycket sällsynta och akut hotade fjärilen barrskogslavfly (CR) som hör hemma i boreala barrskogar med riklig förekomst av värdväxten. Tidigare kunde arten konstateras årligen på flera platser vid Dala-Floda i Dalarna innan lokalerna kalavverkades. Senaste fyndet i landet av barrskogslavfly är från år 2000 då den påträffades vid Högberget i Sollefteå kommun. Garnlav är typisk art för </w:t>
+      </w:r>
+      <w:r>
+        <w:rPr>
+          <w:i/>
+        </w:rPr>
+        <w:t xml:space="preserve">9010 Taiga </w:t>
+      </w:r>
+      <w:r>
+        <w:t>och</w:t>
+      </w:r>
+      <w:r>
+        <w:rPr>
+          <w:i/>
+        </w:rPr>
+        <w:t xml:space="preserve"> 9070 Trädklädd betesmark</w:t>
+      </w:r>
+      <w:r>
+        <w:t xml:space="preserve"> (SLU Artdatabanken, 2026).</w:t>
       </w:r>
     </w:p>
     <w:p>
@@ -645,7 +284,43 @@
         <w:t>Knärot (VU, §8)</w:t>
       </w:r>
       <w:r>
-        <w:t xml:space="preserve"> är rödlistad som sårbar och fridlyst enligt 8§ artskyddsförordningen. En nyligen genomförd analys av 79 floraväktarlokaler indikerar att det behövs någonstans mellan 100 och 150 meters skyddszon för att en knärotspopulation inte ska dö ut på lång sikt (Sebestyén &amp; Sundberg, 2025). Detta ligger väl i linje med tidigare genomförda studier som visar att det krävs väl tilltagna buffertzoner för att knäroten inte ska ta skada av skogsbruksåtgärder i intilliggande skog (Johnson, 2014; Koelmeijer m.fl., 2022; Skogsstyrelsen, 2022). Arten är även känslig för gallring vilket framgår av Skogsstyrelsens egen vägledning för hänsyn till knärot (Skogsstyrelsen, 2022). För rika förekomster av knärot är reservatsbildning eller biotopskydd lämpliga åtgärder för att skydda den (SLU Artdatabanken, 2024).</w:t>
+        <w:t xml:space="preserve"> är typisk art för </w:t>
+      </w:r>
+      <w:r>
+        <w:rPr>
+          <w:i/>
+        </w:rPr>
+        <w:t xml:space="preserve">9010 Taiga </w:t>
+      </w:r>
+      <w:r>
+        <w:t>och</w:t>
+      </w:r>
+      <w:r>
+        <w:rPr>
+          <w:i/>
+        </w:rPr>
+        <w:t xml:space="preserve"> 9050 Näringsrik granskog</w:t>
+      </w:r>
+      <w:r>
+        <w:t xml:space="preserve">, rödlistad som sårbar och fridlyst enligt 8§ artskyddsförordningen. En nyligen genomförd analys av 79 floraväktarlokaler indikerar att det behövs någonstans mellan 100 och 150 meters skyddszon för att en knärotspopulation inte ska dö ut på lång sikt (Sebestyén &amp; Sundberg, 2025). Detta ligger väl i linje med tidigare genomförda studier som visar att det krävs väl tilltagna buffertzoner för att knäroten inte ska ta skada av skogsbruksåtgärder i intilliggande skog (Johnson, 2014; Koelmeijer m.fl., 2022; Skogsstyrelsen, 2022). Arten är även känslig för gallring vilket framgår av Skogsstyrelsens egen vägledning för hänsyn till knärot (Skogsstyrelsen, 2022). Ytterligare en studie visar på den starka korrelationen mellan minskande arealer kontinuitetsskog och lokal utdöenderisk. Knäroten uppvisade en mycket låg koloniseringsgrad (0,7 % över 10 år) i kombination med hög lokal utrotningsrisk (75,2 %), där utrotningssannolikheten ökade kraftigt när arealen kontinuitetsskog minskade mellan undersökningar, t.ex. på grund av kalhyggesbruk (Johansson et al., 2026). För rika förekomster av knärot är reservatsbildning eller biotopskydd lämpliga åtgärder för att skydda den. På knärot kan den sällsynta rostsvampen </w:t>
+      </w:r>
+      <w:r>
+        <w:rPr>
+          <w:i/>
+        </w:rPr>
+        <w:t>Pucciniastrum goodyerae</w:t>
+      </w:r>
+      <w:r>
+        <w:t xml:space="preserve"> påträffas. </w:t>
+      </w:r>
+      <w:r>
+        <w:rPr>
+          <w:i/>
+        </w:rPr>
+        <w:t>Pucciniastrum goodyerae</w:t>
+      </w:r>
+      <w:r>
+        <w:t xml:space="preserve"> är klassad som NE (ej bedömd) i rödlistan (SLU Artdatabanken, 2024).</w:t>
       </w:r>
     </w:p>
     <w:p>
@@ -660,7 +335,7 @@
       <w:r>
         <w:drawing>
           <wp:inline xmlns:a="http://schemas.openxmlformats.org/drawingml/2006/main" xmlns:pic="http://schemas.openxmlformats.org/drawingml/2006/picture">
-            <wp:extent cx="5486400" cy="9811154"/>
+            <wp:extent cx="5486400" cy="9812799"/>
             <wp:docPr id="2" name="Picture 2"/>
             <wp:cNvGraphicFramePr>
               <a:graphicFrameLocks noChangeAspect="1"/>
@@ -681,7 +356,7 @@
                   <pic:spPr>
                     <a:xfrm>
                       <a:off x="0" y="0"/>
-                      <a:ext cx="5486400" cy="9811154"/>
+                      <a:ext cx="5486400" cy="9812799"/>
                     </a:xfrm>
                     <a:prstGeom prst="rect"/>
                   </pic:spPr>
@@ -695,25 +370,778 @@
     <w:p>
       <w:pPr>
         <w:pStyle w:val="Caption"/>
+        <w:spacing w:after="240"/>
       </w:pPr>
       <w:r>
         <w:t>Figur 2. Fyndplatser och buffertzoner för knärot i det avverkningsanmälda området. Endast fyndplatser vars buffertzoner överlappar med det avverkningsanmälda området har tagits med i visualiseringen. Kartans mittpunktskoordinat är N 7113793, E 699975 i SWEREF 99 TM.</w:t>
       </w:r>
     </w:p>
     <w:p>
-      <w:pPr>
-        <w:pStyle w:val="Caption"/>
-      </w:pPr>
-    </w:p>
-    <w:p>
       <w:r>
         <w:rPr>
           <w:b/>
         </w:rPr>
+        <w:t>Lappticka (VU)</w:t>
+      </w:r>
+      <w:r>
+        <w:t xml:space="preserve">, rödlistad som sårbar, är knuten till gamla granskogar med riklig förekomst av död ved. Den klassas som en “urskogsindikator” och alla skogsskötselåtgärder på eller i omedelbar närhet av lokalerna utgör ett hot. Lappticka är typisk art för </w:t>
+      </w:r>
+      <w:r>
+        <w:rPr>
+          <w:i/>
+        </w:rPr>
+        <w:t>9010 Taiga</w:t>
+      </w:r>
+      <w:r>
+        <w:t xml:space="preserve"> (Nitare &amp; Skogsstyrelsen, 2019; SLU Artdatabanken, 2024).</w:t>
+      </w:r>
+    </w:p>
+    <w:p>
+      <w:r>
+        <w:rPr>
+          <w:b/>
+        </w:rPr>
+        <w:t>Liten aspgelélav (VU)</w:t>
+      </w:r>
+      <w:r>
+        <w:t xml:space="preserve">, rödlistad som sårbar, växer på asp i halvöppna boreala blandskogar med hög och jämn luftfuktighet. Den omfattas av åtgärdsprogram (ÅGP) för hotade arter på asp i Norrland och är placerad i toppen av Skogsstyrelsens värdepyramid för bedömning av skog med höga naturvärden. Arten har ett mycket högt skyddsvärde då en mycket stor andel (mer än 90 %) av samtliga kända lokaler i världen finns i Sverige. Samtliga lokaler måste skyddas och inslaget av asp i skogsmark måste öka på lång sikt. Liten aspgelélav är typisk art för </w:t>
+      </w:r>
+      <w:r>
+        <w:rPr>
+          <w:i/>
+        </w:rPr>
+        <w:t>9010 Taiga</w:t>
+      </w:r>
+      <w:r>
+        <w:t xml:space="preserve"> (Naturvårdsverket, 2010; Nitare &amp; Skogsstyrelsen, 2019; SLU Artdatabanken, 2024).</w:t>
+      </w:r>
+    </w:p>
+    <w:p>
+      <w:r>
+        <w:rPr>
+          <w:b/>
+        </w:rPr>
+        <w:t xml:space="preserve">Läderdoftande fingersvamp (VU) </w:t>
+      </w:r>
+      <w:r>
+        <w:t>bildar mykorrhiza med gran i örtrik äldre barrskog, ofta på kalkrik mark. Den har en speciell doft som kan påminna om nytt skoläder (skoaffär), därav det svenska namnet. Den totala populationen i landet bedöms ändå ha minskat starkt och fortsatt kommer att minska då arten är knuten till en bördig äldre kalkgranskogsmiljö som successivt avverkas och där få områden alltjämt är formellt skyddade. All form av hårdhänt skogsavverkning på eller i närheten av växtplatsen missgynnar arten. Artens huvudsakliga koppling till produktiva äldre granskogar med hög bonitet gör den särskilt utsatt för slutavverkning. Samtliga lokaler bör undantas från rationellt skogsbruk och få ett områdesskydd (SLU Artdatabanken, 2024; Nitare &amp; Skogsstyrelsen, 2019).</w:t>
+      </w:r>
+    </w:p>
+    <w:p>
+      <w:r>
+        <w:rPr>
+          <w:b/>
+        </w:rPr>
+        <w:t xml:space="preserve">Ulltickeporing </w:t>
+      </w:r>
+      <w:r>
+        <w:rPr>
+          <w:b/>
+          <w:i/>
+        </w:rPr>
+        <w:t>Skeletocutis brevispora</w:t>
+      </w:r>
+      <w:r>
+        <w:rPr>
+          <w:b/>
+        </w:rPr>
+        <w:t xml:space="preserve"> (VU)</w:t>
+      </w:r>
+      <w:r>
+        <w:t>, rödlistad som sårbar, växer på ullticka (NT) i naturskogsartade granskogar. Avverkning av naturskogslika miljöer och av grova granar där ulltickeporing förekommer är ett direkt hot mot artens fortlevnad. Alla skogliga åtgärder som innebär att lågor och döda eller skadade träd tas bort missgynnar arten. På sikt är minskad tillgång till lämpligt substrat och krympande areal av naturskog ett hot, framförallt råder brist på grov ved som lågor i sena nedbrytningsstadier. Ytterligare fragmentering av skogslandskapet minskar artens möjligheter till spridning. Gamla granskogar som hyser arten undantas helt från skogsbruk (SLU Artdatabanken, 2024).</w:t>
+      </w:r>
+    </w:p>
+    <w:p>
+      <w:r>
+        <w:rPr>
+          <w:b/>
+        </w:rPr>
+        <w:t>Dropptaggsvamp (NT)</w:t>
+      </w:r>
+      <w:r>
+        <w:t xml:space="preserve"> bildar mykorrhiza med tall, främst i barrskog med trädkontinuitet, i magra, torra och ljusöppna lavtallskogar och i barrblandskogar med friskmossor och lingon i fältskiktet. Den totala populationen i landet har minskat och bedöms fortsätta minska till följd av slutavverkningar av tallskog. Det är högst oklart om arten långsiktigt kan etablera och reproducera sig i skogsbestånd som brukas med trakthyggesmetoder, markberedning, gödsling eller föryngring med förädlat plantmaterial. Uppfyller kriterierna för att bli rödlistad på grund av ny kunskap som visar att en större andel av populationen än tidigare bedömt är knuten till kontinuitetsbarrskog. Minskningstakten för den svenska populationen bedöms vara nära gränsvärdet för Sårbar (VU). Dropptaggsvamp är typisk art för </w:t>
+      </w:r>
+      <w:r>
+        <w:rPr>
+          <w:i/>
+        </w:rPr>
+        <w:t xml:space="preserve">9010 Taiga </w:t>
+      </w:r>
+      <w:r>
+        <w:t>(SLU Artdatabanken, 2026).</w:t>
+      </w:r>
+    </w:p>
+    <w:p>
+      <w:r>
+        <w:rPr>
+          <w:b/>
+        </w:rPr>
+        <w:t>Gammelgransskål (NT)</w:t>
+      </w:r>
+      <w:r>
+        <w:t xml:space="preserve"> är en liten skålsvamp som växer på gamla granar med skrovlig bark. Typiska växtplatser är gransumpskog i myrkanter, bäckdråg, bäckraviner och skuggiga bergssluttningar, men också skog på torrare mark kan hysa arten om beståndet har stark naturskogskaraktär. Bestånd med arten bör behandlas som nyckelbiotoper och sparas vid en slutavverkning. Även gallring bör undvikas. Gammelgransskål är typisk art för </w:t>
+      </w:r>
+      <w:r>
+        <w:rPr>
+          <w:i/>
+        </w:rPr>
+        <w:t>9010 Taiga</w:t>
+      </w:r>
+      <w:r>
+        <w:t xml:space="preserve"> (SLU Artdatabanken, 2024; Nitare &amp; Skogsstyrelsen, 2019).</w:t>
+      </w:r>
+    </w:p>
+    <w:p>
+      <w:r>
+        <w:rPr>
+          <w:b/>
+        </w:rPr>
+        <w:t xml:space="preserve">Grantaggsvamp (NT) </w:t>
+      </w:r>
+      <w:r>
+        <w:t>påträffas främst i mossiga och örtrika äldre granskogar på kalkrik mark i något fuktiga lägen, och i norr även i mager tallskog med lång kontinuitet. Arten missgynnas generellt av trakthyggesbruket och en långsiktig tillgång till värdträd bör säkras genom att man undviker att avverka kända växtplatser (SLU Artdatabanken, 2024).</w:t>
+      </w:r>
+    </w:p>
+    <w:p>
+      <w:r>
+        <w:rPr>
+          <w:b/>
+        </w:rPr>
+        <w:t>Grynig filtlav (NT)</w:t>
+      </w:r>
+      <w:r>
+        <w:t xml:space="preserve"> tillhör en grupp fuktighetskrävande, storväxta bladlavar där också bl.a. lunglav (NT) ingår. Den växer framför allt på gamla mossiga stammar av lövträd, särskilt ädellövträd samt asp och sälg, i kulturmarker, lövskogar, halvöppna och lövrika barrblandskogar i områden med hög luftfuktighet. Arten indikerar långvarig förekomst av gamla lövträd och ett mikroklimat med konstant hög och jämn luftfuktighet. Grynig filtlav är typisk art för </w:t>
+      </w:r>
+      <w:r>
+        <w:rPr>
+          <w:i/>
+        </w:rPr>
+        <w:t>9010 Taiga, 9020 Nordlig ädellövskog, 9110 Näringsfattig bokskog, 9130 Näringsrik bokskog, 9160 Näringsrik ekskog, 9180 Ädellövskog i branter,</w:t>
+      </w:r>
+      <w:r>
+        <w:t xml:space="preserve"> </w:t>
+      </w:r>
+      <w:r>
+        <w:rPr>
+          <w:i/>
+        </w:rPr>
+        <w:t>9190 Näringsfattig ekskog</w:t>
+      </w:r>
+      <w:r>
+        <w:t xml:space="preserve"> och </w:t>
+      </w:r>
+      <w:r>
+        <w:rPr>
+          <w:i/>
+        </w:rPr>
+        <w:t>9070 Trädklädd betesmark</w:t>
+      </w:r>
+      <w:r>
+        <w:t xml:space="preserve"> (SLU Artdatabanken, 2024; Nitare &amp; Skogsstyrelsen, 2019).</w:t>
+      </w:r>
+    </w:p>
+    <w:p>
+      <w:r>
+        <w:rPr>
+          <w:b/>
+        </w:rPr>
+        <w:t>Grå blåbärsfältmätare (NT)</w:t>
+      </w:r>
+      <w:r>
+        <w:t xml:space="preserve"> har tidigare ansetts som en mycket vanlig art men har utifrån fältobservationer gått starkt tillbaka och är nu försvunnen från stora delar av södra och mellersta Sverige. Sannolikt minskar arten även i norr. Detta indikerar att arten är starkare knuten till kontinuitetsskog med stort innehåll av blåbär än man tidigare trott och den förefaller vara mycket känslig för kalhyggesbruk. Fjärilens huvudsakliga habitat är luckiga granskogar med ett välutvecklat blåbärskikt på vilket larven lever. Denna livsmiljö är hotad av kalhyggesbruket där blåbärsriset skuggas ut när den uppväxande skogen sluter sig. Minskningstakten för den svenska populationen bedöms vara nära gränsvärdet för Sårbar (VU) (SLU Artdatabanken, 2024).</w:t>
+      </w:r>
+    </w:p>
+    <w:p>
+      <w:r>
+        <w:rPr>
+          <w:b/>
+        </w:rPr>
+        <w:t>Kortskaftad ärgspik (NT)</w:t>
+      </w:r>
+      <w:r>
+        <w:t xml:space="preserve"> förekommer i barrträdsdominerade skogar och växer nästan uteslutande på tallved. Den föredrar gamla högstubbar i fuktig och halvöppen miljö, t.ex. i myrkanter, sumpskog och brandpräglad skog. Arten indikerar kontinuerlig tillgång till gamla högstubbar i kombination med hög och jämn luftfuktighet. Skogsbruk på lokaler med kortskaftad ärgspik utgör ett hot. På lång sikt bildas färre lämpliga substrat än vad som försvinner. Avverkning av barrträdsdominerade bestånd av naturskogskaraktär utgör ett långsiktigt hot. Naturskogsartade bestånd med riklig förekomst av gamla och grova tallhögstubbar bör undantas från skogsbruk (SLU Artdatabanken, 2024).</w:t>
+      </w:r>
+    </w:p>
+    <w:p>
+      <w:r>
+        <w:rPr>
+          <w:b/>
+        </w:rPr>
+        <w:t>Lavskrika (NT, §4)</w:t>
+      </w:r>
+      <w:r>
+        <w:t xml:space="preserve"> är rödlistad som nära hotad och fridlyst enligt 4§ artskyddsförordningen. Den har minskat med 20 (10–30) % under de senaste 15 åren och minskningstakten bedöms vara nära gränsvärdet för sårbar (VU). Lavskrikan är en mycket stationär fågel, som häckar i äldre, slutna och hänglavsrika barrskogar. Nyckelfaktorer är flerskiktad skog med rik undervegetation samt riklig förekomst av hänglavar. Reviren är livslånga med hemområden som varierar mellan 50 och 150 ha. Inom ett revir av hög kvalitet finns det som regel ett eller flera kärnområden (1–20 ha) med relativt tät flerskiktad granskog. Arten missgynnas när flerskiktad skog omförs till enskiktade bestånd och även röjning och hård gallring är starkt negativt. Lavskrikan har relativt stora hemområden och försvinner när den äldre skogen fragmenteras, särskilt allvarligt är när kärnområdena avverkas. Den försvinner successivt framför allt vid dess utbredningsgränser och populationen har minskat kontinuerligt under 2000-talet. Lavskrika är typisk art för </w:t>
+      </w:r>
+      <w:r>
+        <w:rPr>
+          <w:i/>
+        </w:rPr>
+        <w:t>9010 Taiga</w:t>
+      </w:r>
+      <w:r>
+        <w:t xml:space="preserve"> (SLU Artdatabanken, 2026; Skogsstyrelsen 2016).</w:t>
+      </w:r>
+    </w:p>
+    <w:p>
+      <w:r>
+        <w:rPr>
+          <w:b/>
+        </w:rPr>
+        <w:t>Luddfingersvamp (NT)</w:t>
+      </w:r>
+      <w:r>
+        <w:t xml:space="preserve"> påträffas på mineralrik mark i granskog med mycket hög luftfuktighet, t.ex. vid källflöden, fuktdråg, bäckar eller i anslutning till vattenfall och forsdimma. Arten är mycket uttorkningskänslig och kräver granskogsmiljöer med konstant mycket hög luftfuktighet. Den tål inte en slutavverkning eller någon form av dränering som påverkar växtplatsens hydrologi (SLU Artdatabanken, 2024).</w:t>
+      </w:r>
+    </w:p>
+    <w:p>
+      <w:r>
+        <w:rPr>
+          <w:b/>
+        </w:rPr>
+        <w:t>Lunglav (NT)</w:t>
+      </w:r>
+      <w:r>
+        <w:t xml:space="preserve"> är en av vårt lands främsta signalarter som överallt indikerar gamla lövträd, skogsbestånd med höga naturvärden och ekosystem med långskoglig kontinuitet. Lokalt kan förekomsten vara mycket riklig men den hittas nästan enbart i gamla och ej slutavverkade skogar. Artens samtliga förekomster bör uppmärksammas från naturvårdssynpunkt, då många lokaler även hyser andra ovanliga och rödlistade arter. Rikliga förekomster bör skyddas med biotopskydd, frivilliga avsättningar eller reservat. På lunglav kan de sällsynta lavparasiterna lunglavshårprick (CR), </w:t>
+      </w:r>
+      <w:r>
+        <w:rPr>
+          <w:i/>
+        </w:rPr>
+        <w:t>Abrothallus diederichii</w:t>
+      </w:r>
+      <w:r>
+        <w:t xml:space="preserve"> (VU), </w:t>
+      </w:r>
+      <w:r>
+        <w:rPr>
+          <w:i/>
+        </w:rPr>
+        <w:t>Abrothallus lobariae</w:t>
+      </w:r>
+      <w:r>
+        <w:t xml:space="preserve"> (VU), </w:t>
+      </w:r>
+      <w:r>
+        <w:rPr>
+          <w:i/>
+        </w:rPr>
+        <w:t>Calycina lobariae</w:t>
+      </w:r>
+      <w:r>
+        <w:t xml:space="preserve"> (VU), lunglavsknapp (VU) och skrovelmössing (VU) påträffas. Lunglav är typisk art för </w:t>
+      </w:r>
+      <w:r>
+        <w:rPr>
+          <w:i/>
+        </w:rPr>
+        <w:t>9010 Taiga, 9020 Nordlig ädellövskog, 9110 Näringsfattig bokskog, 9130 Näringsrik bokskog, 9160 Näringsrik ekskog, 9180 Ädellövskog i branter, 9190 Näringsfattig ekskog, 9070 Trädklädd betesmark, 9040 Fjällbjörkskog</w:t>
+      </w:r>
+      <w:r>
+        <w:t xml:space="preserve"> och</w:t>
+      </w:r>
+      <w:r>
+        <w:rPr>
+          <w:i/>
+        </w:rPr>
+        <w:t xml:space="preserve"> 6530 Lövängar</w:t>
+      </w:r>
+      <w:r>
+        <w:t xml:space="preserve"> (SLU Artdatabanken, 2026; Nitare &amp; Skogsstyrelsen, 2019).</w:t>
+      </w:r>
+    </w:p>
+    <w:p>
+      <w:r>
+        <w:rPr>
+          <w:b/>
+        </w:rPr>
+        <w:t>Rosenticka (NT)</w:t>
+      </w:r>
+      <w:r>
+        <w:t xml:space="preserve">, rödlistad som nära hotad, ingår i en karaktäristisk association av vedsvampar som växer på gamla, grova granlågor i urskogsartade barrskogar. Den är placerad i toppen av Skogsstyrelsens värdepyramid för bedömning av skog med höga naturvärden och indikerar ett granskogsekosystem med långvarig kontinuitet av grova lågor. Artens beroende av grova granlågor innebär att alla skogsskötselåtgärder på eller i omedelbar närhet av lokalerna utgör ett hot på lång sikt. Det är angeläget att populationerna inte ytterligare glesas ut och ett tillräckligt antal områden där arten nu finns måste sparas för framtiden. Rosenticka är typisk art för </w:t>
+      </w:r>
+      <w:r>
+        <w:rPr>
+          <w:i/>
+        </w:rPr>
+        <w:t xml:space="preserve">9010 Taiga </w:t>
+      </w:r>
+      <w:r>
+        <w:t xml:space="preserve">och </w:t>
+      </w:r>
+      <w:r>
+        <w:rPr>
+          <w:i/>
+        </w:rPr>
+        <w:t>9050 Näringsrik granskog</w:t>
+      </w:r>
+      <w:r>
+        <w:t xml:space="preserve"> (Nitare &amp; Skogsstyrelsen, 2019; SLU Artdatabanken, 2024).</w:t>
+      </w:r>
+    </w:p>
+    <w:p>
+      <w:r>
+        <w:rPr>
+          <w:b/>
+        </w:rPr>
+        <w:t>Rynkskinn (NT)</w:t>
+      </w:r>
+      <w:r>
+        <w:t xml:space="preserve"> är en vednedbrytare som växer på grova granlågor och ingår i en karaktäristisk association av vedsvampar knutna till urskogsartade barrskogar. Den har klassificerats som en “urskogsindikator” och är placerad i toppen av Skogsstyrelsens värdepyramid för bedömning av skog med höga naturvärden. Allt tyder på att rynkskinn är mycket känslig för skogliga ingrepp och lokalerna, som oftast har höga biologiska kvaliteter, bör lämnas till fri utveckling. Rynkskinn är typisk art för </w:t>
+      </w:r>
+      <w:r>
+        <w:rPr>
+          <w:i/>
+        </w:rPr>
+        <w:t xml:space="preserve">9010 Taiga, 9050 Näringsrik granskog </w:t>
+      </w:r>
+      <w:r>
+        <w:t>och</w:t>
+      </w:r>
+      <w:r>
+        <w:rPr>
+          <w:i/>
+        </w:rPr>
+        <w:t xml:space="preserve"> 9030 Landhöjningsskog</w:t>
+      </w:r>
+      <w:r>
+        <w:t xml:space="preserve"> (Nitare &amp; Skogsstyrelsen, 2019; SLU Artdatabanken, 2026).</w:t>
+      </w:r>
+    </w:p>
+    <w:p>
+      <w:r>
+        <w:rPr>
+          <w:b/>
+        </w:rPr>
+        <w:t>Silverfläckspraktmal (NT)</w:t>
+      </w:r>
+      <w:r>
+        <w:t xml:space="preserve"> är en sällsynt art som främst förekommer i anslutning till åldriga hålträd i områden med lång trädkontinuitet. Den är funnen i Sverige inom ett relativt stort utbredningsområde från Skåne till Norrbotten. Bristande kontinuitet av naturskogar och borttagning av gamla lövträd minskar successivt antalet kända lokaler. Silverfläckspraktmalen ingår i ett åtgärdsprogram för hotade arter (ÅGP) (SLU Artdatabanken, 2024).</w:t>
+      </w:r>
+    </w:p>
+    <w:p>
+      <w:r>
+        <w:rPr>
+          <w:b/>
+        </w:rPr>
+        <w:t>Skrovellav (NT)</w:t>
+      </w:r>
+      <w:r>
+        <w:t xml:space="preserve"> växer på gamla lövträd och på klippor i gamla skogar med hög och jämn luftfuktighet. Slutavverkning av kontinuitetsskog utgör det största hotet och lavens fortsatta förekomst bör säkerställas genom att lokaler med äldre skog skyddas. I områden med mycket hög luftfuktighet kan man på bålen av skrovellav finna de sällsynta parasitsvamparna skrovellavsknapp (EN), </w:t>
+      </w:r>
+      <w:r>
+        <w:rPr>
+          <w:i/>
+        </w:rPr>
+        <w:t>Catillaria lobariicola</w:t>
+      </w:r>
+      <w:r>
+        <w:t xml:space="preserve"> (VU) och </w:t>
+      </w:r>
+      <w:r>
+        <w:rPr>
+          <w:i/>
+        </w:rPr>
+        <w:t>Merismatium lobariae</w:t>
+      </w:r>
+      <w:r>
+        <w:t xml:space="preserve"> (DD). Skrovellav är typisk art för </w:t>
+      </w:r>
+      <w:r>
+        <w:rPr>
+          <w:i/>
+        </w:rPr>
+        <w:t xml:space="preserve">9010 Taiga, 9020 Nordlig ädellövskog, 9040 Fjällbjörkskog, 9070 Trädklädd betesmark, 9160 Näringsrik ekskog, 9180 Ädellövskog i branter, 9190 Näringsfattig ekskog, 8210 Kalkbranter </w:t>
+      </w:r>
+      <w:r>
+        <w:t xml:space="preserve">och </w:t>
+      </w:r>
+      <w:r>
+        <w:rPr>
+          <w:i/>
+        </w:rPr>
+        <w:t>6530 Lövängar</w:t>
+      </w:r>
+      <w:r>
+        <w:t xml:space="preserve"> (SLU Artdatabanken, 2026; Nitare &amp; Skogsstyrelsen, 2019).</w:t>
+      </w:r>
+    </w:p>
+    <w:p>
+      <w:r>
+        <w:rPr>
+          <w:b/>
+        </w:rPr>
+        <w:t>Stiftgelélav (NT)</w:t>
+      </w:r>
+      <w:r>
+        <w:t xml:space="preserve"> växer på gamla aspar och sälgar i blandskogar med hög luftfuktighet. Slutavverkning och vedhuggning är de största hoten och lokaler bör undantas från rationell skogsskötsel. På lång sikt måste inslaget av asp öka i svensk skog. Stiftgelélav är typisk art för </w:t>
+      </w:r>
+      <w:r>
+        <w:rPr>
+          <w:i/>
+        </w:rPr>
+        <w:t>9010 Taiga</w:t>
+      </w:r>
+      <w:r>
+        <w:t xml:space="preserve"> (SLU Artdatabanken, 2024).</w:t>
+      </w:r>
+    </w:p>
+    <w:p>
+      <w:r>
+        <w:rPr>
+          <w:b/>
+        </w:rPr>
+        <w:t>Talltita (NT, §4)</w:t>
+      </w:r>
+      <w:r>
+        <w:t>, rödlistad som nära hotad och prioriterad art i Skogsvårdslagen, har häckningsrevir i anmälan. Arten har minskat kraftigt de senaste 30 åren och minskningstakten innevarande 10-årsperiod beräknas till 20 (10–30) %. Talltitan är synnerligen trogen sitt cirka 15 hektar stora revir och är beroende av flerskiktade olikåldriga skogar för att kunna föda upp sina ungar. Talltitan försvinner om dess livsmiljö kalavverkas (Eggers &amp; Low, 2014; Ekman, 1979; Griesser et al, 2007; Klein, 2020; Siffczyk et al, 2003; SLU Artdatabanken, 2021).</w:t>
+      </w:r>
+    </w:p>
+    <w:p>
+      <w:r>
+        <w:rPr>
+          <w:b/>
+        </w:rPr>
+        <w:t>Tretåig hackspett (NT, §4)</w:t>
+      </w:r>
+      <w:r>
+        <w:t xml:space="preserve"> är rödlistad som nära hotad och ingår i bilaga 1 i EU:s fågeldirektiv. Tretåig hackspett är för sin överlevnad beroende av kontinuerlig tillförsel av äldre döende och död ved, som sker genom naturliga självgallringsprocesser i äldre grannaturskogar och barrblandade naturskogar. Om en skog genom skogsbruk gallras eller glesas ur så upphör och uteblir i stort sett den naturliga självgallringsprocessen för mycket lång tid framöver vilket omöjliggör upprätthållandet av den kontinuerliga ekologiska funktionen i ett område. Det finns studier som visar att naturskogens självgallringsprocess som den tretåiga hackspetten är beroende av, inte kan ersättas med efterlämnad hänsyn i skogsbruket (Imbeau &amp; Desrochers, 2002). Storleken på häckningsreviret varierar med skogstypen, förekomsten av död ved och graden av fragmentering, men är i allmänhet i storleksordningen 25–100 hektar. Vintertid krävs ofta betydligt större områden och det finns studier som antyder att arten behöver minst 100 hektar äldre skog. I områden med låg bonitet kan det behövas över 200 hektar lämpligt habitat för att ett par ska kunna reproducera sig. Områden med dokumenterad permanent förekomst i naturskogsmiljöer har vanligen så stora naturvärden att skogsbruk är olämpligt. Tretåig hackspett är typisk art för </w:t>
+      </w:r>
+      <w:r>
+        <w:rPr>
+          <w:i/>
+        </w:rPr>
+        <w:t xml:space="preserve">9010 Taiga, 9740 Skogsbevuxen myr, 9030 Landhöjningsskog </w:t>
+      </w:r>
+      <w:r>
+        <w:t xml:space="preserve">och </w:t>
+      </w:r>
+      <w:r>
+        <w:rPr>
+          <w:i/>
+        </w:rPr>
+        <w:t>9040 Fjällbjörkskog</w:t>
+      </w:r>
+      <w:r>
+        <w:t xml:space="preserve"> (Skogsstyrelsen, 2016; SLU Artdatabanken, 2024).</w:t>
+      </w:r>
+    </w:p>
+    <w:p>
+      <w:r>
+        <w:rPr>
+          <w:b/>
+        </w:rPr>
+        <w:t>Ullticka (NT)</w:t>
+      </w:r>
+      <w:r>
+        <w:t xml:space="preserve"> är knuten till restbestånd av barrnaturskog och förekommer med ett tydligt optimum i orörda eller måttligt påverkade gamla granskogar där det föreligger viss kontinuitet av grov död ved. Ullticka är en bra signalart inom hela sitt utbredningsområde och i södra Sverige är den sällsynt och en god signalart för skyddsvärda granskogsmiljöer. Den hotas av avverkning och fragmentering av naturskog och äldre granskog med lång trädkontinuitet. På ullticka kan ibland ulltickeporing (VU) påträffas - det är en sällsynt ticka som nyligen delats upp i de tre olika arterna ulltickeporing </w:t>
+      </w:r>
+      <w:r>
+        <w:rPr>
+          <w:i/>
+        </w:rPr>
+        <w:t xml:space="preserve">Skeletocutis brevispora </w:t>
+      </w:r>
+      <w:r>
+        <w:t>(VU)</w:t>
+      </w:r>
+      <w:r>
+        <w:rPr>
+          <w:i/>
+        </w:rPr>
+        <w:t>, Skeletocutis delicata</w:t>
+      </w:r>
+      <w:r>
+        <w:t xml:space="preserve"> (VU)</w:t>
+      </w:r>
+      <w:r>
+        <w:rPr>
+          <w:i/>
+        </w:rPr>
+        <w:t xml:space="preserve"> och Skeletocutis exilis</w:t>
+      </w:r>
+      <w:r>
+        <w:t xml:space="preserve"> (NT). Ullticka är typisk art för </w:t>
+      </w:r>
+      <w:r>
+        <w:rPr>
+          <w:i/>
+        </w:rPr>
+        <w:t xml:space="preserve">9010 Taiga, 9050 Näringsrik granskog </w:t>
+      </w:r>
+      <w:r>
+        <w:t xml:space="preserve">och </w:t>
+      </w:r>
+      <w:r>
+        <w:rPr>
+          <w:i/>
+        </w:rPr>
+        <w:t>9030 Landhöjningsskog</w:t>
+      </w:r>
+      <w:r>
+        <w:t xml:space="preserve"> (SLU Artdatabanken, 2026; Nitare &amp; Skogsstyrelsen, 2019; Miettinen &amp; Niemelä, 2018).</w:t>
+      </w:r>
+    </w:p>
+    <w:p>
+      <w:r>
+        <w:rPr>
+          <w:b/>
+        </w:rPr>
+        <w:t xml:space="preserve">Vedtrappmossa (NT) </w:t>
+      </w:r>
+      <w:r>
+        <w:t xml:space="preserve">växer på död ved, främst i gammal granskog. Den förekommer knappast alls i fjällnära barrskogar utan finns i skogslandskapet nedom fjällen och framför allt i landets södra delar är den en mycket bra signalart för barrnaturskog med höga naturvärden. Skogsavverkning och brist på grov död ved i skogen är de allvarligaste hoten och den överlever inte kalhyggesbruk. Lokaler med sluten granskog, tillräckligt stora för att säkerställa ett kontinuerligt tillskott på grova lågor, bör undantas från storskaligt skogsbruk. Vedtrappmossa är typisk art för </w:t>
+      </w:r>
+      <w:r>
+        <w:rPr>
+          <w:i/>
+        </w:rPr>
+        <w:t>9010 Taiga</w:t>
+      </w:r>
+      <w:r>
+        <w:t xml:space="preserve"> (SLU Artdatabanken, 2024).</w:t>
+      </w:r>
+    </w:p>
+    <w:p>
+      <w:r>
+        <w:rPr>
+          <w:b/>
+        </w:rPr>
+        <w:t>Vitgrynig nållav (NT)</w:t>
+      </w:r>
+      <w:r>
+        <w:t xml:space="preserve"> växer nästan uteslutande på bark av gamla, senvuxna granar i skuggiga lägen med hög och jämn luftfuktighet. Den vanligaste naturtypen för arten är kontinuitetsskogar på frisk mark men den finns också i sumpgranskogar. På lång sikt utgör avverkningar av olikåldriga granskogar av naturskogskaraktär ett allvarligt hot mot arten och skogsbruksåtgärder på eller i närheten av växtplatserna bör undvikas. Naturskogsartade, fuktiga granskogar med förekomster av arten signalerar höga biologiska värden och bör bevaras (SLU Artdatabanken, 2024; Nitare &amp; Skogsstyrelsen, 2019).</w:t>
+      </w:r>
+    </w:p>
+    <w:p>
+      <w:r>
+        <w:rPr>
+          <w:b/>
+        </w:rPr>
+        <w:t xml:space="preserve">Bollvitmossa </w:t>
+      </w:r>
+      <w:r>
+        <w:t xml:space="preserve">är en bra signalart inom hela sitt utbredningsområde. Vanligast är den i naturvårdsintressanta tallsumpskogar. Även gransumpskogar med bollvitmossa har normalt höga naturvärden. Arten indikerar skogsmark med stabila hydrologiska förhållanden och sannolikt även lång skoglig kontinuitet. Bollvitmossa är typisk art för </w:t>
+      </w:r>
+      <w:r>
+        <w:rPr>
+          <w:i/>
+        </w:rPr>
+        <w:t xml:space="preserve">9010 Taiga </w:t>
+      </w:r>
+      <w:r>
+        <w:t xml:space="preserve">och </w:t>
+      </w:r>
+      <w:r>
+        <w:rPr>
+          <w:i/>
+        </w:rPr>
+        <w:t xml:space="preserve">9740 Skogsbevuxen myr </w:t>
+      </w:r>
+      <w:r>
+        <w:t>(SLU Artdatabanken, 2025; Nitare &amp; Skogsstyrelsen, 2019).</w:t>
+      </w:r>
+    </w:p>
+    <w:p>
+      <w:r>
+        <w:rPr>
+          <w:b/>
+        </w:rPr>
+        <w:t>Bårdlav</w:t>
+      </w:r>
+      <w:r>
+        <w:t xml:space="preserve"> signalerar miljöer med höga naturvärden och på lokalerna finns vanligtvis många andra ovanliga och rödlistade arter. Den visar även på platser med hög och jämn luftfuktighet. På bårdlav och andra njurlavar (Nephroma) kan de sällsynta parasiterna </w:t>
+      </w:r>
+      <w:r>
+        <w:rPr>
+          <w:i/>
+        </w:rPr>
+        <w:t xml:space="preserve">Protounguicularia nephromatis </w:t>
+      </w:r>
+      <w:r>
+        <w:t xml:space="preserve">(VU) och </w:t>
+      </w:r>
+      <w:r>
+        <w:rPr>
+          <w:i/>
+        </w:rPr>
+        <w:t xml:space="preserve">Tremella nephromatis </w:t>
+      </w:r>
+      <w:r>
+        <w:t xml:space="preserve">(DD) påträffas. Bårdlav är typisk art för </w:t>
+      </w:r>
+      <w:r>
+        <w:rPr>
+          <w:i/>
+        </w:rPr>
+        <w:t xml:space="preserve">9010 Taiga, 9020 Nordlig ädellövskog, 9070 Trädklädd betesmark, 9110 Näringsfattig bokskog, 9160 Näringsrik ekskog, 9180 Ädellövskog i branter </w:t>
+      </w:r>
+      <w:r>
+        <w:t>och</w:t>
+      </w:r>
+      <w:r>
+        <w:rPr>
+          <w:i/>
+        </w:rPr>
+        <w:t xml:space="preserve"> 9190 Näringsfattig ekskog</w:t>
+      </w:r>
+      <w:r>
+        <w:t xml:space="preserve"> (SLU Artdatabanken, 2026; Nitare &amp; Skogsstyrelsen, 2019).</w:t>
+      </w:r>
+    </w:p>
+    <w:p>
+      <w:r>
+        <w:rPr>
+          <w:b/>
+        </w:rPr>
+        <w:t xml:space="preserve">Granbarkgnagare </w:t>
+      </w:r>
+      <w:r>
+        <w:t xml:space="preserve">är en skalbagge vars larvutveckling sker i den tjocka ytterbarken på gamla och mycket grova levande granar. Man lägger lätt märke till angreppen på träden eftersom flera grova kläckhål ligger ganska tätt intill varandra på de grövre barkåsarna. Kläckhålen är runda och ca 1,5 mm breda. Granbarkgnagare är typisk art för </w:t>
+      </w:r>
+      <w:r>
+        <w:rPr>
+          <w:i/>
+        </w:rPr>
+        <w:t xml:space="preserve">9010 Taiga </w:t>
+      </w:r>
+      <w:r>
+        <w:t>(Ehnström, 2002; SLU Artdatabanken, 2025).</w:t>
+      </w:r>
+    </w:p>
+    <w:p>
+      <w:r>
+        <w:rPr>
+          <w:b/>
+        </w:rPr>
+        <w:t xml:space="preserve">Grönpyrola </w:t>
+      </w:r>
+      <w:r>
+        <w:t xml:space="preserve">växer främst på sandig, torr eller frisk mark i äldre barrskog, ofta på isälvsmaterial såsom sand och grus. Den påträffas främst i äldre naturligt uppkomna barrskogar, exempelvis på tallmoar, i åssluttningar, dyner och rasbranter. Arten är känslig för skogsbruksmetoder såsom slutavverkning och markberedning. Grönpyrola är typisk art för </w:t>
+      </w:r>
+      <w:r>
+        <w:rPr>
+          <w:i/>
+        </w:rPr>
+        <w:t>9010 Taiga, 9060 Åsbarrskog</w:t>
+      </w:r>
+      <w:r>
+        <w:t xml:space="preserve"> och</w:t>
+      </w:r>
+      <w:r>
+        <w:rPr>
+          <w:i/>
+        </w:rPr>
+        <w:t xml:space="preserve"> 1610 Åsöar i Östersjön </w:t>
+      </w:r>
+      <w:r>
+        <w:t>(Nitare &amp; Skogsstyrelsen, 2019; SLU Artdatabanken, 2025).</w:t>
+      </w:r>
+    </w:p>
+    <w:p>
+      <w:r>
+        <w:rPr>
+          <w:b/>
+        </w:rPr>
+        <w:t>Gulnål</w:t>
+      </w:r>
+      <w:r>
+        <w:t xml:space="preserve"> växer mest på murknande lövträdsved och barrträdsved och förekommer i skuggiga miljöer med hög luftfuktighet. I södra Sverige är den en relativt bra signal på biotoper med höga naturvärden och följs ofta av sällsynta arter. Gulnål är typisk art för </w:t>
+      </w:r>
+      <w:r>
+        <w:rPr>
+          <w:i/>
+        </w:rPr>
+        <w:t>9110 Näringsfattig bokskog</w:t>
+      </w:r>
+      <w:r>
+        <w:t xml:space="preserve"> och</w:t>
+      </w:r>
+      <w:r>
+        <w:rPr>
+          <w:i/>
+        </w:rPr>
+        <w:t xml:space="preserve"> 9130 Näringsrik bokskog </w:t>
+      </w:r>
+      <w:r>
+        <w:t>(Nitare &amp; Skogsstyrelsen, 2019; SLU Artdatabanken, 2025).</w:t>
+      </w:r>
+    </w:p>
+    <w:p>
+      <w:r>
+        <w:rPr>
+          <w:b/>
+        </w:rPr>
+        <w:t>Gulpudrad spiklav</w:t>
+      </w:r>
+      <w:r>
+        <w:t xml:space="preserve"> är en av de viktigaste karaktärsarterna för gamla grova ekar. Den har högt signalvärde och visar på jätteekar som ofta har en rik flora av andra sällsynta lavar. Förekomster på andra substrat än ek visar också på skyddsvärda trädbestånd. Gulpudrad spiklav är typisk art för </w:t>
+      </w:r>
+      <w:r>
+        <w:rPr>
+          <w:i/>
+        </w:rPr>
+        <w:t>9070 Trädklädd betesmark</w:t>
+      </w:r>
+      <w:r>
+        <w:t xml:space="preserve"> och </w:t>
+      </w:r>
+      <w:r>
+        <w:rPr>
+          <w:i/>
+        </w:rPr>
+        <w:t>9160 Näringsrik ekskog</w:t>
+      </w:r>
+      <w:r>
+        <w:t xml:space="preserve"> (Nitare &amp; Skogsstyrelsen, 2019; SLU Artdatabanken, 2025).</w:t>
+      </w:r>
+    </w:p>
+    <w:p>
+      <w:r>
+        <w:rPr>
+          <w:b/>
+        </w:rPr>
+        <w:t>Korallblylav</w:t>
+      </w:r>
+      <w:r>
+        <w:t xml:space="preserve"> växer på bark av asp, ask, rönn, sälg, bok och lönn och signalerar överallt skogsbestånd med höga naturvärden och den följs nästan alltid av andra ovanliga och rödlistade arter. Den indikerar hög och jämn luftfuktighet och växer främst i områden med lång skoglig kontinuitet där det funnits ett ständigt inslag av gamla lövträd. Korallblylav är typisk art för </w:t>
+      </w:r>
+      <w:r>
+        <w:rPr>
+          <w:i/>
+        </w:rPr>
+        <w:t xml:space="preserve">9020 Nordlig ädellövskog, 9070 Trädklädd betesmark, 9160 Näringsrik ekskog, 9180 Ädellövskog i branter </w:t>
+      </w:r>
+      <w:r>
+        <w:t>och</w:t>
+      </w:r>
+      <w:r>
+        <w:rPr>
+          <w:i/>
+        </w:rPr>
+        <w:t xml:space="preserve"> 9190 Näringsfattig ekskog</w:t>
+      </w:r>
+      <w:r>
+        <w:t xml:space="preserve"> (SLU Artdatabanken, 2024; Nitare &amp; Skogsstyrelsen, 2019).</w:t>
+      </w:r>
+    </w:p>
+    <w:p>
+      <w:r>
+        <w:rPr>
+          <w:b/>
+        </w:rPr>
         <w:t>Korallrot (§8)</w:t>
       </w:r>
       <w:r>
-        <w:t xml:space="preserve"> växer i sumpskogar och annan fuktig eller växelfuktig skogsmark, exempelvis i alkärr och kärrkanter, fuktiga bäckdalar, raviner, myrlaggar, sumpiga strandskogar samt i fuktiga lundar. Den visar på mer eller mindre stabila förhållanden och intakt hydrologi och är känslig för avverkning, körskador, skogsgödsling och dikning. Arten är fridlyst enligt 8 § artskyddsförordningen (SLU Artdatabanken, 2024; Nitare &amp; Skogsstyrelsen, 2019).</w:t>
+        <w:t xml:space="preserve"> växer i sumpskogar och annan fuktig eller växelfuktig skogsmark, exempelvis i alkärr och kärrkanter, fuktiga bäckdalar, raviner, myrlaggar, sumpiga strandskogar samt i fuktiga lundar. Den visar på mer eller mindre stabila förhållanden och intakt hydrologi och är känslig för avverkning, körskador, skogsgödsling och dikning. Korallrot är typisk art för </w:t>
+      </w:r>
+      <w:r>
+        <w:rPr>
+          <w:i/>
+        </w:rPr>
+        <w:t>9080 Lövsumpskog</w:t>
+      </w:r>
+      <w:r>
+        <w:t xml:space="preserve"> och fridlyst enligt 8 § artskyddsförordningen (SLU Artdatabanken, 2024; Nitare &amp; Skogsstyrelsen, 2019).</w:t>
       </w:r>
     </w:p>
     <w:p>
@@ -721,10 +1149,28 @@
         <w:rPr>
           <w:b/>
         </w:rPr>
-        <w:t>Lavskrika (§4)</w:t>
-      </w:r>
-      <w:r>
-        <w:t>, prioriterad art i Skogsvårdslagen, är en mycket stationär fågel, som häckar i äldre, slutna och hänglavsrika barrskogar. Reviren är livslånga med hemområden som varierar mellan 50 och 150 ha. Inom ett revir av hög kvalitet finns det som regel ett eller flera kärnområden (1–20 ha) med relativt tät flerskiktad granskog. Arten missgynnas när flerskiktad skog omförs till enskiktade bestånd och även röjning och hård gallring är starkt negativt. Lavskrikan har relativt stora hemområden och försvinner när den äldre skogen fragmenteras, särskilt allvarligt är när kärnområdena avverkas. (Skogsstyrelsen 2016). Populationen har minskat med 20–40 % de senaste 30 åren. Arten försvinner successivt framför allt vid dess utbredningsgränser (SLU Artdatabanken, 2021).</w:t>
+        <w:t xml:space="preserve">Källpraktmossa </w:t>
+      </w:r>
+      <w:r>
+        <w:t xml:space="preserve">växer på fuktig eller blöt, näringsrik och ofta mineralrik mark, t.ex. i sumpskogar. Den är en god signalart i södra och mellersta Sverige och förekommer ofta i artrika miljöer med t.ex. kärrkammossa, bågpraktmossa, filtrundmossa och skogshakmossa. Eftersom mängden våtmarker har reducerats kraftigt i södra Sverige under det senaste seklet har förekomsten av källpraktmossa troligen minskat i söder. Källpraktmossa är typisk art för </w:t>
+      </w:r>
+      <w:r>
+        <w:rPr>
+          <w:i/>
+        </w:rPr>
+        <w:t xml:space="preserve">7160 Källor och källkärr, 9750 Svämlövskog </w:t>
+      </w:r>
+      <w:r>
+        <w:t>och</w:t>
+      </w:r>
+      <w:r>
+        <w:rPr>
+          <w:i/>
+        </w:rPr>
+        <w:t xml:space="preserve"> 9080 Lövsumpskog </w:t>
+      </w:r>
+      <w:r>
+        <w:t>(Nitare &amp; Skogsstyrelsen, 2019; SLU Artdatabanken, 2025).</w:t>
       </w:r>
     </w:p>
     <w:p>
@@ -732,10 +1178,37 @@
         <w:rPr>
           <w:b/>
         </w:rPr>
-        <w:t>Spillkråka (NT, §4)</w:t>
-      </w:r>
-      <w:r>
-        <w:t xml:space="preserve"> är rödlistad som nära hotad och ingår i bilaga 1 i EU:s fågeldirektiv. Den minskar i population på grund av minskad tillgång på lämpliga bo- och födoträd och minskad födotillgång. Spillkråkans minskningstakt har uppgått till 19 (24–10) % under de senaste 15 åren. Minskningstakten för den svenska populationen bedöms vara nära gränsvärdet för Sårbar (VU) (A2bc). Skogsbruk med korta omloppstider och täta, homogena ungskogar utgör det största hotet, (SLU Artdatabanken, 2023).</w:t>
+        <w:t>Luddlav</w:t>
+      </w:r>
+      <w:r>
+        <w:t xml:space="preserve"> signalerar lång skoglig kontinuitet med ett stabilt lokal- och mikroklimat med hög och jämn fuktighet. Luddlav är typisk art för </w:t>
+      </w:r>
+      <w:r>
+        <w:rPr>
+          <w:i/>
+        </w:rPr>
+        <w:t>9010 Taiga,</w:t>
+      </w:r>
+      <w:r>
+        <w:t xml:space="preserve"> </w:t>
+      </w:r>
+      <w:r>
+        <w:rPr>
+          <w:i/>
+        </w:rPr>
+        <w:t xml:space="preserve">9020 Nordlig ädellövskog, 9070 Trädklädd betesmark, 9110 Näringsfattig bokskog, 9180 Ädellövskog i branter </w:t>
+      </w:r>
+      <w:r>
+        <w:t>och</w:t>
+      </w:r>
+      <w:r>
+        <w:rPr>
+          <w:i/>
+        </w:rPr>
+        <w:t xml:space="preserve"> 9190 Näringsfattig ekskog </w:t>
+      </w:r>
+      <w:r>
+        <w:t>(Nitare &amp; Skogsstyrelsen, 2019; SLU Artdatabanken, 2025).</w:t>
       </w:r>
     </w:p>
     <w:p>
@@ -743,10 +1216,106 @@
         <w:rPr>
           <w:b/>
         </w:rPr>
+        <w:t xml:space="preserve">Norrlandslav </w:t>
+      </w:r>
+      <w:r>
+        <w:t xml:space="preserve">indikerar söder om den naturliga norrlandsgränsen barrskogsbeklädda bergbranter eller andra ostörda skogsmiljöer med höga naturvärden. Norrlandslav är typisk art för </w:t>
+      </w:r>
+      <w:r>
+        <w:rPr>
+          <w:i/>
+        </w:rPr>
+        <w:t xml:space="preserve">9010 Taiga, 8110 Silikatrasmarker </w:t>
+      </w:r>
+      <w:r>
+        <w:t>och</w:t>
+      </w:r>
+      <w:r>
+        <w:rPr>
+          <w:i/>
+        </w:rPr>
+        <w:t xml:space="preserve"> 8120 Kalkrasmarker </w:t>
+      </w:r>
+      <w:r>
+        <w:t>(Nitare &amp; Skogsstyrelsen, 2000; SLU Artdatabanken, 2025).</w:t>
+      </w:r>
+    </w:p>
+    <w:p>
+      <w:r>
+        <w:rPr>
+          <w:b/>
+        </w:rPr>
+        <w:t>Nästlav</w:t>
+      </w:r>
+      <w:r>
+        <w:t xml:space="preserve"> indikerar söder om den naturliga norrlandsgränsen äldre barrskogsområden med höga naturvärden där andra ovanliga nordliga barrskogsarter kan påträffas. Nästlav är typisk art för </w:t>
+      </w:r>
+      <w:r>
+        <w:rPr>
+          <w:i/>
+        </w:rPr>
+        <w:t xml:space="preserve">9010 Taiga </w:t>
+      </w:r>
+      <w:r>
+        <w:t>(Nitare &amp; Skogsstyrelsen, 2019; SLU Artdatabanken, 2025).</w:t>
+      </w:r>
+    </w:p>
+    <w:p>
+      <w:r>
+        <w:rPr>
+          <w:b/>
+        </w:rPr>
+        <w:t xml:space="preserve">Skinnlav </w:t>
+      </w:r>
+      <w:r>
+        <w:t xml:space="preserve">förekommer på diverse lövträd, främst på gammal asp och sälg. Den påträffas främst i områden med lång kontinuitet av grova lövträd och signalerar skogsmark med höga naturvärden. På lokalerna förekommer som regel ett flertal andra ovanliga eller rödlistade lavar. I likhet med gelélavarna, etablerar sig skinnlaven i skogsmark på grova aspar i sena lövsuccessioner. Skinnlav är typisk art för </w:t>
+      </w:r>
+      <w:r>
+        <w:rPr>
+          <w:i/>
+        </w:rPr>
+        <w:t xml:space="preserve">9010 Taiga, 9020 Nordlig ädellövskog </w:t>
+      </w:r>
+      <w:r>
+        <w:t xml:space="preserve">och </w:t>
+      </w:r>
+      <w:r>
+        <w:rPr>
+          <w:i/>
+        </w:rPr>
+        <w:t xml:space="preserve">9070 Trädklädd betesmark </w:t>
+      </w:r>
+      <w:r>
+        <w:t>(Nitare &amp; Skogsstyrelsen, 2019; SLU Artdatabanken, 2025).</w:t>
+      </w:r>
+    </w:p>
+    <w:p>
+      <w:r>
+        <w:rPr>
+          <w:b/>
+        </w:rPr>
         <w:t>Spindelblomster (§8)</w:t>
       </w:r>
       <w:r>
-        <w:t xml:space="preserve"> växer i äldre mossrik granskog eller barrblandskog, men även i fjällbjörkskog. Arten indikerar långvarig trädkontinuitet och hög luftfuktighet och är mycket känslig för uttorkning och markskador. Spindelblomster har i många trakter minskat starkt under senare tid på grund av slutavverkningar och skogsmarksdikning (Nitare &amp; Skogsstyrelsen, 2019).</w:t>
+        <w:t xml:space="preserve"> växer i äldre mossrik granskog eller barrblandskog, men även i fjällbjörkskog. Arten indikerar långvarig trädkontinuitet och hög luftfuktighet och är mycket känslig för uttorkning och markskador. Spindelblomster har i många trakter minskat starkt under senare tid på grund av slutavverkningar och skogsmarksdikning. Spindelblomster är typisk art för </w:t>
+      </w:r>
+      <w:r>
+        <w:rPr>
+          <w:i/>
+        </w:rPr>
+        <w:t xml:space="preserve">9010 Taiga, 9050 Näringsrik granskog </w:t>
+      </w:r>
+      <w:r>
+        <w:t>och</w:t>
+      </w:r>
+      <w:r>
+        <w:rPr>
+          <w:i/>
+        </w:rPr>
+        <w:t xml:space="preserve"> 9040 Fjällbjörkskog</w:t>
+      </w:r>
+      <w:r>
+        <w:t xml:space="preserve"> (Nitare &amp; Skogsstyrelsen, 2019; SLU Artdatabanken, 2025).</w:t>
       </w:r>
     </w:p>
     <w:p>
@@ -754,10 +1323,19 @@
         <w:rPr>
           <w:b/>
         </w:rPr>
-        <w:t>Talltita (NT, §4)</w:t>
-      </w:r>
-      <w:r>
-        <w:t>, rödlistad som nära hotad och prioriterad art i Skogsvårdslagen har häckningsrevir i anmälan. Arten har minskat kraftigt de senaste 30 åren och minskningstakten innevarande 10-årsperiod beräknas till 20 (10–30) %. Talltitan är synnerligen trogen sitt cirka 15 hektar stora revir och är beroende av flerskiktade olikåldriga skogar för att kunna föda upp sina ungar. Talltitan försvinner om dess livsmiljö kalavverkas (Eggers &amp; Low (2014); Ekman (1979); Griesser et al (2007); Klein (2020); Siffczyk et al (2003); SLU Artdatabanken (2021).</w:t>
+        <w:t xml:space="preserve">Spädstarr </w:t>
+      </w:r>
+      <w:r>
+        <w:t xml:space="preserve">är typisk art för </w:t>
+      </w:r>
+      <w:r>
+        <w:rPr>
+          <w:i/>
+        </w:rPr>
+        <w:t xml:space="preserve">9080 Lövsumpskog </w:t>
+      </w:r>
+      <w:r>
+        <w:t>(SLU Artdatabanken, 2025).</w:t>
       </w:r>
     </w:p>
     <w:p>
@@ -765,15 +1343,162 @@
         <w:rPr>
           <w:b/>
         </w:rPr>
-        <w:t>Tretåig hackspett (NT, §4)</w:t>
-      </w:r>
-      <w:r>
-        <w:t xml:space="preserve"> är rödlistad som nära hotad och ingår i bilaga 1 i EU:s fågeldirektiv. Tretåig hackspett är för sin överlevnad beroende av kontinuerlig tillförsel av äldre döende och död ved, som sker genom naturliga självgallringsprocesser i äldre grannaturskogar och barrblandade naturskogar. Om en skog genom skogsbruk gallras eller glesas ur så upphör och uteblir i stort sett den naturliga självgallringsprocessen för mycket lång tid framöver vilket omöjliggör upprätthållandet av den kontinuerliga ekologiska funktionen i ett område. Det finns studier som visar att naturskogens självgallringsprocess som den tretåiga hackspetten är beroende av, inte kan ersättas med efterlämnad hänsyn i skogsbruket (Imbeau &amp; Desrochers, 2002). Storleken på häckningsreviret varierar med skogstypen, förekomsten av död ved och graden av fragmentering, men är i allmänhet i storleksordningen 25–100 hektar. Vintertid krävs ofta betydligt större områden och det finns studier som antyder att arten behöver minst 100 hektar äldre skog. I områden med låg bonitet kan det behövas över 200 hektar lämpligt habitat för att ett par ska kunna reproducera sig. Områden med dokumenterad permanent förekomst i naturskogsmiljöer har vanligen så stora naturvärden att skogsbruk är olämpligt (Skogsstyrelsen, 2016).</w:t>
-      </w:r>
-    </w:p>
-    <w:p>
-      <w:r>
-        <w:t>I BILAGA 1 finns mer detaljerad information om ekologi samt krav på livsmiljö hos fridlysta arter.</w:t>
+        <w:t>Stor aspticka</w:t>
+      </w:r>
+      <w:r>
+        <w:t xml:space="preserve"> är knuten till gamla levande aspar och orsakar karaktäristiska inbuktningar i stammen (så kallad nekroser). Slutavverknings- och gallringsåtgärder i löv- och blandskogsbestånd som innebär att tillgången på grov asp minskar är ett hot mot arten. Det är viktigt att äldre aspar och aspbestånd sparas och för att gynna arten på sikt bör aspinslagen i t.ex. bergbranter, raviner, skogsbryn och kring äldre odlingsmarker generellt sparas i större utsträckning än vad som görs idag. Stor aspticka är typisk art för </w:t>
+      </w:r>
+      <w:r>
+        <w:rPr>
+          <w:i/>
+        </w:rPr>
+        <w:t xml:space="preserve">9010 Taiga </w:t>
+      </w:r>
+      <w:r>
+        <w:t xml:space="preserve">och </w:t>
+      </w:r>
+      <w:r>
+        <w:rPr>
+          <w:i/>
+        </w:rPr>
+        <w:t>9030 Landhöjningsskog</w:t>
+      </w:r>
+      <w:r>
+        <w:t xml:space="preserve"> (SLU Artdatabanken, 2024; Nitare &amp; Skogsstyrelsen, 2019).</w:t>
+      </w:r>
+    </w:p>
+    <w:p>
+      <w:r>
+        <w:rPr>
+          <w:b/>
+        </w:rPr>
+        <w:t>Stuplav</w:t>
+      </w:r>
+      <w:r>
+        <w:t xml:space="preserve"> är en mycket bra signalart i hela sitt utbredningsområde och förekommer nästan enbart i skogsmiljöer med höga naturvärden. Den indikerar långvarig förekomst av gamla lövträd och miljöer med konstant hög luftfuktighet. I skogar med suboceaniskt klimat finns det en mycket sällsynt parasit, njurlavsknapp </w:t>
+      </w:r>
+      <w:r>
+        <w:rPr>
+          <w:i/>
+        </w:rPr>
+        <w:t>Pletocarpon nephromeum</w:t>
+      </w:r>
+      <w:r>
+        <w:t xml:space="preserve"> (EN), som växer på stuplav. Ytterligare tre sällsynta lavparasiter, </w:t>
+      </w:r>
+      <w:r>
+        <w:rPr>
+          <w:i/>
+        </w:rPr>
+        <w:t>Protounguicularia nephromatis</w:t>
+      </w:r>
+      <w:r>
+        <w:t xml:space="preserve"> (VU), </w:t>
+      </w:r>
+      <w:r>
+        <w:rPr>
+          <w:i/>
+        </w:rPr>
+        <w:t>Refractohilum galligenum</w:t>
+      </w:r>
+      <w:r>
+        <w:t xml:space="preserve"> (NT) och </w:t>
+      </w:r>
+      <w:r>
+        <w:rPr>
+          <w:i/>
+        </w:rPr>
+        <w:t>Roselliniella nephromatis</w:t>
+      </w:r>
+      <w:r>
+        <w:t xml:space="preserve"> (DD), kan också påträffas på stuplav. Stuplav är typisk art för </w:t>
+      </w:r>
+      <w:r>
+        <w:rPr>
+          <w:i/>
+        </w:rPr>
+        <w:t>9010 Taiga</w:t>
+      </w:r>
+      <w:r>
+        <w:t xml:space="preserve"> (SLU Artdatabanken, 2026; Nitare &amp; Skogsstyrelsen, 2019).</w:t>
+      </w:r>
+    </w:p>
+    <w:p>
+      <w:r>
+        <w:rPr>
+          <w:b/>
+        </w:rPr>
+        <w:t xml:space="preserve">Vedticka </w:t>
+      </w:r>
+      <w:r>
+        <w:t xml:space="preserve">är en bra signalart söder om den naturliga norrlandsgränsen. Den är huvudsakligen knuten till äldre barrskogar där det föreligger långvarig kontinuitet av död barrved. Vedticka är typisk art för </w:t>
+      </w:r>
+      <w:r>
+        <w:rPr>
+          <w:i/>
+        </w:rPr>
+        <w:t xml:space="preserve">9010 Taiga </w:t>
+      </w:r>
+      <w:r>
+        <w:t>(Nitare &amp; Skogsstyrelsen, 2019; SLU Artdatabanken, 2025).</w:t>
+      </w:r>
+    </w:p>
+    <w:p>
+      <w:r>
+        <w:rPr>
+          <w:b/>
+        </w:rPr>
+        <w:t xml:space="preserve">Ögonpyrola </w:t>
+      </w:r>
+      <w:r>
+        <w:t xml:space="preserve">är normalt en bra signalart som visar på områden med höga naturvärden och stabila förhållanden, särskilt inom näringsfattiga trakter. Växten är mycket känslig för markskador och försvinner snabbt efter slutavverkning. Den hotas också av skogsgödsling och markavvattning. Ögonpyrola är typisk art för </w:t>
+      </w:r>
+      <w:r>
+        <w:rPr>
+          <w:i/>
+        </w:rPr>
+        <w:t>9010 Taiga</w:t>
+      </w:r>
+      <w:r>
+        <w:t xml:space="preserve"> och</w:t>
+      </w:r>
+      <w:r>
+        <w:rPr>
+          <w:i/>
+        </w:rPr>
+        <w:t xml:space="preserve"> 9070 Trädklädd betesmark</w:t>
+      </w:r>
+      <w:r>
+        <w:t xml:space="preserve"> (Nitare &amp; Skogsstyrelsen, 2019; SLU Artdatabanken, 2024).</w:t>
+      </w:r>
+    </w:p>
+    <w:p>
+      <w:r>
+        <w:rPr>
+          <w:b/>
+        </w:rPr>
+        <w:t>Spillkråka (§4)</w:t>
+      </w:r>
+      <w:r>
+        <w:t xml:space="preserve"> omfattas av bilaga 1 i EU:s fågeldirektiv och är typisk art för </w:t>
+      </w:r>
+      <w:r>
+        <w:rPr>
+          <w:i/>
+        </w:rPr>
+        <w:t xml:space="preserve">9010 Taiga </w:t>
+      </w:r>
+      <w:r>
+        <w:t>och</w:t>
+      </w:r>
+      <w:r>
+        <w:rPr>
+          <w:i/>
+        </w:rPr>
+        <w:t xml:space="preserve"> 9740 Skogsbevuxen myr</w:t>
+      </w:r>
+      <w:r>
+        <w:t>. Den behöver grova träd, främst tall, asp och bok som boträd. Skogsbruk med korta omloppstider och täta, homogena ungskogar utgör det största hotet. Spillkråka är en nyckelart i skogliga miljöer vars övergivna bohål utnyttjas av flera andra hålhäckande fågelarter och fladdermöss, däribland pärluggla (EN, §4), knipa (§4), salskrake (§4) och skogsduva (§4). Hökuggla (VU, §4) och slaguggla (§4) häckar ofta i högstubbar som brutits av i höjd med ett gammalt spillkråkebo (SLU Artdatabanken, 2026; Skogsstyrelsen, 2016).</w:t>
       </w:r>
     </w:p>
     <w:p>
@@ -919,7 +1644,7 @@
         <w:rPr>
           <w:i/>
         </w:rPr>
-        <w:t>I det avverkningsanmälda skogsområdet har 58 naturvårdsarter varav 26 rödlistade arter sina livsmiljöer och växtplatser.</w:t>
+        <w:t>I det avverkningsanmälda skogsområdet har 58 naturvårdsarter varav 27 rödlistade arter sina livsmiljöer och växtplatser.</w:t>
       </w:r>
     </w:p>
     <w:p>
@@ -1131,12 +1856,30 @@
     </w:p>
     <w:p>
       <w:r>
-        <w:t>Knärot är fridlyst enligt 8 och 15 §§ artskyddsförordningen och klassad som sårbar (VU) enligt rödlistan 2020. Knärot är beroende av hög och jämn luftfuktighet i gamla, ostörda skogsmiljöer och är känslig för snabba förändringar av ljus-/vindförhållanden eller uttorkning. På grund av ett alltför intensivt skogsbruk har den minskat med 40 (25–50) % under de senaste 60 åren och i framtiden bedöms minskningstakten uppgå till 30 (20–40) %. Till följd av att arten har en dokumenterat högre minskningstakt i förhållande till sin generationstid än vad som tidigare varit känt (data från Riksskogstaxeringen) höjdes den till hotkategori sårbar (VU) i rödlistan 2020 (SLU Artdatabanken, 2024).</w:t>
-      </w:r>
-    </w:p>
-    <w:p>
-      <w:r>
-        <w:t>En analys av 79 floraväktarlokaler åren 1990–2015 vilka återbesökts under 2020–2024 visade på en tydlig negativ påverkan på knärotsförekomster från större hyggen i närområdet (inom 150–200 m) vilket indikerar att kanteffekter har en stor påverkan på populationerna. Resultaten bekräftar knärotens känslighet för kanteffekter och visar vikten av att skydda större skogsbestånd för att bevara arten. Om det blir höga andelar (&gt;30%) hyggen inom 200 meter från en knärotsförekomst så ökar risken för att en knärotspopulation dör ut och det verkar det behövas någonstans mellan 100 och 150 meters skyddszon för att bevara arten på lång sikt (Sebestyén &amp; Sundberg, 2025).</w:t>
+        <w:t xml:space="preserve">Knärot är typisk art för </w:t>
+      </w:r>
+      <w:r>
+        <w:rPr>
+          <w:i/>
+        </w:rPr>
+        <w:t xml:space="preserve">9010 Taiga </w:t>
+      </w:r>
+      <w:r>
+        <w:t>och</w:t>
+      </w:r>
+      <w:r>
+        <w:rPr>
+          <w:i/>
+        </w:rPr>
+        <w:t xml:space="preserve"> 9050 Näringsrik granskog</w:t>
+      </w:r>
+      <w:r>
+        <w:t>, fridlyst enligt 8 och 15 §§ artskyddsförordningen och klassad som sårbar (VU) enligt rödlistan 2020. Knärot är beroende av hög och jämn luftfuktighet i gamla, ostörda skogsmiljöer och är känslig för snabba förändringar av ljus-/vindförhållanden eller uttorkning. På grund av ett alltför intensivt skogsbruk har den minskat med 40 (25–50) % under de senaste 60 åren och i framtiden bedöms minskningstakten uppgå till 30 (20–40) %. Till följd av att arten har en dokumenterat högre minskningstakt i förhållande till sin generationstid än vad som tidigare varit känt (data från Riksskogstaxeringen) höjdes den till hotkategori sårbar (VU) i rödlistan 2020 (SLU Artdatabanken, 2024).</w:t>
+      </w:r>
+    </w:p>
+    <w:p>
+      <w:r>
+        <w:t>En analys av 79 floraväktarlokaler åren 1990–2015 vilka återbesökts under 2020–2024 visade på en tydlig negativ påverkan på knärotsförekomster från större hyggen i närområdet (inom 150–200 m) vilket indikerar att kanteffekter har en stor påverkan på populationerna. Resultaten bekräftar knärotens känslighet för kanteffekter och visar vikten av att skydda större skogsbestånd för att bevara arten. Om det blir höga andelar (&gt;30%) hyggen inom 200 meter från en knärotsförekomst så ökar risken för att en knärotspopulation dör ut och det verkar det behövas någonstans mellan 100 och 150 meters skyddszon för att bevara arten på lång sikt (Sebestyén &amp; Sundberg, 2025). Detta stöds även av en studie (Johansson et al, 2026) baserad på data från Riksskogstaxeringen som visar att knäroten minskat med 66 % under perioden 1993–2022 samt att det finns en stark korrelation mellan minskande arealer kontinuitetsskog och lokal utdöenderisk. Knäroten uppvisade en mycket låg koloniseringsgrad (0,7 % över 10 år) i kombination med hög lokal utrotningsrisk (75,2 %), där utrotningssannolikheten ökade kraftigt när arealen kontinuitetsskog minskade mellan undersökningar, t.ex. på grund av kalhyggesbruk (Johansson et al., 2026).</w:t>
       </w:r>
     </w:p>
     <w:p>
@@ -1181,7 +1924,7 @@
     </w:p>
     <w:p>
       <w:r>
-        <w:t>En nyligen publicerad vetenskaplig uppsats av Koelmeijer m.fl. (2022) inkluderar orkidén knärots skyddsbehov. I uppsatsen berörs problemet med uttorkning för växter, bl.a. för knärot, ett problem som blivit accentuerat på grund av den pågående klimatförändringen och torra somrar, t.ex. den exceptionellt torra sommaren 2018. I uppsatsen undersöks områden med tre olika avstånd från kalhyggeskant med avseende på skydd bl.a. för knärot. Det första området har avstånd upp till 20 m från hyggeskant (Strong edge effect), det andra 20–40 m från hyggeskant (Weak edge effect) och det tredje avser större avstånd från hyggeskant, där kanteffekten anses vara försumbar (Interior). Ett resultat var att man fann stor eller mycket stor uttorkningseffekt på känsliga och rödlistade skogsarter vid de kortare avstånden till hyggeskant, medan effekt av uttorkning inte konstaterades på större avstånd (Interior). För orkidén knärot fann man en rik förekomst (upp till 0,06 dm2/m2) på stort avstånd från hyggeskant (Interior), medan förekomsten var liten eller närmast försumbar i de områden som klassificerades som Weak edge effect respektive Strong edge effect. Arbetet påpekar att de allt oftare förekommande torra somrarna ger ytterligare skäl att utöka skyddsavståndet från hyggen till den fuktkrävande arten knärot (Koelmeijer m.fl., 2022).</w:t>
+        <w:t>Ytterligare en studie (Koelmeijer m.fl., 2022) inkluderar knärotens skyddsbehov. I uppsatsen berörs problemet med uttorkning för växter, bl.a. för knärot, ett problem som blivit accentuerat på grund av den pågående klimatförändringen och torra somrar, t.ex. den exceptionellt torra sommaren 2018. I uppsatsen undersöks områden med tre olika avstånd från kalhyggeskant med avseende på skydd bl.a. för knärot. Det första området har avstånd upp till 20 m från hyggeskant (Strong edge effect), det andra 20–40 m från hyggeskant (Weak edge effect) och det tredje avser större avstånd från hyggeskant, där kanteffekten anses vara försumbar (Interior). Ett resultat var att man fann stor eller mycket stor uttorkningseffekt på känsliga och rödlistade skogsarter vid de kortare avstånden till hyggeskant, medan effekt av uttorkning inte konstaterades på större avstånd (Interior). För orkidén knärot fann man en rik förekomst (upp till 0,06 dm2/m2) på stort avstånd från hyggeskant (Interior), medan förekomsten var liten eller närmast försumbar i de områden som klassificerades som Weak edge effect respektive Strong edge effect. Arbetet påpekar att de allt oftare förekommande torra somrarna ger ytterligare skäl att utöka skyddsavståndet från hyggen till den fuktkrävande arten knärot (Koelmeijer m.fl., 2022).</w:t>
       </w:r>
     </w:p>
     <w:p>
@@ -1213,7 +1956,7 @@
         <w:t xml:space="preserve">Short-term response of the herbaceous layer within leave patches after harvest. </w:t>
       </w:r>
       <w:r>
-        <w:t>Forest Ecology and Management 257, 1014–1025</w:t>
+        <w:t>Forest Ecology and Management 257, 1014–1025.</w:t>
       </w:r>
     </w:p>
     <w:p>
@@ -1227,7 +1970,30 @@
         <w:t xml:space="preserve">Level and pattern of overstory retention interact to shape long-term responses of understories to timber harvest. </w:t>
       </w:r>
       <w:r>
-        <w:t>Ecological Applications, 22, 2049–2064</w:t>
+        <w:t>Ecological Applications, 22, 2049–2064.</w:t>
+      </w:r>
+    </w:p>
+    <w:p>
+      <w:r>
+        <w:t>Johansson, V., Jansson, M. och Bergman, K-O</w:t>
+      </w:r>
+      <w:r>
+        <w:rPr>
+          <w:i/>
+        </w:rPr>
+        <w:t>.</w:t>
+      </w:r>
+      <w:r>
+        <w:t>, 2026.</w:t>
+      </w:r>
+      <w:r>
+        <w:rPr>
+          <w:i/>
+        </w:rPr>
+        <w:t xml:space="preserve"> A 30-year population decline of a threatened forest orchid associated with old growth forests</w:t>
+      </w:r>
+      <w:r>
+        <w:t>. Department of Physics, Chemistry and Biology (IFM), Linköping University.</w:t>
       </w:r>
     </w:p>
     <w:p>
@@ -1241,7 +2007,7 @@
         <w:t>Retention Forestry as a Conservation Measure for Boreal Forest Ground Vegetation</w:t>
       </w:r>
       <w:r>
-        <w:t>. Doktorsavhandling, SLU, Uppsala</w:t>
+        <w:t>. Doktorsavhandling, SLU, Uppsala.</w:t>
       </w:r>
     </w:p>
     <w:p>
@@ -1255,7 +2021,7 @@
         <w:t xml:space="preserve">Interactive effects of drought and edge exposure on old-growth forest understory species. </w:t>
       </w:r>
       <w:r>
-        <w:t>Landscape Ecology, 37, sid 1839–1853</w:t>
+        <w:t>Landscape Ecology, 37, sid 1839–1853.</w:t>
       </w:r>
     </w:p>
     <w:p>
@@ -1283,7 +2049,7 @@
         <w:t>Påverkan på knärotslokaler från hyggen i närheten.</w:t>
       </w:r>
       <w:r>
-        <w:t xml:space="preserve"> DAPHNE 36:1 2025. Botaniska Sällskapet i Stockholm</w:t>
+        <w:t xml:space="preserve"> DAPHNE 36:1 2025. Botaniska Sällskapet i Stockholm.</w:t>
       </w:r>
     </w:p>
     <w:p>
@@ -1297,7 +2063,7 @@
         <w:t xml:space="preserve">Vägledning för hänsyn till knärot. </w:t>
       </w:r>
       <w:r>
-        <w:t>https://www.skogsstyrelsen.se/lag-och-tillsyn/artskydd/vagledningar-och-kunskapsstod-artskydd/vagledning-for-hansyn-till-knarot/</w:t>
+        <w:t>https://www.skogsstyrelsen.se/lag-och-tillsyn/artskydd/vagledningar-och-kunskapsstod-artskydd/vagledning-for-hansyn-till-knarot/.</w:t>
       </w:r>
     </w:p>
     <w:p>
@@ -1311,7 +2077,7 @@
         <w:t xml:space="preserve">Artfaktablad. Naturvård – artfakta. </w:t>
       </w:r>
       <w:r>
-        <w:t>SLU Artdatabanken, Uppsala</w:t>
+        <w:t>SLU Artdatabanken, Uppsala.</w:t>
       </w:r>
     </w:p>
     <w:p>
@@ -1319,40 +2085,53 @@
         <w:pStyle w:val="Heading1"/>
       </w:pPr>
       <w:r>
-        <w:t>Lavskrika – ekologi samt krav på livsmiljön</w:t>
-      </w:r>
-    </w:p>
-    <w:p>
-      <w:r>
-        <w:t>Lavskrikan är fridlyst enligt 4 § artskyddsförordningen (2007:845) och ingår i förteckningen över prioriterade arter i Skogsstyrelsens föreskrifter och allmänna råd (SKSFS 2011:7) bilaga 4.</w:t>
-      </w:r>
-    </w:p>
-    <w:p>
-      <w:r>
-        <w:t xml:space="preserve">I Skogsstyrelsens vägledning för hänsyn till fåglar står bland annat att: </w:t>
+        <w:t>Ulltickeporing – ekologi samt krav på livsmiljön</w:t>
+      </w:r>
+    </w:p>
+    <w:p>
+      <w:r>
+        <w:t xml:space="preserve">Ulltickeporing </w:t>
       </w:r>
       <w:r>
         <w:rPr>
           <w:i/>
         </w:rPr>
-        <w:t>“Reviren är livslånga med hemområden som varierar mellan 50 och 150 ha. Hemområdena har inga fasta gränser utan det handlar mera om de yttre gränserna för familjegruppernas rörelser. Lavskrikan undviker att förflytta sig över stora öppna områden och hemområdesstorleken är därför större i områden fragmenterade av hyggen och yngre skog än i områden med i sammanhängande äldre skog. Det finns studier som antyder att det inom ett revir bör finnas maximalt 15 % öppna ytor och ungskog. Inom ett revir av hög kvalitet finns det som regel ett eller flera kärnområden (1–20 ha) med relativt tät flerskiktad granskog.”</w:t>
-      </w:r>
-      <w:r>
-        <w:t xml:space="preserve"> Vidare att: </w:t>
+        <w:t>Skeletocutis brevispora</w:t>
+      </w:r>
+      <w:r>
+        <w:t xml:space="preserve"> (VU), rödlistad som sårbar, växer på ullticka (NT) i naturskogsartade granskogar. Avverkning av naturskogslika miljöer och av grova granar där ulltickeporing förekommer är ett direkt hot mot artens fortlevnad Alla skogliga åtgärder som innebär att lågor och döda eller skadade träd tas bort missgynnar arten. På sikt är minskad tillgång till lämpligt substrat och krympande areal av naturskog ett hot, framförallt råder brist på grov ved som lågor i sena nedbrytningsstadier. Ytterligare fragmentering av skogslandskapet minskar artens möjligheter till spridning. Gamla granskogar som hyser arten undantas helt från skogsbruk (SLU Artdatabanken, 2026).</w:t>
+      </w:r>
+    </w:p>
+    <w:p>
+      <w:r>
+        <w:t xml:space="preserve">Ulltickeporingen har nyligen delats upp i de tre olika arterna ulltickeporing </w:t>
       </w:r>
       <w:r>
         <w:rPr>
           <w:i/>
         </w:rPr>
-        <w:t>“Arten missgynnas när flerskiktad skog omförs till enskiktade bestånd. Även skogsskötsel med återkommande röjning och hård gallring är starkt negativt. Lavskrikan har relativt stora hemområden och försvinner när den äldre skogen fragmenteras, särskilt allvarligt är när kärnområdena avverkas.”</w:t>
-      </w:r>
-      <w:r>
-        <w:t xml:space="preserve"> (Skogsstyrelsen 2016).</w:t>
-      </w:r>
-    </w:p>
-    <w:p>
-      <w:r>
-        <w:t>Populationen har minskat med 20–40 % de senaste 30 åren, men i Svensk Fågeltaxerings standardrutter varierar antalet kraftigt och ingen minskning kan skönjas de senaste 18 åren. Arten försvinner successivt framför allt vid dess utbredningsgränser (SLU Artdatabanken, 2022).</w:t>
+        <w:t xml:space="preserve">Skeletocutis brevispora </w:t>
+      </w:r>
+      <w:r>
+        <w:t>(VU)</w:t>
+      </w:r>
+      <w:r>
+        <w:rPr>
+          <w:i/>
+        </w:rPr>
+        <w:t>, Skeletocutis delicata</w:t>
+      </w:r>
+      <w:r>
+        <w:t xml:space="preserve"> (VU)</w:t>
+      </w:r>
+      <w:r>
+        <w:rPr>
+          <w:i/>
+        </w:rPr>
+        <w:t xml:space="preserve"> och Skeletocutis exilis</w:t>
+      </w:r>
+      <w:r>
+        <w:t xml:space="preserve"> (NT) (SLU Artdatabanken, 2026; Miettinen &amp; Niemelä, 2018).</w:t>
       </w:r>
     </w:p>
     <w:p>
@@ -1360,26 +2139,26 @@
         <w:pStyle w:val="Heading2"/>
       </w:pPr>
       <w:r>
-        <w:t>Referenser – lavskrika</w:t>
-      </w:r>
-    </w:p>
-    <w:p>
-      <w:r>
-        <w:t xml:space="preserve">Skogsstyrelsen, 2016. </w:t>
+        <w:t>Referenser – ulltickeporing</w:t>
+      </w:r>
+    </w:p>
+    <w:p>
+      <w:r>
+        <w:t xml:space="preserve">Miettinen, O. &amp; Niemelä, T., 2018. </w:t>
       </w:r>
       <w:r>
         <w:rPr>
           <w:i/>
         </w:rPr>
-        <w:t xml:space="preserve">Vägledning för hänsyn till fåglar – lavskrika. </w:t>
-      </w:r>
-      <w:r>
-        <w:t>https://www.skogsstyrelsen.se/globalassets/lag-och-tillsyn/artskydd/vagledningar-for-hansyn-till-faglar/lavskrika-vagledning-hansyn.pdf</w:t>
-      </w:r>
-    </w:p>
-    <w:p>
-      <w:r>
-        <w:t xml:space="preserve">SLU Artdatabanken, 2021. </w:t>
+        <w:t>Two new temperate polypore species of Skeletocutis (Polyporales, Basidiomycota)</w:t>
+      </w:r>
+      <w:r>
+        <w:t>. Ann. Bot. Fennici 55: 195–206.</w:t>
+      </w:r>
+    </w:p>
+    <w:p>
+      <w:r>
+        <w:t xml:space="preserve">SLU Artdatabanken, 2026. </w:t>
       </w:r>
       <w:r>
         <w:rPr>
@@ -1388,7 +2167,7 @@
         <w:t xml:space="preserve">Artfaktablad. Naturvård – artfakta. </w:t>
       </w:r>
       <w:r>
-        <w:t>SLU Artdatabanken, Uppsala</w:t>
+        <w:t>SLU Artdatabanken, Uppsala.</w:t>
       </w:r>
     </w:p>
     <w:p>
@@ -1396,62 +2175,49 @@
         <w:pStyle w:val="Heading1"/>
       </w:pPr>
       <w:r>
-        <w:t>Lunglav – ekologi samt krav på livsmiljön</w:t>
-      </w:r>
-    </w:p>
-    <w:p>
-      <w:r>
-        <w:t>Lunglav (NT) är en av vårt lands främsta signalarter som överallt indikerar gamla lövträd, skogsbestånd med höga naturvärden och ekosystem med lång skoglig kontinuitet. Lokalt kan förekomsten vara mycket riklig men den hittas nästan enbart i gamla och ej slutavverkade skogar. Artens samtliga förekomster bör uppmärksammas från naturvårdssynpunkt, då många lokaler även hyser andra ovanliga och rödlistade arter. Rikliga förekomster bör skyddas med biotopskydd, frivilliga avsättningar eller reservat (SLU Artdatabanken, 2024; Nitare &amp; Skogsstyrelsen, 2019).</w:t>
-      </w:r>
-    </w:p>
-    <w:p>
-      <w:r>
-        <w:t xml:space="preserve">På lunglav kan man sällsynt finna små svarta skivlika bildningar som liknar apothecier men som är en parasitisk svamp, Lunglavsknapp </w:t>
+        <w:t>Lavskrika – ekologi samt krav på livsmiljön</w:t>
+      </w:r>
+    </w:p>
+    <w:p>
+      <w:r>
+        <w:t>Lavskrika är rödlistad som nära hotad (NT), fridlyst enligt 4 § artskyddsförordningen (2007:845) och ingår i förteckningen över prioriterade arter i Skogsstyrelsens föreskrifter och allmänna råd (SKSFS 2011:7) bilaga 4. Lavskrikan är en mycket stationär fågel, som häckar i äldre, slutna och hänglavsrika barrskogar. Nyckelfaktorer är flerskiktad skog med rik undervegetation samt riklig förekomst av hänglavar (SLU Artdatabanken, 2026).</w:t>
+      </w:r>
+    </w:p>
+    <w:p>
+      <w:r>
+        <w:t xml:space="preserve">I Skogsstyrelsens vägledning för hänsyn till fåglar står bland annat att: </w:t>
       </w:r>
       <w:r>
         <w:rPr>
           <w:i/>
         </w:rPr>
-        <w:t>Plectocarpon lichenum</w:t>
-      </w:r>
-      <w:r>
-        <w:t xml:space="preserve"> (VU). Det finns ytterligare ett antal parasiter vilka bara förekommer på lunglav: Skrovelmössing </w:t>
+        <w:t>“Reviren är livslånga med hemområden som varierar mellan 50 och 150 ha. Hemområdena har inga fasta gränser utan det handlar mera om de yttre gränserna för familjegruppernas rörelser. Lavskrikan undviker att förflytta sig över stora öppna områden och hemområdesstorleken är därför större i områden fragmenterade av hyggen och yngre skog än i områden med i sammanhängande äldre skog. Det finns studier som antyder att det inom ett revir bör finnas maximalt 15 % öppna ytor och ungskog. Inom ett revir av hög kvalitet finns det som regel ett eller flera kärnområden (1–20 ha) med relativt tät flerskiktad granskog.”</w:t>
+      </w:r>
+      <w:r>
+        <w:t xml:space="preserve"> Vidare att: </w:t>
       </w:r>
       <w:r>
         <w:rPr>
           <w:i/>
         </w:rPr>
-        <w:t>Dactylospora lobariella</w:t>
-      </w:r>
-      <w:r>
-        <w:t xml:space="preserve"> (rödlistad som Kunskapsbrist DD) och Lunglavshårprick </w:t>
+        <w:t>“Arten missgynnas när flerskiktad skog omförs till enskiktade bestånd. Även skogsskötsel med återkommande röjning och hård gallring är starkt negativt. Lavskrikan har relativt stora hemområden och försvinner när den äldre skogen fragmenteras, särskilt allvarligt är när kärnområdena avverkas.”</w:t>
+      </w:r>
+      <w:r>
+        <w:t xml:space="preserve"> (Skogsstyrelsen 2016).</w:t>
+      </w:r>
+    </w:p>
+    <w:p>
+      <w:r>
+        <w:t xml:space="preserve">Populationen har minskat med 20 (10–30) % under de senaste 15 åren och minskningstakten bedöms vara nära gränsvärdet för sårbar (VU). Arten försvinner successivt framför allt vid dess utbredningsgränser och populationen har minskat kontinuerligt under 2000-talet. Lavskrika är typisk art för </w:t>
       </w:r>
       <w:r>
         <w:rPr>
           <w:i/>
         </w:rPr>
-        <w:t>Niesslia lobariae</w:t>
-      </w:r>
-      <w:r>
-        <w:t xml:space="preserve"> (rödlistad som Kunskapsbrist DD). Skrovelmössing (DD) har små svarta apothecier och bruna, 1-septerade sporer och Lunglavshårprick (DD) har brunhåriga perithecier och färglösa, 1-septerade sporer. Nyligen har ytterligare två lavparasiter påträffats i Sverige som växer på lunglav: </w:t>
-      </w:r>
-      <w:r>
-        <w:rPr>
-          <w:i/>
-        </w:rPr>
-        <w:t>Calycina alstrupii</w:t>
-      </w:r>
-      <w:r>
-        <w:t xml:space="preserve"> (NA) och </w:t>
-      </w:r>
-      <w:r>
-        <w:rPr>
-          <w:i/>
-        </w:rPr>
-        <w:t>Chalara lobariae</w:t>
-      </w:r>
-      <w:r>
-        <w:t xml:space="preserve"> (NA) (SLU Artdatabanken, 2025; SLU Artdatabanken, 2024; Nitare &amp; Skogsstyrelsen, 2019).</w:t>
+        <w:t>9010 Taiga</w:t>
+      </w:r>
+      <w:r>
+        <w:t xml:space="preserve"> (SLU Artdatabanken, 2026).</w:t>
       </w:r>
     </w:p>
     <w:p>
@@ -1459,26 +2225,26 @@
         <w:pStyle w:val="Heading2"/>
       </w:pPr>
       <w:r>
-        <w:t>Referenser – lunglav</w:t>
-      </w:r>
-    </w:p>
-    <w:p>
-      <w:r>
-        <w:t xml:space="preserve">Nitare, J. och Skogsstyrelsen, 2019. </w:t>
+        <w:t>Referenser – lavskrika</w:t>
+      </w:r>
+    </w:p>
+    <w:p>
+      <w:r>
+        <w:t xml:space="preserve">Skogsstyrelsen, 2016. </w:t>
       </w:r>
       <w:r>
         <w:rPr>
           <w:i/>
         </w:rPr>
-        <w:t xml:space="preserve">Skyddsvärd skog – Naturvårdsarter och andra kriterier för naturvärdesbedömning. </w:t>
-      </w:r>
-      <w:r>
-        <w:t>Skogsstyrelsen.</w:t>
-      </w:r>
-    </w:p>
-    <w:p>
-      <w:r>
-        <w:t xml:space="preserve">SLU Artdatabanken, 2024. </w:t>
+        <w:t xml:space="preserve">Vägledning för hänsyn till fåglar – lavskrika. </w:t>
+      </w:r>
+      <w:r>
+        <w:t>https://www.skogsstyrelsen.se/globalassets/lag-och-tillsyn/artskydd/vagledningar-for-hansyn-till-faglar/lavskrika-vagledning-hansyn.pdf</w:t>
+      </w:r>
+    </w:p>
+    <w:p>
+      <w:r>
+        <w:t xml:space="preserve">SLU Artdatabanken, 2026. </w:t>
       </w:r>
       <w:r>
         <w:rPr>
@@ -1487,21 +2253,7 @@
         <w:t xml:space="preserve">Artfaktablad. Naturvård – artfakta. </w:t>
       </w:r>
       <w:r>
-        <w:t>SLU Artdatabanken, Uppsala.</w:t>
-      </w:r>
-    </w:p>
-    <w:p>
-      <w:r>
-        <w:t xml:space="preserve">SLU Artdatabanken, 2025. </w:t>
-      </w:r>
-      <w:r>
-        <w:rPr>
-          <w:i/>
-        </w:rPr>
-        <w:t xml:space="preserve">Över 20 nya lavparasiter för Sverige. </w:t>
-      </w:r>
-      <w:r>
-        <w:t>https://www.slu.se/artdatabanken/arter-och-natur/artiklar/over-20-nya-lavparasiter-for-sverige/</w:t>
+        <w:t>SLU Artdatabanken, Uppsala</w:t>
       </w:r>
     </w:p>
     <w:p>
@@ -1509,17 +2261,62 @@
         <w:pStyle w:val="Heading1"/>
       </w:pPr>
       <w:r>
-        <w:t>Spillkråka – ekologi samt krav på livsmiljön</w:t>
-      </w:r>
-    </w:p>
-    <w:p>
-      <w:r>
-        <w:t>Spillkråka (NT) är rödlistad som nära hotad, fridlyst enligt §4 Artskyddsförordningen och ingår i bilaga 1 i EU:s fågeldirektiv. Spillkråka lever i både barr- och blandskog liksom i ren lövskog. De tätaste populationerna tenderar att finnas i äldre, variationsrik blandskog med gott om död ved och gamla träd.</w:t>
-      </w:r>
-    </w:p>
-    <w:p>
-      <w:r>
-        <w:t>Varje par utnyttjar 400–1000 hektar skog beroende på skogens kvalitet. En minskning av populationen pågår på grund av minskad tillgång på lämpliga bo- och födoträd och minskad födotillgång. Spillkråkans minskningstakt har uppgått till 19 (24–10) % under de senaste 15 åren. Minskningstakten för den svenska populationen bedöms vara nära gränsvärdet för Sårbar (VU) (A2bc). Skogsbruk med korta omloppstider och täta, homogena ungskogar utgör det största hotet (Artdatabanken 2023).</w:t>
+        <w:t>Lunglav – ekologi samt krav på livsmiljön</w:t>
+      </w:r>
+    </w:p>
+    <w:p>
+      <w:r>
+        <w:t xml:space="preserve">Lunglav (NT) är en av vårt lands främsta signalarter som överallt indikerar gamla lövträd, skogsbestånd med höga naturvärden och ekosystem med lång skoglig kontinuitet. Lokalt kan förekomsten vara mycket riklig men den hittas nästan enbart i gamla och ej slutavverkade skogar. Artens samtliga förekomster bör uppmärksammas från naturvårdssynpunkt, då många lokaler även hyser andra ovanliga och rödlistade arter, däribland de sällsynta lavparasiterna lunglavshårprick (CR), </w:t>
+      </w:r>
+      <w:r>
+        <w:rPr>
+          <w:i/>
+        </w:rPr>
+        <w:t>Abrothallus diederichii</w:t>
+      </w:r>
+      <w:r>
+        <w:t xml:space="preserve"> (VU), </w:t>
+      </w:r>
+      <w:r>
+        <w:rPr>
+          <w:i/>
+        </w:rPr>
+        <w:t>Abrothallus lobariae</w:t>
+      </w:r>
+      <w:r>
+        <w:t xml:space="preserve"> (VU), </w:t>
+      </w:r>
+      <w:r>
+        <w:rPr>
+          <w:i/>
+        </w:rPr>
+        <w:t>Calycina lobariae</w:t>
+      </w:r>
+      <w:r>
+        <w:t xml:space="preserve"> (VU), lunglavsknapp (VU) och skrovelmössing (VU), som växer på lunglav. Rikliga förekomster med lunglav bör skyddas med biotopskydd, frivilliga avsättningar eller reservat (SLU Artdatabanken, 2026; Nitare &amp; Skogsstyrelsen, 2019).</w:t>
+      </w:r>
+    </w:p>
+    <w:p>
+      <w:r>
+        <w:t xml:space="preserve">Lunglav är typisk art för </w:t>
+      </w:r>
+      <w:r>
+        <w:rPr>
+          <w:i/>
+        </w:rPr>
+        <w:t>9010 Taiga, 9020 Nordlig ädellövskog, 9110 Näringsfattig bokskog, 9130 Näringsrik bokskog, 9160 Näringsrik ekskog, 9180 Ädellövskog i branter, 9190 Näringsfattig ekskog, 9070 Trädklädd betesmark, 9040 Fjällbjörkskog</w:t>
+      </w:r>
+      <w:r>
+        <w:t xml:space="preserve"> och</w:t>
+      </w:r>
+      <w:r>
+        <w:rPr>
+          <w:i/>
+        </w:rPr>
+        <w:t xml:space="preserve"> 6530 Lövängar</w:t>
+      </w:r>
+      <w:r>
+        <w:t xml:space="preserve"> (SLU Artdatabanken, 2026).</w:t>
       </w:r>
     </w:p>
     <w:p>
@@ -1527,21 +2324,35 @@
         <w:pStyle w:val="Heading2"/>
       </w:pPr>
       <w:r>
-        <w:t>Referenser – spillkråka</w:t>
-      </w:r>
-    </w:p>
-    <w:p>
-      <w:r>
-        <w:t xml:space="preserve">SLU Artdatabanken, 2021. </w:t>
+        <w:t>Referenser – lunglav</w:t>
+      </w:r>
+    </w:p>
+    <w:p>
+      <w:r>
+        <w:t xml:space="preserve">Nitare, J. och Skogsstyrelsen, 2019. </w:t>
       </w:r>
       <w:r>
         <w:rPr>
           <w:i/>
         </w:rPr>
+        <w:t xml:space="preserve">Skyddsvärd skog – Naturvårdsarter och andra kriterier för naturvärdesbedömning. </w:t>
+      </w:r>
+      <w:r>
+        <w:t>Skogsstyrelsen.</w:t>
+      </w:r>
+    </w:p>
+    <w:p>
+      <w:r>
+        <w:t xml:space="preserve">SLU Artdatabanken, 2026. </w:t>
+      </w:r>
+      <w:r>
+        <w:rPr>
+          <w:i/>
+        </w:rPr>
         <w:t xml:space="preserve">Artfaktablad. Naturvård – artfakta. </w:t>
       </w:r>
       <w:r>
-        <w:t>SLU Artdatabanken, Uppsala</w:t>
+        <w:t>SLU Artdatabanken, Uppsala.</w:t>
       </w:r>
     </w:p>
     <w:p>
@@ -1689,7 +2500,16 @@
         <w:rPr>
           <w:i/>
         </w:rPr>
-        <w:t>“Områden med dokumenterad permanent förekomst i naturskogsmiljöer har vanligen så stora naturvärden att skogsbruk är olämpligt”.</w:t>
+        <w:t>“Områden med dokumenterad permanent förekomst i naturskogsmiljöer har vanligen så stora naturvärden att skogsbruk är olämpligt”</w:t>
+      </w:r>
+      <w:r>
+        <w:t xml:space="preserve"> (SLU Artdatabanken, 2024; Skogsstyrelsen, 2016)</w:t>
+      </w:r>
+      <w:r>
+        <w:rPr>
+          <w:i/>
+        </w:rPr>
+        <w:t>.</w:t>
       </w:r>
     </w:p>
     <w:p>
@@ -1699,12 +2519,30 @@
     </w:p>
     <w:p>
       <w:r>
-        <w:t>Permanenta revir av tretåig hackspett karaktäriseras ofta av artens typiska ringformigt ordnade hackmärken på framför allt gamla granar. För att säkerställa att inte revir av tretåig hackspett drabbas av avverkningsplanerna bör en inventering göras i området både under häckningstid och under vintern, då arten utnyttjar betydligt större områden än under sommarens häckningsrevir. Storleken på häckningsreviret varierar med skogstypen, förekomsten av död ved och graden av fragmentering, men är i allmänhet i storleksordningen 25–100 hektar.</w:t>
-      </w:r>
-    </w:p>
-    <w:p>
-      <w:r>
-        <w:t>Förutom fridlysning enligt §4 Artskyddsförordningen är tretåig hackspett även förtecknad i EU:s fågeldirektiv bilaga 1. Den ingår också i Natura 2000 och är förtecknad i Bernkonventionen bilaga II (strikt skyddade djurarter).</w:t>
+        <w:t>Permanenta revir av tretåig hackspett karaktäriseras ofta av artens typiska ringformigt ordnade hackmärken på framför allt gamla granar. För att säkerställa att inte revir av tretåig hackspett drabbas av avverkningsplanerna bör en inventering göras i området både under häckningstid och under vintern, då arten utnyttjar betydligt större områden än under sommarens häckningsrevir. Storleken på häckningsreviret varierar med skogstypen, förekomsten av död ved och graden av fragmentering, men är i allmänhet i storleksordningen 25–100 hektar (SLU Artdatabanken, 2024; Skogsstyrelsen, 2016).</w:t>
+      </w:r>
+    </w:p>
+    <w:p>
+      <w:r>
+        <w:t xml:space="preserve">Förutom fridlysning enligt §4 Artskyddsförordningen är tretåig hackspett även förtecknad i EU:s fågeldirektiv bilaga 1. Den är typisk art för </w:t>
+      </w:r>
+      <w:r>
+        <w:rPr>
+          <w:i/>
+        </w:rPr>
+        <w:t xml:space="preserve">9010 Taiga, 9740 Skogsbevuxen myr, 9030 Landhöjningsskog </w:t>
+      </w:r>
+      <w:r>
+        <w:t xml:space="preserve">och </w:t>
+      </w:r>
+      <w:r>
+        <w:rPr>
+          <w:i/>
+        </w:rPr>
+        <w:t>9040 Fjällbjörkskog</w:t>
+      </w:r>
+      <w:r>
+        <w:t xml:space="preserve"> samt ingår i Natura 2000 och är förtecknad i Bernkonventionen bilaga II (strikt skyddade djurarter) (SLU Artdatabanken, 2024; Skogsstyrelsen, 2016).</w:t>
       </w:r>
     </w:p>
     <w:p>
@@ -1726,7 +2564,7 @@
         <w:t xml:space="preserve">Förekomst av tretåig hackspett Picoides tridactylus på bestånds- och landskapsnivå. </w:t>
       </w:r>
       <w:r>
-        <w:t>Ornis Svecica 6: 107–119</w:t>
+        <w:t>Ornis Svecica 6: 107–119.</w:t>
       </w:r>
     </w:p>
     <w:p>
@@ -1740,7 +2578,7 @@
         <w:t xml:space="preserve">Dead wood threshold values for the three-toed woodpecker presence in boreal and sub-Alpine forest. </w:t>
       </w:r>
       <w:r>
-        <w:t>Biological conservation 119(3): 305–318</w:t>
+        <w:t>Biological conservation 119(3): 305–318.</w:t>
       </w:r>
     </w:p>
     <w:p>
@@ -1779,10 +2617,21 @@
         <w:rPr>
           <w:i/>
         </w:rPr>
-        <w:t xml:space="preserve">Vägledning för hänsyn till fåglar – Tretåig hackspett. </w:t>
-      </w:r>
-      <w:r>
-        <w:t>www.skogsstyrelsen.se</w:t>
+        <w:t>Vägledning för hänsyn till fåglar – Tretåig hackspett.</w:t>
+      </w:r>
+    </w:p>
+    <w:p>
+      <w:r>
+        <w:t xml:space="preserve">SLU Artdatabanken, 2024. </w:t>
+      </w:r>
+      <w:r>
+        <w:rPr>
+          <w:i/>
+        </w:rPr>
+        <w:t xml:space="preserve">Artfaktablad. Naturvård – artfakta. </w:t>
+      </w:r>
+      <w:r>
+        <w:t>SLU Artdatabanken, Uppsala.</w:t>
       </w:r>
     </w:p>
     <w:p>
@@ -1810,7 +2659,7 @@
         <w:t xml:space="preserve">Population trends of forest birds in a Finnish Lapland landscape of large habitat blocks – Consequences of stochastic environmental variation or regional habitat alteration. </w:t>
       </w:r>
       <w:r>
-        <w:t>Biological conservation 56(2): 223–240</w:t>
+        <w:t>Biological conservation 56(2): 223–240.</w:t>
       </w:r>
     </w:p>
     <w:p>
@@ -1832,44 +2681,35 @@
         <w:pStyle w:val="Heading1"/>
       </w:pPr>
       <w:r>
-        <w:t>Ulltickeporing – ekologi samt krav på livsmiljön</w:t>
-      </w:r>
-    </w:p>
-    <w:p>
-      <w:r>
-        <w:t xml:space="preserve">Ulltickeporing </w:t>
+        <w:t>Spillkråka – ekologi samt krav på livsmiljön</w:t>
+      </w:r>
+    </w:p>
+    <w:p>
+      <w:r>
+        <w:t xml:space="preserve">Spillkråka (§4) ingår i bilaga 1 EU:s fågeldirektiv och är typisk art för </w:t>
       </w:r>
       <w:r>
         <w:rPr>
           <w:i/>
         </w:rPr>
-        <w:t>Skeletocutis brevispora</w:t>
-      </w:r>
-      <w:r>
-        <w:t xml:space="preserve"> (VU), rödlistad som sårbar, växer på ullticka (NT) i naturskogsartade granskogar. Avverkning av naturskogslika miljöer och av grova granar där ulltickeporing förekommer är ett direkt hot mot artens fortlevnad Alla skogliga åtgärder som innebär att lågor och döda eller skadade träd tas bort missgynnar arten. På sikt är minskad tillgång till lämpligt substrat och krympande areal av naturskog ett hot, framförallt råder brist på grov ved som lågor i sena nedbrytningsstadier. Ytterligare fragmentering av skogslandskapet minskar artens möjligheter till spridning. Gamla granskogar som hyser arten undantas helt från skogsbruk (SLU Artdatabanken, 2024).</w:t>
-      </w:r>
-    </w:p>
-    <w:p>
-      <w:r>
-        <w:t xml:space="preserve">Ulltickeporingen har nyligen delats upp i tre olika arter: </w:t>
+        <w:t xml:space="preserve">9010 Taiga </w:t>
+      </w:r>
+      <w:r>
+        <w:t>och</w:t>
       </w:r>
       <w:r>
         <w:rPr>
           <w:i/>
         </w:rPr>
-        <w:t xml:space="preserve">Skeletocutis brevispora </w:t>
-      </w:r>
-      <w:r>
-        <w:t>(ulltickeporing)</w:t>
-      </w:r>
-      <w:r>
-        <w:rPr>
-          <w:i/>
-        </w:rPr>
-        <w:t>, Skeletocutis delicata och Skeletocutis exilis</w:t>
-      </w:r>
-      <w:r>
-        <w:t xml:space="preserve"> (Miettinen &amp; Niemelä, 2018). Skeletocutis delicata och Skeletocutis exilis står för närvarande (2020) som ej bedömda i rödlistan.</w:t>
+        <w:t xml:space="preserve"> 9740 Skogsbevuxen myr</w:t>
+      </w:r>
+      <w:r>
+        <w:t>. Den lever i både barr- och blandskog liksom i ren lövskog. De tätaste populationerna tenderar att finnas i äldre, variationsrik blandskog med gott om död ved och gamla träd. Varje par utnyttjar 400–1000 hektar skog beroende på skogens kvalitet. Skogsbruk med korta omloppstider och täta, homogena ungskogar utgör det största hotet (SLU Artdatabanken, 2026).</w:t>
+      </w:r>
+    </w:p>
+    <w:p>
+      <w:r>
+        <w:t>Spillkråka är en nyckelart i skogliga miljöer vars övergivna bohål utnyttjas av flera andra hålhäckande fågelarter och fladdermöss, däribland pärluggla (EN, §4), knipa (§4), salskrake (§4) och skogsduva (§4). Hökuggla (VU, §4) och slaguggla (§4) häckar ofta i högstubbar som brutits av i höjd med ett gammalt spillkråkebo (Skogsstyrelsen, 2016).</w:t>
       </w:r>
     </w:p>
     <w:p>
@@ -1877,26 +2717,26 @@
         <w:pStyle w:val="Heading2"/>
       </w:pPr>
       <w:r>
-        <w:t>Referenser – ulltickeporing</w:t>
-      </w:r>
-    </w:p>
-    <w:p>
-      <w:r>
-        <w:t xml:space="preserve">Miettinen, O. &amp; Niemelä, T., 2018. </w:t>
+        <w:t>Referenser – spillkråka</w:t>
+      </w:r>
+    </w:p>
+    <w:p>
+      <w:r>
+        <w:t xml:space="preserve">Skogsstyrelsen, 2016. </w:t>
       </w:r>
       <w:r>
         <w:rPr>
           <w:i/>
         </w:rPr>
-        <w:t>Two new temperate polypore species of Skeletocutis (Polyporales, Basidiomycota)</w:t>
-      </w:r>
-      <w:r>
-        <w:t>. Ann. Bot. Fennici 55: 195–206.</w:t>
-      </w:r>
-    </w:p>
-    <w:p>
-      <w:r>
-        <w:t xml:space="preserve">SLU Artdatabanken, 2024. </w:t>
+        <w:t xml:space="preserve">Vägledning för hänsyn till spillkråka. </w:t>
+      </w:r>
+      <w:r>
+        <w:t>Vägledningar och kunskapsstöd artskydd – Skogsstyrelsen.</w:t>
+      </w:r>
+    </w:p>
+    <w:p>
+      <w:r>
+        <w:t xml:space="preserve">SLU Artdatabanken, 2026. </w:t>
       </w:r>
       <w:r>
         <w:rPr>
@@ -1905,7 +2745,7 @@
         <w:t xml:space="preserve">Artfaktablad. Naturvård – artfakta. </w:t>
       </w:r>
       <w:r>
-        <w:t>SLU Artdatabanken, Uppsala</w:t>
+        <w:t>SLU Artdatabanken, Uppsala.</w:t>
       </w:r>
     </w:p>
     <w:sectPr>
@@ -1926,7 +2766,7 @@
 </file>
 
 <file path=word/endnotes.xml><?xml version="1.0" encoding="utf-8"?>
-<w:endnotes xmlns:wpc="http://schemas.microsoft.com/office/word/2010/wordprocessingCanvas" xmlns:cx="http://schemas.microsoft.com/office/drawing/2014/chartex" xmlns:cx1="http://schemas.microsoft.com/office/drawing/2015/9/8/chartex" xmlns:cx2="http://schemas.microsoft.com/office/drawing/2015/10/21/chartex" xmlns:cx3="http://schemas.microsoft.com/office/drawing/2016/5/9/chartex" xmlns:cx4="http://schemas.microsoft.com/office/drawing/2016/5/10/chartex" xmlns:cx5="http://schemas.microsoft.com/office/drawing/2016/5/11/chartex" xmlns:cx6="http://schemas.microsoft.com/office/drawing/2016/5/12/chartex" xmlns:cx7="http://schemas.microsoft.com/office/drawing/2016/5/13/chartex" xmlns:cx8="http://schemas.microsoft.com/office/drawing/2016/5/14/chartex" xmlns:mc="http://schemas.openxmlformats.org/markup-compatibility/2006" xmlns:aink="http://schemas.microsoft.com/office/drawing/2016/ink" xmlns:am3d="http://schemas.microsoft.com/office/drawing/2017/model3d" xmlns:o="urn:schemas-microsoft-com:office:office" xmlns:oel="http://schemas.microsoft.com/office/2019/extlst" xmlns:r="http://schemas.openxmlformats.org/officeDocument/2006/relationships" xmlns:m="http://schemas.openxmlformats.org/officeDocument/2006/math" xmlns:v="urn:schemas-microsoft-com:vml" xmlns:wp14="http://schemas.microsoft.com/office/word/2010/wordprocessingDrawing" xmlns:wp="http://schemas.openxmlformats.org/drawingml/2006/wordprocessingDrawing" xmlns:w10="urn:schemas-microsoft-com:office:word" xmlns:w="http://schemas.openxmlformats.org/wordprocessingml/2006/main" xmlns:w14="http://schemas.microsoft.com/office/word/2010/wordml" xmlns:w15="http://schemas.microsoft.com/office/word/2012/wordml" xmlns:w16cex="http://schemas.microsoft.com/office/word/2018/wordml/cex" xmlns:w16cid="http://schemas.microsoft.com/office/word/2016/wordml/cid" xmlns:w16="http://schemas.microsoft.com/office/word/2018/wordml" xmlns:w16sdtdh="http://schemas.microsoft.com/office/word/2020/wordml/sdtdatahash" xmlns:w16se="http://schemas.microsoft.com/office/word/2015/wordml/symex" xmlns:wpg="http://schemas.microsoft.com/office/word/2010/wordprocessingGroup" xmlns:wpi="http://schemas.microsoft.com/office/word/2010/wordprocessingInk" xmlns:wne="http://schemas.microsoft.com/office/word/2006/wordml" xmlns:wps="http://schemas.microsoft.com/office/word/2010/wordprocessingShape" mc:Ignorable="w14 w15 w16se w16cid w16 w16cex w16sdtdh wp14">
+<w:endnotes xmlns:wpc="http://schemas.microsoft.com/office/word/2010/wordprocessingCanvas" xmlns:cx="http://schemas.microsoft.com/office/drawing/2014/chartex" xmlns:cx1="http://schemas.microsoft.com/office/drawing/2015/9/8/chartex" xmlns:cx2="http://schemas.microsoft.com/office/drawing/2015/10/21/chartex" xmlns:cx3="http://schemas.microsoft.com/office/drawing/2016/5/9/chartex" xmlns:cx4="http://schemas.microsoft.com/office/drawing/2016/5/10/chartex" xmlns:cx5="http://schemas.microsoft.com/office/drawing/2016/5/11/chartex" xmlns:cx6="http://schemas.microsoft.com/office/drawing/2016/5/12/chartex" xmlns:cx7="http://schemas.microsoft.com/office/drawing/2016/5/13/chartex" xmlns:cx8="http://schemas.microsoft.com/office/drawing/2016/5/14/chartex" xmlns:mc="http://schemas.openxmlformats.org/markup-compatibility/2006" xmlns:aink="http://schemas.microsoft.com/office/drawing/2016/ink" xmlns:am3d="http://schemas.microsoft.com/office/drawing/2017/model3d" xmlns:o="urn:schemas-microsoft-com:office:office" xmlns:oel="http://schemas.microsoft.com/office/2019/extlst" xmlns:r="http://schemas.openxmlformats.org/officeDocument/2006/relationships" xmlns:m="http://schemas.openxmlformats.org/officeDocument/2006/math" xmlns:v="urn:schemas-microsoft-com:vml" xmlns:wp14="http://schemas.microsoft.com/office/word/2010/wordprocessingDrawing" xmlns:wp="http://schemas.openxmlformats.org/drawingml/2006/wordprocessingDrawing" xmlns:w10="urn:schemas-microsoft-com:office:word" xmlns:w="http://schemas.openxmlformats.org/wordprocessingml/2006/main" xmlns:w14="http://schemas.microsoft.com/office/word/2010/wordml" xmlns:w15="http://schemas.microsoft.com/office/word/2012/wordml" xmlns:w16cex="http://schemas.microsoft.com/office/word/2018/wordml/cex" xmlns:w16cid="http://schemas.microsoft.com/office/word/2016/wordml/cid" xmlns:w16="http://schemas.microsoft.com/office/word/2018/wordml" xmlns:w16du="http://schemas.microsoft.com/office/word/2023/wordml/word16du" xmlns:w16sdtdh="http://schemas.microsoft.com/office/word/2020/wordml/sdtdatahash" xmlns:w16sdtfl="http://schemas.microsoft.com/office/word/2024/wordml/sdtformatlock" xmlns:w16se="http://schemas.microsoft.com/office/word/2015/wordml/symex" xmlns:wpg="http://schemas.microsoft.com/office/word/2010/wordprocessingGroup" xmlns:wpi="http://schemas.microsoft.com/office/word/2010/wordprocessingInk" xmlns:wne="http://schemas.microsoft.com/office/word/2006/wordml" xmlns:wps="http://schemas.microsoft.com/office/word/2010/wordprocessingShape" mc:Ignorable="w14 w15 w16se w16cid w16 w16cex w16sdtdh w16sdtfl w16du wp14">
   <w:endnote w:type="separator" w:id="-1">
     <w:p>
       <w:pPr>
@@ -1951,7 +2791,7 @@
 </file>
 
 <file path=word/footer1.xml><?xml version="1.0" encoding="utf-8"?>
-<w:ftr xmlns:wpc="http://schemas.microsoft.com/office/word/2010/wordprocessingCanvas" xmlns:cx="http://schemas.microsoft.com/office/drawing/2014/chartex" xmlns:cx1="http://schemas.microsoft.com/office/drawing/2015/9/8/chartex" xmlns:cx2="http://schemas.microsoft.com/office/drawing/2015/10/21/chartex" xmlns:cx3="http://schemas.microsoft.com/office/drawing/2016/5/9/chartex" xmlns:cx4="http://schemas.microsoft.com/office/drawing/2016/5/10/chartex" xmlns:cx5="http://schemas.microsoft.com/office/drawing/2016/5/11/chartex" xmlns:cx6="http://schemas.microsoft.com/office/drawing/2016/5/12/chartex" xmlns:cx7="http://schemas.microsoft.com/office/drawing/2016/5/13/chartex" xmlns:cx8="http://schemas.microsoft.com/office/drawing/2016/5/14/chartex" xmlns:mc="http://schemas.openxmlformats.org/markup-compatibility/2006" xmlns:aink="http://schemas.microsoft.com/office/drawing/2016/ink" xmlns:am3d="http://schemas.microsoft.com/office/drawing/2017/model3d" xmlns:o="urn:schemas-microsoft-com:office:office" xmlns:oel="http://schemas.microsoft.com/office/2019/extlst" xmlns:r="http://schemas.openxmlformats.org/officeDocument/2006/relationships" xmlns:m="http://schemas.openxmlformats.org/officeDocument/2006/math" xmlns:v="urn:schemas-microsoft-com:vml" xmlns:wp14="http://schemas.microsoft.com/office/word/2010/wordprocessingDrawing" xmlns:wp="http://schemas.openxmlformats.org/drawingml/2006/wordprocessingDrawing" xmlns:w10="urn:schemas-microsoft-com:office:word" xmlns:w="http://schemas.openxmlformats.org/wordprocessingml/2006/main" xmlns:w14="http://schemas.microsoft.com/office/word/2010/wordml" xmlns:w15="http://schemas.microsoft.com/office/word/2012/wordml" xmlns:w16cex="http://schemas.microsoft.com/office/word/2018/wordml/cex" xmlns:w16cid="http://schemas.microsoft.com/office/word/2016/wordml/cid" xmlns:w16="http://schemas.microsoft.com/office/word/2018/wordml" xmlns:w16sdtdh="http://schemas.microsoft.com/office/word/2020/wordml/sdtdatahash" xmlns:w16se="http://schemas.microsoft.com/office/word/2015/wordml/symex" xmlns:wpg="http://schemas.microsoft.com/office/word/2010/wordprocessingGroup" xmlns:wpi="http://schemas.microsoft.com/office/word/2010/wordprocessingInk" xmlns:wne="http://schemas.microsoft.com/office/word/2006/wordml" xmlns:wps="http://schemas.microsoft.com/office/word/2010/wordprocessingShape" mc:Ignorable="w14 w15 w16se w16cid w16 w16cex w16sdtdh wp14">
+<w:ftr xmlns:wpc="http://schemas.microsoft.com/office/word/2010/wordprocessingCanvas" xmlns:cx="http://schemas.microsoft.com/office/drawing/2014/chartex" xmlns:cx1="http://schemas.microsoft.com/office/drawing/2015/9/8/chartex" xmlns:cx2="http://schemas.microsoft.com/office/drawing/2015/10/21/chartex" xmlns:cx3="http://schemas.microsoft.com/office/drawing/2016/5/9/chartex" xmlns:cx4="http://schemas.microsoft.com/office/drawing/2016/5/10/chartex" xmlns:cx5="http://schemas.microsoft.com/office/drawing/2016/5/11/chartex" xmlns:cx6="http://schemas.microsoft.com/office/drawing/2016/5/12/chartex" xmlns:cx7="http://schemas.microsoft.com/office/drawing/2016/5/13/chartex" xmlns:cx8="http://schemas.microsoft.com/office/drawing/2016/5/14/chartex" xmlns:mc="http://schemas.openxmlformats.org/markup-compatibility/2006" xmlns:aink="http://schemas.microsoft.com/office/drawing/2016/ink" xmlns:am3d="http://schemas.microsoft.com/office/drawing/2017/model3d" xmlns:o="urn:schemas-microsoft-com:office:office" xmlns:oel="http://schemas.microsoft.com/office/2019/extlst" xmlns:r="http://schemas.openxmlformats.org/officeDocument/2006/relationships" xmlns:m="http://schemas.openxmlformats.org/officeDocument/2006/math" xmlns:v="urn:schemas-microsoft-com:vml" xmlns:wp14="http://schemas.microsoft.com/office/word/2010/wordprocessingDrawing" xmlns:wp="http://schemas.openxmlformats.org/drawingml/2006/wordprocessingDrawing" xmlns:w10="urn:schemas-microsoft-com:office:word" xmlns:w="http://schemas.openxmlformats.org/wordprocessingml/2006/main" xmlns:w14="http://schemas.microsoft.com/office/word/2010/wordml" xmlns:w15="http://schemas.microsoft.com/office/word/2012/wordml" xmlns:w16cex="http://schemas.microsoft.com/office/word/2018/wordml/cex" xmlns:w16cid="http://schemas.microsoft.com/office/word/2016/wordml/cid" xmlns:w16="http://schemas.microsoft.com/office/word/2018/wordml" xmlns:w16du="http://schemas.microsoft.com/office/word/2023/wordml/word16du" xmlns:w16sdtdh="http://schemas.microsoft.com/office/word/2020/wordml/sdtdatahash" xmlns:w16sdtfl="http://schemas.microsoft.com/office/word/2024/wordml/sdtformatlock" xmlns:w16se="http://schemas.microsoft.com/office/word/2015/wordml/symex" xmlns:wpg="http://schemas.microsoft.com/office/word/2010/wordprocessingGroup" xmlns:wpi="http://schemas.microsoft.com/office/word/2010/wordprocessingInk" xmlns:wne="http://schemas.microsoft.com/office/word/2006/wordml" xmlns:wps="http://schemas.microsoft.com/office/word/2010/wordprocessingShape" mc:Ignorable="w14 w15 w16se w16cid w16 w16cex w16sdtdh w16sdtfl w16du wp14">
   <w:p>
     <w:pPr>
       <w:pStyle w:val="Footer"/>
@@ -1961,7 +2801,7 @@
 </file>
 
 <file path=word/footer2.xml><?xml version="1.0" encoding="utf-8"?>
-<w:ftr xmlns:wpc="http://schemas.microsoft.com/office/word/2010/wordprocessingCanvas" xmlns:cx="http://schemas.microsoft.com/office/drawing/2014/chartex" xmlns:cx1="http://schemas.microsoft.com/office/drawing/2015/9/8/chartex" xmlns:cx2="http://schemas.microsoft.com/office/drawing/2015/10/21/chartex" xmlns:cx3="http://schemas.microsoft.com/office/drawing/2016/5/9/chartex" xmlns:cx4="http://schemas.microsoft.com/office/drawing/2016/5/10/chartex" xmlns:cx5="http://schemas.microsoft.com/office/drawing/2016/5/11/chartex" xmlns:cx6="http://schemas.microsoft.com/office/drawing/2016/5/12/chartex" xmlns:cx7="http://schemas.microsoft.com/office/drawing/2016/5/13/chartex" xmlns:cx8="http://schemas.microsoft.com/office/drawing/2016/5/14/chartex" xmlns:mc="http://schemas.openxmlformats.org/markup-compatibility/2006" xmlns:aink="http://schemas.microsoft.com/office/drawing/2016/ink" xmlns:am3d="http://schemas.microsoft.com/office/drawing/2017/model3d" xmlns:o="urn:schemas-microsoft-com:office:office" xmlns:oel="http://schemas.microsoft.com/office/2019/extlst" xmlns:r="http://schemas.openxmlformats.org/officeDocument/2006/relationships" xmlns:m="http://schemas.openxmlformats.org/officeDocument/2006/math" xmlns:v="urn:schemas-microsoft-com:vml" xmlns:wp14="http://schemas.microsoft.com/office/word/2010/wordprocessingDrawing" xmlns:wp="http://schemas.openxmlformats.org/drawingml/2006/wordprocessingDrawing" xmlns:w10="urn:schemas-microsoft-com:office:word" xmlns:w="http://schemas.openxmlformats.org/wordprocessingml/2006/main" xmlns:w14="http://schemas.microsoft.com/office/word/2010/wordml" xmlns:w15="http://schemas.microsoft.com/office/word/2012/wordml" xmlns:w16cex="http://schemas.microsoft.com/office/word/2018/wordml/cex" xmlns:w16cid="http://schemas.microsoft.com/office/word/2016/wordml/cid" xmlns:w16="http://schemas.microsoft.com/office/word/2018/wordml" xmlns:w16sdtdh="http://schemas.microsoft.com/office/word/2020/wordml/sdtdatahash" xmlns:w16se="http://schemas.microsoft.com/office/word/2015/wordml/symex" xmlns:wpg="http://schemas.microsoft.com/office/word/2010/wordprocessingGroup" xmlns:wpi="http://schemas.microsoft.com/office/word/2010/wordprocessingInk" xmlns:wne="http://schemas.microsoft.com/office/word/2006/wordml" xmlns:wps="http://schemas.microsoft.com/office/word/2010/wordprocessingShape" mc:Ignorable="w14 w15 w16se w16cid w16 w16cex w16sdtdh wp14">
+<w:ftr xmlns:wpc="http://schemas.microsoft.com/office/word/2010/wordprocessingCanvas" xmlns:cx="http://schemas.microsoft.com/office/drawing/2014/chartex" xmlns:cx1="http://schemas.microsoft.com/office/drawing/2015/9/8/chartex" xmlns:cx2="http://schemas.microsoft.com/office/drawing/2015/10/21/chartex" xmlns:cx3="http://schemas.microsoft.com/office/drawing/2016/5/9/chartex" xmlns:cx4="http://schemas.microsoft.com/office/drawing/2016/5/10/chartex" xmlns:cx5="http://schemas.microsoft.com/office/drawing/2016/5/11/chartex" xmlns:cx6="http://schemas.microsoft.com/office/drawing/2016/5/12/chartex" xmlns:cx7="http://schemas.microsoft.com/office/drawing/2016/5/13/chartex" xmlns:cx8="http://schemas.microsoft.com/office/drawing/2016/5/14/chartex" xmlns:mc="http://schemas.openxmlformats.org/markup-compatibility/2006" xmlns:aink="http://schemas.microsoft.com/office/drawing/2016/ink" xmlns:am3d="http://schemas.microsoft.com/office/drawing/2017/model3d" xmlns:o="urn:schemas-microsoft-com:office:office" xmlns:oel="http://schemas.microsoft.com/office/2019/extlst" xmlns:r="http://schemas.openxmlformats.org/officeDocument/2006/relationships" xmlns:m="http://schemas.openxmlformats.org/officeDocument/2006/math" xmlns:v="urn:schemas-microsoft-com:vml" xmlns:wp14="http://schemas.microsoft.com/office/word/2010/wordprocessingDrawing" xmlns:wp="http://schemas.openxmlformats.org/drawingml/2006/wordprocessingDrawing" xmlns:w10="urn:schemas-microsoft-com:office:word" xmlns:w="http://schemas.openxmlformats.org/wordprocessingml/2006/main" xmlns:w14="http://schemas.microsoft.com/office/word/2010/wordml" xmlns:w15="http://schemas.microsoft.com/office/word/2012/wordml" xmlns:w16cex="http://schemas.microsoft.com/office/word/2018/wordml/cex" xmlns:w16cid="http://schemas.microsoft.com/office/word/2016/wordml/cid" xmlns:w16="http://schemas.microsoft.com/office/word/2018/wordml" xmlns:w16du="http://schemas.microsoft.com/office/word/2023/wordml/word16du" xmlns:w16sdtdh="http://schemas.microsoft.com/office/word/2020/wordml/sdtdatahash" xmlns:w16sdtfl="http://schemas.microsoft.com/office/word/2024/wordml/sdtformatlock" xmlns:w16se="http://schemas.microsoft.com/office/word/2015/wordml/symex" xmlns:wpg="http://schemas.microsoft.com/office/word/2010/wordprocessingGroup" xmlns:wpi="http://schemas.microsoft.com/office/word/2010/wordprocessingInk" xmlns:wne="http://schemas.microsoft.com/office/word/2006/wordml" xmlns:wps="http://schemas.microsoft.com/office/word/2010/wordprocessingShape" mc:Ignorable="w14 w15 w16se w16cid w16 w16cex w16sdtdh w16sdtfl w16du wp14">
   <w:p>
     <w:pPr>
       <w:pStyle w:val="Footer"/>
@@ -1971,7 +2811,7 @@
 </file>
 
 <file path=word/footer3.xml><?xml version="1.0" encoding="utf-8"?>
-<w:ftr xmlns:wpc="http://schemas.microsoft.com/office/word/2010/wordprocessingCanvas" xmlns:cx="http://schemas.microsoft.com/office/drawing/2014/chartex" xmlns:cx1="http://schemas.microsoft.com/office/drawing/2015/9/8/chartex" xmlns:cx2="http://schemas.microsoft.com/office/drawing/2015/10/21/chartex" xmlns:cx3="http://schemas.microsoft.com/office/drawing/2016/5/9/chartex" xmlns:cx4="http://schemas.microsoft.com/office/drawing/2016/5/10/chartex" xmlns:cx5="http://schemas.microsoft.com/office/drawing/2016/5/11/chartex" xmlns:cx6="http://schemas.microsoft.com/office/drawing/2016/5/12/chartex" xmlns:cx7="http://schemas.microsoft.com/office/drawing/2016/5/13/chartex" xmlns:cx8="http://schemas.microsoft.com/office/drawing/2016/5/14/chartex" xmlns:mc="http://schemas.openxmlformats.org/markup-compatibility/2006" xmlns:aink="http://schemas.microsoft.com/office/drawing/2016/ink" xmlns:am3d="http://schemas.microsoft.com/office/drawing/2017/model3d" xmlns:o="urn:schemas-microsoft-com:office:office" xmlns:oel="http://schemas.microsoft.com/office/2019/extlst" xmlns:r="http://schemas.openxmlformats.org/officeDocument/2006/relationships" xmlns:m="http://schemas.openxmlformats.org/officeDocument/2006/math" xmlns:v="urn:schemas-microsoft-com:vml" xmlns:wp14="http://schemas.microsoft.com/office/word/2010/wordprocessingDrawing" xmlns:wp="http://schemas.openxmlformats.org/drawingml/2006/wordprocessingDrawing" xmlns:w10="urn:schemas-microsoft-com:office:word" xmlns:w="http://schemas.openxmlformats.org/wordprocessingml/2006/main" xmlns:w14="http://schemas.microsoft.com/office/word/2010/wordml" xmlns:w15="http://schemas.microsoft.com/office/word/2012/wordml" xmlns:w16cex="http://schemas.microsoft.com/office/word/2018/wordml/cex" xmlns:w16cid="http://schemas.microsoft.com/office/word/2016/wordml/cid" xmlns:w16="http://schemas.microsoft.com/office/word/2018/wordml" xmlns:w16sdtdh="http://schemas.microsoft.com/office/word/2020/wordml/sdtdatahash" xmlns:w16se="http://schemas.microsoft.com/office/word/2015/wordml/symex" xmlns:wpg="http://schemas.microsoft.com/office/word/2010/wordprocessingGroup" xmlns:wpi="http://schemas.microsoft.com/office/word/2010/wordprocessingInk" xmlns:wne="http://schemas.microsoft.com/office/word/2006/wordml" xmlns:wps="http://schemas.microsoft.com/office/word/2010/wordprocessingShape" mc:Ignorable="w14 w15 w16se w16cid w16 w16cex w16sdtdh wp14">
+<w:ftr xmlns:wpc="http://schemas.microsoft.com/office/word/2010/wordprocessingCanvas" xmlns:cx="http://schemas.microsoft.com/office/drawing/2014/chartex" xmlns:cx1="http://schemas.microsoft.com/office/drawing/2015/9/8/chartex" xmlns:cx2="http://schemas.microsoft.com/office/drawing/2015/10/21/chartex" xmlns:cx3="http://schemas.microsoft.com/office/drawing/2016/5/9/chartex" xmlns:cx4="http://schemas.microsoft.com/office/drawing/2016/5/10/chartex" xmlns:cx5="http://schemas.microsoft.com/office/drawing/2016/5/11/chartex" xmlns:cx6="http://schemas.microsoft.com/office/drawing/2016/5/12/chartex" xmlns:cx7="http://schemas.microsoft.com/office/drawing/2016/5/13/chartex" xmlns:cx8="http://schemas.microsoft.com/office/drawing/2016/5/14/chartex" xmlns:mc="http://schemas.openxmlformats.org/markup-compatibility/2006" xmlns:aink="http://schemas.microsoft.com/office/drawing/2016/ink" xmlns:am3d="http://schemas.microsoft.com/office/drawing/2017/model3d" xmlns:o="urn:schemas-microsoft-com:office:office" xmlns:oel="http://schemas.microsoft.com/office/2019/extlst" xmlns:r="http://schemas.openxmlformats.org/officeDocument/2006/relationships" xmlns:m="http://schemas.openxmlformats.org/officeDocument/2006/math" xmlns:v="urn:schemas-microsoft-com:vml" xmlns:wp14="http://schemas.microsoft.com/office/word/2010/wordprocessingDrawing" xmlns:wp="http://schemas.openxmlformats.org/drawingml/2006/wordprocessingDrawing" xmlns:w10="urn:schemas-microsoft-com:office:word" xmlns:w="http://schemas.openxmlformats.org/wordprocessingml/2006/main" xmlns:w14="http://schemas.microsoft.com/office/word/2010/wordml" xmlns:w15="http://schemas.microsoft.com/office/word/2012/wordml" xmlns:w16cex="http://schemas.microsoft.com/office/word/2018/wordml/cex" xmlns:w16cid="http://schemas.microsoft.com/office/word/2016/wordml/cid" xmlns:w16="http://schemas.microsoft.com/office/word/2018/wordml" xmlns:w16du="http://schemas.microsoft.com/office/word/2023/wordml/word16du" xmlns:w16sdtdh="http://schemas.microsoft.com/office/word/2020/wordml/sdtdatahash" xmlns:w16sdtfl="http://schemas.microsoft.com/office/word/2024/wordml/sdtformatlock" xmlns:w16se="http://schemas.microsoft.com/office/word/2015/wordml/symex" xmlns:wpg="http://schemas.microsoft.com/office/word/2010/wordprocessingGroup" xmlns:wpi="http://schemas.microsoft.com/office/word/2010/wordprocessingInk" xmlns:wne="http://schemas.microsoft.com/office/word/2006/wordml" xmlns:wps="http://schemas.microsoft.com/office/word/2010/wordprocessingShape" mc:Ignorable="w14 w15 w16se w16cid w16 w16cex w16sdtdh w16sdtfl w16du wp14">
   <w:p>
     <w:pPr>
       <w:pStyle w:val="Footer"/>
@@ -1981,7 +2821,7 @@
 </file>
 
 <file path=word/footnotes.xml><?xml version="1.0" encoding="utf-8"?>
-<w:footnotes xmlns:wpc="http://schemas.microsoft.com/office/word/2010/wordprocessingCanvas" xmlns:cx="http://schemas.microsoft.com/office/drawing/2014/chartex" xmlns:cx1="http://schemas.microsoft.com/office/drawing/2015/9/8/chartex" xmlns:cx2="http://schemas.microsoft.com/office/drawing/2015/10/21/chartex" xmlns:cx3="http://schemas.microsoft.com/office/drawing/2016/5/9/chartex" xmlns:cx4="http://schemas.microsoft.com/office/drawing/2016/5/10/chartex" xmlns:cx5="http://schemas.microsoft.com/office/drawing/2016/5/11/chartex" xmlns:cx6="http://schemas.microsoft.com/office/drawing/2016/5/12/chartex" xmlns:cx7="http://schemas.microsoft.com/office/drawing/2016/5/13/chartex" xmlns:cx8="http://schemas.microsoft.com/office/drawing/2016/5/14/chartex" xmlns:mc="http://schemas.openxmlformats.org/markup-compatibility/2006" xmlns:aink="http://schemas.microsoft.com/office/drawing/2016/ink" xmlns:am3d="http://schemas.microsoft.com/office/drawing/2017/model3d" xmlns:o="urn:schemas-microsoft-com:office:office" xmlns:oel="http://schemas.microsoft.com/office/2019/extlst" xmlns:r="http://schemas.openxmlformats.org/officeDocument/2006/relationships" xmlns:m="http://schemas.openxmlformats.org/officeDocument/2006/math" xmlns:v="urn:schemas-microsoft-com:vml" xmlns:wp14="http://schemas.microsoft.com/office/word/2010/wordprocessingDrawing" xmlns:wp="http://schemas.openxmlformats.org/drawingml/2006/wordprocessingDrawing" xmlns:w10="urn:schemas-microsoft-com:office:word" xmlns:w="http://schemas.openxmlformats.org/wordprocessingml/2006/main" xmlns:w14="http://schemas.microsoft.com/office/word/2010/wordml" xmlns:w15="http://schemas.microsoft.com/office/word/2012/wordml" xmlns:w16cex="http://schemas.microsoft.com/office/word/2018/wordml/cex" xmlns:w16cid="http://schemas.microsoft.com/office/word/2016/wordml/cid" xmlns:w16="http://schemas.microsoft.com/office/word/2018/wordml" xmlns:w16sdtdh="http://schemas.microsoft.com/office/word/2020/wordml/sdtdatahash" xmlns:w16se="http://schemas.microsoft.com/office/word/2015/wordml/symex" xmlns:wpg="http://schemas.microsoft.com/office/word/2010/wordprocessingGroup" xmlns:wpi="http://schemas.microsoft.com/office/word/2010/wordprocessingInk" xmlns:wne="http://schemas.microsoft.com/office/word/2006/wordml" xmlns:wps="http://schemas.microsoft.com/office/word/2010/wordprocessingShape" mc:Ignorable="w14 w15 w16se w16cid w16 w16cex w16sdtdh wp14">
+<w:footnotes xmlns:wpc="http://schemas.microsoft.com/office/word/2010/wordprocessingCanvas" xmlns:cx="http://schemas.microsoft.com/office/drawing/2014/chartex" xmlns:cx1="http://schemas.microsoft.com/office/drawing/2015/9/8/chartex" xmlns:cx2="http://schemas.microsoft.com/office/drawing/2015/10/21/chartex" xmlns:cx3="http://schemas.microsoft.com/office/drawing/2016/5/9/chartex" xmlns:cx4="http://schemas.microsoft.com/office/drawing/2016/5/10/chartex" xmlns:cx5="http://schemas.microsoft.com/office/drawing/2016/5/11/chartex" xmlns:cx6="http://schemas.microsoft.com/office/drawing/2016/5/12/chartex" xmlns:cx7="http://schemas.microsoft.com/office/drawing/2016/5/13/chartex" xmlns:cx8="http://schemas.microsoft.com/office/drawing/2016/5/14/chartex" xmlns:mc="http://schemas.openxmlformats.org/markup-compatibility/2006" xmlns:aink="http://schemas.microsoft.com/office/drawing/2016/ink" xmlns:am3d="http://schemas.microsoft.com/office/drawing/2017/model3d" xmlns:o="urn:schemas-microsoft-com:office:office" xmlns:oel="http://schemas.microsoft.com/office/2019/extlst" xmlns:r="http://schemas.openxmlformats.org/officeDocument/2006/relationships" xmlns:m="http://schemas.openxmlformats.org/officeDocument/2006/math" xmlns:v="urn:schemas-microsoft-com:vml" xmlns:wp14="http://schemas.microsoft.com/office/word/2010/wordprocessingDrawing" xmlns:wp="http://schemas.openxmlformats.org/drawingml/2006/wordprocessingDrawing" xmlns:w10="urn:schemas-microsoft-com:office:word" xmlns:w="http://schemas.openxmlformats.org/wordprocessingml/2006/main" xmlns:w14="http://schemas.microsoft.com/office/word/2010/wordml" xmlns:w15="http://schemas.microsoft.com/office/word/2012/wordml" xmlns:w16cex="http://schemas.microsoft.com/office/word/2018/wordml/cex" xmlns:w16cid="http://schemas.microsoft.com/office/word/2016/wordml/cid" xmlns:w16="http://schemas.microsoft.com/office/word/2018/wordml" xmlns:w16du="http://schemas.microsoft.com/office/word/2023/wordml/word16du" xmlns:w16sdtdh="http://schemas.microsoft.com/office/word/2020/wordml/sdtdatahash" xmlns:w16sdtfl="http://schemas.microsoft.com/office/word/2024/wordml/sdtformatlock" xmlns:w16se="http://schemas.microsoft.com/office/word/2015/wordml/symex" xmlns:wpg="http://schemas.microsoft.com/office/word/2010/wordprocessingGroup" xmlns:wpi="http://schemas.microsoft.com/office/word/2010/wordprocessingInk" xmlns:wne="http://schemas.microsoft.com/office/word/2006/wordml" xmlns:wps="http://schemas.microsoft.com/office/word/2010/wordprocessingShape" mc:Ignorable="w14 w15 w16se w16cid w16 w16cex w16sdtdh w16sdtfl w16du wp14">
   <w:footnote w:type="separator" w:id="-1">
     <w:p>
       <w:pPr>
@@ -2006,7 +2846,7 @@
 </file>
 
 <file path=word/header1.xml><?xml version="1.0" encoding="utf-8"?>
-<w:hdr xmlns:wpc="http://schemas.microsoft.com/office/word/2010/wordprocessingCanvas" xmlns:cx="http://schemas.microsoft.com/office/drawing/2014/chartex" xmlns:cx1="http://schemas.microsoft.com/office/drawing/2015/9/8/chartex" xmlns:cx2="http://schemas.microsoft.com/office/drawing/2015/10/21/chartex" xmlns:cx3="http://schemas.microsoft.com/office/drawing/2016/5/9/chartex" xmlns:cx4="http://schemas.microsoft.com/office/drawing/2016/5/10/chartex" xmlns:cx5="http://schemas.microsoft.com/office/drawing/2016/5/11/chartex" xmlns:cx6="http://schemas.microsoft.com/office/drawing/2016/5/12/chartex" xmlns:cx7="http://schemas.microsoft.com/office/drawing/2016/5/13/chartex" xmlns:cx8="http://schemas.microsoft.com/office/drawing/2016/5/14/chartex" xmlns:mc="http://schemas.openxmlformats.org/markup-compatibility/2006" xmlns:aink="http://schemas.microsoft.com/office/drawing/2016/ink" xmlns:am3d="http://schemas.microsoft.com/office/drawing/2017/model3d" xmlns:o="urn:schemas-microsoft-com:office:office" xmlns:oel="http://schemas.microsoft.com/office/2019/extlst" xmlns:r="http://schemas.openxmlformats.org/officeDocument/2006/relationships" xmlns:m="http://schemas.openxmlformats.org/officeDocument/2006/math" xmlns:v="urn:schemas-microsoft-com:vml" xmlns:wp14="http://schemas.microsoft.com/office/word/2010/wordprocessingDrawing" xmlns:wp="http://schemas.openxmlformats.org/drawingml/2006/wordprocessingDrawing" xmlns:w10="urn:schemas-microsoft-com:office:word" xmlns:w="http://schemas.openxmlformats.org/wordprocessingml/2006/main" xmlns:w14="http://schemas.microsoft.com/office/word/2010/wordml" xmlns:w15="http://schemas.microsoft.com/office/word/2012/wordml" xmlns:w16cex="http://schemas.microsoft.com/office/word/2018/wordml/cex" xmlns:w16cid="http://schemas.microsoft.com/office/word/2016/wordml/cid" xmlns:w16="http://schemas.microsoft.com/office/word/2018/wordml" xmlns:w16sdtdh="http://schemas.microsoft.com/office/word/2020/wordml/sdtdatahash" xmlns:w16se="http://schemas.microsoft.com/office/word/2015/wordml/symex" xmlns:wpg="http://schemas.microsoft.com/office/word/2010/wordprocessingGroup" xmlns:wpi="http://schemas.microsoft.com/office/word/2010/wordprocessingInk" xmlns:wne="http://schemas.microsoft.com/office/word/2006/wordml" xmlns:wps="http://schemas.microsoft.com/office/word/2010/wordprocessingShape" mc:Ignorable="w14 w15 w16se w16cid w16 w16cex w16sdtdh wp14">
+<w:hdr xmlns:wpc="http://schemas.microsoft.com/office/word/2010/wordprocessingCanvas" xmlns:cx="http://schemas.microsoft.com/office/drawing/2014/chartex" xmlns:cx1="http://schemas.microsoft.com/office/drawing/2015/9/8/chartex" xmlns:cx2="http://schemas.microsoft.com/office/drawing/2015/10/21/chartex" xmlns:cx3="http://schemas.microsoft.com/office/drawing/2016/5/9/chartex" xmlns:cx4="http://schemas.microsoft.com/office/drawing/2016/5/10/chartex" xmlns:cx5="http://schemas.microsoft.com/office/drawing/2016/5/11/chartex" xmlns:cx6="http://schemas.microsoft.com/office/drawing/2016/5/12/chartex" xmlns:cx7="http://schemas.microsoft.com/office/drawing/2016/5/13/chartex" xmlns:cx8="http://schemas.microsoft.com/office/drawing/2016/5/14/chartex" xmlns:mc="http://schemas.openxmlformats.org/markup-compatibility/2006" xmlns:aink="http://schemas.microsoft.com/office/drawing/2016/ink" xmlns:am3d="http://schemas.microsoft.com/office/drawing/2017/model3d" xmlns:o="urn:schemas-microsoft-com:office:office" xmlns:oel="http://schemas.microsoft.com/office/2019/extlst" xmlns:r="http://schemas.openxmlformats.org/officeDocument/2006/relationships" xmlns:m="http://schemas.openxmlformats.org/officeDocument/2006/math" xmlns:v="urn:schemas-microsoft-com:vml" xmlns:wp14="http://schemas.microsoft.com/office/word/2010/wordprocessingDrawing" xmlns:wp="http://schemas.openxmlformats.org/drawingml/2006/wordprocessingDrawing" xmlns:w10="urn:schemas-microsoft-com:office:word" xmlns:w="http://schemas.openxmlformats.org/wordprocessingml/2006/main" xmlns:w14="http://schemas.microsoft.com/office/word/2010/wordml" xmlns:w15="http://schemas.microsoft.com/office/word/2012/wordml" xmlns:w16cex="http://schemas.microsoft.com/office/word/2018/wordml/cex" xmlns:w16cid="http://schemas.microsoft.com/office/word/2016/wordml/cid" xmlns:w16="http://schemas.microsoft.com/office/word/2018/wordml" xmlns:w16du="http://schemas.microsoft.com/office/word/2023/wordml/word16du" xmlns:w16sdtdh="http://schemas.microsoft.com/office/word/2020/wordml/sdtdatahash" xmlns:w16sdtfl="http://schemas.microsoft.com/office/word/2024/wordml/sdtformatlock" xmlns:w16se="http://schemas.microsoft.com/office/word/2015/wordml/symex" xmlns:wpg="http://schemas.microsoft.com/office/word/2010/wordprocessingGroup" xmlns:wpi="http://schemas.microsoft.com/office/word/2010/wordprocessingInk" xmlns:wne="http://schemas.microsoft.com/office/word/2006/wordml" xmlns:wps="http://schemas.microsoft.com/office/word/2010/wordprocessingShape" mc:Ignorable="w14 w15 w16se w16cid w16 w16cex w16sdtdh w16sdtfl w16du wp14">
   <w:p>
     <w:pPr>
       <w:pStyle w:val="Header"/>
@@ -2016,7 +2856,7 @@
 </file>
 
 <file path=word/header2.xml><?xml version="1.0" encoding="utf-8"?>
-<w:hdr xmlns:wpc="http://schemas.microsoft.com/office/word/2010/wordprocessingCanvas" xmlns:cx="http://schemas.microsoft.com/office/drawing/2014/chartex" xmlns:cx1="http://schemas.microsoft.com/office/drawing/2015/9/8/chartex" xmlns:cx2="http://schemas.microsoft.com/office/drawing/2015/10/21/chartex" xmlns:cx3="http://schemas.microsoft.com/office/drawing/2016/5/9/chartex" xmlns:cx4="http://schemas.microsoft.com/office/drawing/2016/5/10/chartex" xmlns:cx5="http://schemas.microsoft.com/office/drawing/2016/5/11/chartex" xmlns:cx6="http://schemas.microsoft.com/office/drawing/2016/5/12/chartex" xmlns:cx7="http://schemas.microsoft.com/office/drawing/2016/5/13/chartex" xmlns:cx8="http://schemas.microsoft.com/office/drawing/2016/5/14/chartex" xmlns:mc="http://schemas.openxmlformats.org/markup-compatibility/2006" xmlns:aink="http://schemas.microsoft.com/office/drawing/2016/ink" xmlns:am3d="http://schemas.microsoft.com/office/drawing/2017/model3d" xmlns:o="urn:schemas-microsoft-com:office:office" xmlns:oel="http://schemas.microsoft.com/office/2019/extlst" xmlns:r="http://schemas.openxmlformats.org/officeDocument/2006/relationships" xmlns:m="http://schemas.openxmlformats.org/officeDocument/2006/math" xmlns:v="urn:schemas-microsoft-com:vml" xmlns:wp14="http://schemas.microsoft.com/office/word/2010/wordprocessingDrawing" xmlns:wp="http://schemas.openxmlformats.org/drawingml/2006/wordprocessingDrawing" xmlns:w10="urn:schemas-microsoft-com:office:word" xmlns:w="http://schemas.openxmlformats.org/wordprocessingml/2006/main" xmlns:w14="http://schemas.microsoft.com/office/word/2010/wordml" xmlns:w15="http://schemas.microsoft.com/office/word/2012/wordml" xmlns:w16cex="http://schemas.microsoft.com/office/word/2018/wordml/cex" xmlns:w16cid="http://schemas.microsoft.com/office/word/2016/wordml/cid" xmlns:w16="http://schemas.microsoft.com/office/word/2018/wordml" xmlns:w16sdtdh="http://schemas.microsoft.com/office/word/2020/wordml/sdtdatahash" xmlns:w16se="http://schemas.microsoft.com/office/word/2015/wordml/symex" xmlns:wpg="http://schemas.microsoft.com/office/word/2010/wordprocessingGroup" xmlns:wpi="http://schemas.microsoft.com/office/word/2010/wordprocessingInk" xmlns:wne="http://schemas.microsoft.com/office/word/2006/wordml" xmlns:wps="http://schemas.microsoft.com/office/word/2010/wordprocessingShape" mc:Ignorable="w14 w15 w16se w16cid w16 w16cex w16sdtdh wp14">
+<w:hdr xmlns:wpc="http://schemas.microsoft.com/office/word/2010/wordprocessingCanvas" xmlns:cx="http://schemas.microsoft.com/office/drawing/2014/chartex" xmlns:cx1="http://schemas.microsoft.com/office/drawing/2015/9/8/chartex" xmlns:cx2="http://schemas.microsoft.com/office/drawing/2015/10/21/chartex" xmlns:cx3="http://schemas.microsoft.com/office/drawing/2016/5/9/chartex" xmlns:cx4="http://schemas.microsoft.com/office/drawing/2016/5/10/chartex" xmlns:cx5="http://schemas.microsoft.com/office/drawing/2016/5/11/chartex" xmlns:cx6="http://schemas.microsoft.com/office/drawing/2016/5/12/chartex" xmlns:cx7="http://schemas.microsoft.com/office/drawing/2016/5/13/chartex" xmlns:cx8="http://schemas.microsoft.com/office/drawing/2016/5/14/chartex" xmlns:mc="http://schemas.openxmlformats.org/markup-compatibility/2006" xmlns:aink="http://schemas.microsoft.com/office/drawing/2016/ink" xmlns:am3d="http://schemas.microsoft.com/office/drawing/2017/model3d" xmlns:o="urn:schemas-microsoft-com:office:office" xmlns:oel="http://schemas.microsoft.com/office/2019/extlst" xmlns:r="http://schemas.openxmlformats.org/officeDocument/2006/relationships" xmlns:m="http://schemas.openxmlformats.org/officeDocument/2006/math" xmlns:v="urn:schemas-microsoft-com:vml" xmlns:wp14="http://schemas.microsoft.com/office/word/2010/wordprocessingDrawing" xmlns:wp="http://schemas.openxmlformats.org/drawingml/2006/wordprocessingDrawing" xmlns:w10="urn:schemas-microsoft-com:office:word" xmlns:w="http://schemas.openxmlformats.org/wordprocessingml/2006/main" xmlns:w14="http://schemas.microsoft.com/office/word/2010/wordml" xmlns:w15="http://schemas.microsoft.com/office/word/2012/wordml" xmlns:w16cex="http://schemas.microsoft.com/office/word/2018/wordml/cex" xmlns:w16cid="http://schemas.microsoft.com/office/word/2016/wordml/cid" xmlns:w16="http://schemas.microsoft.com/office/word/2018/wordml" xmlns:w16du="http://schemas.microsoft.com/office/word/2023/wordml/word16du" xmlns:w16sdtdh="http://schemas.microsoft.com/office/word/2020/wordml/sdtdatahash" xmlns:w16sdtfl="http://schemas.microsoft.com/office/word/2024/wordml/sdtformatlock" xmlns:w16se="http://schemas.microsoft.com/office/word/2015/wordml/symex" xmlns:wpg="http://schemas.microsoft.com/office/word/2010/wordprocessingGroup" xmlns:wpi="http://schemas.microsoft.com/office/word/2010/wordprocessingInk" xmlns:wne="http://schemas.microsoft.com/office/word/2006/wordml" xmlns:wps="http://schemas.microsoft.com/office/word/2010/wordprocessingShape" mc:Ignorable="w14 w15 w16se w16cid w16 w16cex w16sdtdh w16sdtfl w16du wp14">
   <w:p>
     <w:pPr>
       <w:pStyle w:val="Header"/>
@@ -2027,7 +2867,7 @@
 </file>
 
 <file path=word/header3.xml><?xml version="1.0" encoding="utf-8"?>
-<w:hdr xmlns:wpc="http://schemas.microsoft.com/office/word/2010/wordprocessingCanvas" xmlns:cx="http://schemas.microsoft.com/office/drawing/2014/chartex" xmlns:cx1="http://schemas.microsoft.com/office/drawing/2015/9/8/chartex" xmlns:cx2="http://schemas.microsoft.com/office/drawing/2015/10/21/chartex" xmlns:cx3="http://schemas.microsoft.com/office/drawing/2016/5/9/chartex" xmlns:cx4="http://schemas.microsoft.com/office/drawing/2016/5/10/chartex" xmlns:cx5="http://schemas.microsoft.com/office/drawing/2016/5/11/chartex" xmlns:cx6="http://schemas.microsoft.com/office/drawing/2016/5/12/chartex" xmlns:cx7="http://schemas.microsoft.com/office/drawing/2016/5/13/chartex" xmlns:cx8="http://schemas.microsoft.com/office/drawing/2016/5/14/chartex" xmlns:mc="http://schemas.openxmlformats.org/markup-compatibility/2006" xmlns:aink="http://schemas.microsoft.com/office/drawing/2016/ink" xmlns:am3d="http://schemas.microsoft.com/office/drawing/2017/model3d" xmlns:o="urn:schemas-microsoft-com:office:office" xmlns:oel="http://schemas.microsoft.com/office/2019/extlst" xmlns:r="http://schemas.openxmlformats.org/officeDocument/2006/relationships" xmlns:m="http://schemas.openxmlformats.org/officeDocument/2006/math" xmlns:v="urn:schemas-microsoft-com:vml" xmlns:wp14="http://schemas.microsoft.com/office/word/2010/wordprocessingDrawing" xmlns:wp="http://schemas.openxmlformats.org/drawingml/2006/wordprocessingDrawing" xmlns:w10="urn:schemas-microsoft-com:office:word" xmlns:w="http://schemas.openxmlformats.org/wordprocessingml/2006/main" xmlns:w14="http://schemas.microsoft.com/office/word/2010/wordml" xmlns:w15="http://schemas.microsoft.com/office/word/2012/wordml" xmlns:w16cex="http://schemas.microsoft.com/office/word/2018/wordml/cex" xmlns:w16cid="http://schemas.microsoft.com/office/word/2016/wordml/cid" xmlns:w16="http://schemas.microsoft.com/office/word/2018/wordml" xmlns:w16sdtdh="http://schemas.microsoft.com/office/word/2020/wordml/sdtdatahash" xmlns:w16se="http://schemas.microsoft.com/office/word/2015/wordml/symex" xmlns:wpg="http://schemas.microsoft.com/office/word/2010/wordprocessingGroup" xmlns:wpi="http://schemas.microsoft.com/office/word/2010/wordprocessingInk" xmlns:wne="http://schemas.microsoft.com/office/word/2006/wordml" xmlns:wps="http://schemas.microsoft.com/office/word/2010/wordprocessingShape" mc:Ignorable="w14 w15 w16se w16cid w16 w16cex w16sdtdh wp14">
+<w:hdr xmlns:wpc="http://schemas.microsoft.com/office/word/2010/wordprocessingCanvas" xmlns:cx="http://schemas.microsoft.com/office/drawing/2014/chartex" xmlns:cx1="http://schemas.microsoft.com/office/drawing/2015/9/8/chartex" xmlns:cx2="http://schemas.microsoft.com/office/drawing/2015/10/21/chartex" xmlns:cx3="http://schemas.microsoft.com/office/drawing/2016/5/9/chartex" xmlns:cx4="http://schemas.microsoft.com/office/drawing/2016/5/10/chartex" xmlns:cx5="http://schemas.microsoft.com/office/drawing/2016/5/11/chartex" xmlns:cx6="http://schemas.microsoft.com/office/drawing/2016/5/12/chartex" xmlns:cx7="http://schemas.microsoft.com/office/drawing/2016/5/13/chartex" xmlns:cx8="http://schemas.microsoft.com/office/drawing/2016/5/14/chartex" xmlns:mc="http://schemas.openxmlformats.org/markup-compatibility/2006" xmlns:aink="http://schemas.microsoft.com/office/drawing/2016/ink" xmlns:am3d="http://schemas.microsoft.com/office/drawing/2017/model3d" xmlns:o="urn:schemas-microsoft-com:office:office" xmlns:oel="http://schemas.microsoft.com/office/2019/extlst" xmlns:r="http://schemas.openxmlformats.org/officeDocument/2006/relationships" xmlns:m="http://schemas.openxmlformats.org/officeDocument/2006/math" xmlns:v="urn:schemas-microsoft-com:vml" xmlns:wp14="http://schemas.microsoft.com/office/word/2010/wordprocessingDrawing" xmlns:wp="http://schemas.openxmlformats.org/drawingml/2006/wordprocessingDrawing" xmlns:w10="urn:schemas-microsoft-com:office:word" xmlns:w="http://schemas.openxmlformats.org/wordprocessingml/2006/main" xmlns:w14="http://schemas.microsoft.com/office/word/2010/wordml" xmlns:w15="http://schemas.microsoft.com/office/word/2012/wordml" xmlns:w16cex="http://schemas.microsoft.com/office/word/2018/wordml/cex" xmlns:w16cid="http://schemas.microsoft.com/office/word/2016/wordml/cid" xmlns:w16="http://schemas.microsoft.com/office/word/2018/wordml" xmlns:w16du="http://schemas.microsoft.com/office/word/2023/wordml/word16du" xmlns:w16sdtdh="http://schemas.microsoft.com/office/word/2020/wordml/sdtdatahash" xmlns:w16sdtfl="http://schemas.microsoft.com/office/word/2024/wordml/sdtformatlock" xmlns:w16se="http://schemas.microsoft.com/office/word/2015/wordml/symex" xmlns:wpg="http://schemas.microsoft.com/office/word/2010/wordprocessingGroup" xmlns:wpi="http://schemas.microsoft.com/office/word/2010/wordprocessingInk" xmlns:wne="http://schemas.microsoft.com/office/word/2006/wordml" xmlns:wps="http://schemas.microsoft.com/office/word/2010/wordprocessingShape" mc:Ignorable="w14 w15 w16se w16cid w16 w16cex w16sdtdh w16sdtfl w16du wp14">
   <w:p>
     <w:pPr>
       <w:pStyle w:val="Header"/>
@@ -2036,7 +2876,7 @@
     <w:r>
       <w:tab/>
       <w:tab/>
-      <w:t>2025-08-02</w:t>
+      <w:t>2026-07-12</w:t>
       <w:br/>
       <w:br/>
     </w:r>
@@ -2053,7 +2893,7 @@
 </file>
 
 <file path=word/numbering.xml><?xml version="1.0" encoding="utf-8"?>
-<w:numbering xmlns:wpc="http://schemas.microsoft.com/office/word/2010/wordprocessingCanvas" xmlns:cx="http://schemas.microsoft.com/office/drawing/2014/chartex" xmlns:cx1="http://schemas.microsoft.com/office/drawing/2015/9/8/chartex" xmlns:cx2="http://schemas.microsoft.com/office/drawing/2015/10/21/chartex" xmlns:cx3="http://schemas.microsoft.com/office/drawing/2016/5/9/chartex" xmlns:cx4="http://schemas.microsoft.com/office/drawing/2016/5/10/chartex" xmlns:cx5="http://schemas.microsoft.com/office/drawing/2016/5/11/chartex" xmlns:cx6="http://schemas.microsoft.com/office/drawing/2016/5/12/chartex" xmlns:cx7="http://schemas.microsoft.com/office/drawing/2016/5/13/chartex" xmlns:cx8="http://schemas.microsoft.com/office/drawing/2016/5/14/chartex" xmlns:mc="http://schemas.openxmlformats.org/markup-compatibility/2006" xmlns:aink="http://schemas.microsoft.com/office/drawing/2016/ink" xmlns:am3d="http://schemas.microsoft.com/office/drawing/2017/model3d" xmlns:o="urn:schemas-microsoft-com:office:office" xmlns:oel="http://schemas.microsoft.com/office/2019/extlst" xmlns:r="http://schemas.openxmlformats.org/officeDocument/2006/relationships" xmlns:m="http://schemas.openxmlformats.org/officeDocument/2006/math" xmlns:v="urn:schemas-microsoft-com:vml" xmlns:wp14="http://schemas.microsoft.com/office/word/2010/wordprocessingDrawing" xmlns:wp="http://schemas.openxmlformats.org/drawingml/2006/wordprocessingDrawing" xmlns:w10="urn:schemas-microsoft-com:office:word" xmlns:w="http://schemas.openxmlformats.org/wordprocessingml/2006/main" xmlns:w14="http://schemas.microsoft.com/office/word/2010/wordml" xmlns:w15="http://schemas.microsoft.com/office/word/2012/wordml" xmlns:w16cex="http://schemas.microsoft.com/office/word/2018/wordml/cex" xmlns:w16cid="http://schemas.microsoft.com/office/word/2016/wordml/cid" xmlns:w16="http://schemas.microsoft.com/office/word/2018/wordml" xmlns:w16sdtdh="http://schemas.microsoft.com/office/word/2020/wordml/sdtdatahash" xmlns:w16se="http://schemas.microsoft.com/office/word/2015/wordml/symex" xmlns:wpg="http://schemas.microsoft.com/office/word/2010/wordprocessingGroup" xmlns:wpi="http://schemas.microsoft.com/office/word/2010/wordprocessingInk" xmlns:wne="http://schemas.microsoft.com/office/word/2006/wordml" xmlns:wps="http://schemas.microsoft.com/office/word/2010/wordprocessingShape" mc:Ignorable="w14 w15 w16se w16cid w16 w16cex w16sdtdh wp14">
+<w:numbering xmlns:wpc="http://schemas.microsoft.com/office/word/2010/wordprocessingCanvas" xmlns:cx="http://schemas.microsoft.com/office/drawing/2014/chartex" xmlns:cx1="http://schemas.microsoft.com/office/drawing/2015/9/8/chartex" xmlns:cx2="http://schemas.microsoft.com/office/drawing/2015/10/21/chartex" xmlns:cx3="http://schemas.microsoft.com/office/drawing/2016/5/9/chartex" xmlns:cx4="http://schemas.microsoft.com/office/drawing/2016/5/10/chartex" xmlns:cx5="http://schemas.microsoft.com/office/drawing/2016/5/11/chartex" xmlns:cx6="http://schemas.microsoft.com/office/drawing/2016/5/12/chartex" xmlns:cx7="http://schemas.microsoft.com/office/drawing/2016/5/13/chartex" xmlns:cx8="http://schemas.microsoft.com/office/drawing/2016/5/14/chartex" xmlns:mc="http://schemas.openxmlformats.org/markup-compatibility/2006" xmlns:aink="http://schemas.microsoft.com/office/drawing/2016/ink" xmlns:am3d="http://schemas.microsoft.com/office/drawing/2017/model3d" xmlns:o="urn:schemas-microsoft-com:office:office" xmlns:oel="http://schemas.microsoft.com/office/2019/extlst" xmlns:r="http://schemas.openxmlformats.org/officeDocument/2006/relationships" xmlns:m="http://schemas.openxmlformats.org/officeDocument/2006/math" xmlns:v="urn:schemas-microsoft-com:vml" xmlns:wp14="http://schemas.microsoft.com/office/word/2010/wordprocessingDrawing" xmlns:wp="http://schemas.openxmlformats.org/drawingml/2006/wordprocessingDrawing" xmlns:w10="urn:schemas-microsoft-com:office:word" xmlns:w="http://schemas.openxmlformats.org/wordprocessingml/2006/main" xmlns:w14="http://schemas.microsoft.com/office/word/2010/wordml" xmlns:w15="http://schemas.microsoft.com/office/word/2012/wordml" xmlns:w16cex="http://schemas.microsoft.com/office/word/2018/wordml/cex" xmlns:w16cid="http://schemas.microsoft.com/office/word/2016/wordml/cid" xmlns:w16="http://schemas.microsoft.com/office/word/2018/wordml" xmlns:w16du="http://schemas.microsoft.com/office/word/2023/wordml/word16du" xmlns:w16sdtdh="http://schemas.microsoft.com/office/word/2020/wordml/sdtdatahash" xmlns:w16sdtfl="http://schemas.microsoft.com/office/word/2024/wordml/sdtformatlock" xmlns:w16se="http://schemas.microsoft.com/office/word/2015/wordml/symex" xmlns:wpg="http://schemas.microsoft.com/office/word/2010/wordprocessingGroup" xmlns:wpi="http://schemas.microsoft.com/office/word/2010/wordprocessingInk" xmlns:wne="http://schemas.microsoft.com/office/word/2006/wordml" xmlns:wps="http://schemas.microsoft.com/office/word/2010/wordprocessingShape" mc:Ignorable="w14 w15 w16se w16cid w16 w16cex w16sdtdh w16sdtfl w16du wp14">
   <w:abstractNum w:abstractNumId="0" w15:restartNumberingAfterBreak="0">
     <w:nsid w:val="FFFFFF7C"/>
     <w:multiLevelType w:val="singleLevel"/>
@@ -2256,7 +3096,7 @@
 </file>
 
 <file path=word/styles.xml><?xml version="1.0" encoding="utf-8"?>
-<w:styles xmlns:mc="http://schemas.openxmlformats.org/markup-compatibility/2006" xmlns:r="http://schemas.openxmlformats.org/officeDocument/2006/relationships" xmlns:w="http://schemas.openxmlformats.org/wordprocessingml/2006/main" xmlns:w14="http://schemas.microsoft.com/office/word/2010/wordml" xmlns:w15="http://schemas.microsoft.com/office/word/2012/wordml" xmlns:w16cex="http://schemas.microsoft.com/office/word/2018/wordml/cex" xmlns:w16cid="http://schemas.microsoft.com/office/word/2016/wordml/cid" xmlns:w16="http://schemas.microsoft.com/office/word/2018/wordml" xmlns:w16sdtdh="http://schemas.microsoft.com/office/word/2020/wordml/sdtdatahash" xmlns:w16se="http://schemas.microsoft.com/office/word/2015/wordml/symex" mc:Ignorable="w14 w15 w16se w16cid w16 w16cex w16sdtdh">
+<w:styles xmlns:mc="http://schemas.openxmlformats.org/markup-compatibility/2006" xmlns:r="http://schemas.openxmlformats.org/officeDocument/2006/relationships" xmlns:w="http://schemas.openxmlformats.org/wordprocessingml/2006/main" xmlns:w14="http://schemas.microsoft.com/office/word/2010/wordml" xmlns:w15="http://schemas.microsoft.com/office/word/2012/wordml" xmlns:w16cex="http://schemas.microsoft.com/office/word/2018/wordml/cex" xmlns:w16cid="http://schemas.microsoft.com/office/word/2016/wordml/cid" xmlns:w16="http://schemas.microsoft.com/office/word/2018/wordml" xmlns:w16du="http://schemas.microsoft.com/office/word/2023/wordml/word16du" xmlns:w16sdtdh="http://schemas.microsoft.com/office/word/2020/wordml/sdtdatahash" xmlns:w16sdtfl="http://schemas.microsoft.com/office/word/2024/wordml/sdtformatlock" xmlns:w16se="http://schemas.microsoft.com/office/word/2015/wordml/symex" mc:Ignorable="w14 w15 w16se w16cid w16 w16cex w16sdtdh w16sdtfl w16du">
   <w:docDefaults>
     <w:rPrDefault>
       <w:rPr>
@@ -3014,7 +3854,7 @@
     <w:link w:val="TitleChar"/>
     <w:uiPriority w:val="10"/>
     <w:qFormat/>
-    <w:rsid w:val="007106C8"/>
+    <w:rsid w:val="00E854FA"/>
     <w:pPr>
       <w:spacing w:after="300" w:line="240" w:lineRule="auto"/>
       <w:contextualSpacing/>
@@ -3024,7 +3864,7 @@
       <w:rFonts w:eastAsiaTheme="majorEastAsia" w:cstheme="majorBidi"/>
       <w:spacing w:val="5"/>
       <w:kern w:val="28"/>
-      <w:sz w:val="52"/>
+      <w:sz w:val="40"/>
       <w:szCs w:val="52"/>
       <w:lang w:val="sv-SE" w:eastAsia="en-US" w:bidi="ar-SA"/>
     </w:rPr>
@@ -3034,12 +3874,12 @@
     <w:basedOn w:val="DefaultParagraphFont"/>
     <w:link w:val="Title"/>
     <w:uiPriority w:val="10"/>
-    <w:rsid w:val="007106C8"/>
+    <w:rsid w:val="00E854FA"/>
     <w:rPr>
       <w:rFonts w:ascii="Times New Roman" w:eastAsiaTheme="majorEastAsia" w:hAnsi="Times New Roman" w:cstheme="majorBidi"/>
       <w:spacing w:val="5"/>
       <w:kern w:val="28"/>
-      <w:sz w:val="52"/>
+      <w:sz w:val="40"/>
       <w:szCs w:val="52"/>
       <w:lang w:val="sv-SE" w:eastAsia="en-US" w:bidi="ar-SA"/>
     </w:rPr>

--- a/klagomål/Lillgoberget FSC-klagomål.docx
+++ b/klagomål/Lillgoberget FSC-klagomål.docx
@@ -2881,7 +2881,7 @@
       <w:br/>
     </w:r>
     <w:r>
-      <w:t>Till:</w:t>
+      <w:t>Till: Holmen skog AB</w:t>
       <w:br/>
     </w:r>
     <w:r>

--- a/klagomål/Lillgoberget FSC-klagomål.docx
+++ b/klagomål/Lillgoberget FSC-klagomål.docx
@@ -168,7 +168,7 @@
     </w:p>
     <w:p>
       <w:r>
-        <w:t>Detta klagomål behandlar höga naturvärden i avverkningsanmälan Lillgoberget i Bjurholms kommun som inkom 2026-07-12 och omfattar 102,2 ha.</w:t>
+        <w:t>Detta klagomål behandlar höga naturvärden i avverkningsanmälan Lillgoberget i Bjurholms kommun som inkom 2026-07-13 och omfattar 102,2 ha.</w:t>
       </w:r>
     </w:p>
     <w:p>
@@ -2876,7 +2876,7 @@
     <w:r>
       <w:tab/>
       <w:tab/>
-      <w:t>2026-07-12</w:t>
+      <w:t>2026-07-13</w:t>
       <w:br/>
       <w:br/>
     </w:r>

--- a/klagomål/Lillgoberget FSC-klagomål.docx
+++ b/klagomål/Lillgoberget FSC-klagomål.docx
@@ -168,7 +168,7 @@
     </w:p>
     <w:p>
       <w:r>
-        <w:t>Detta klagomål behandlar höga naturvärden i avverkningsanmälan Lillgoberget i Bjurholms kommun som inkom 2026-07-13 och omfattar 102,2 ha.</w:t>
+        <w:t>Detta klagomål behandlar höga naturvärden i avverkningsanmälan Lillgoberget i Bjurholms kommun som inkom 2026-07-14 och omfattar 102,2 ha.</w:t>
       </w:r>
     </w:p>
     <w:p>
@@ -2876,7 +2876,7 @@
     <w:r>
       <w:tab/>
       <w:tab/>
-      <w:t>2026-07-13</w:t>
+      <w:t>2026-07-14</w:t>
       <w:br/>
       <w:br/>
     </w:r>

--- a/klagomål/Lillgoberget FSC-klagomål.docx
+++ b/klagomål/Lillgoberget FSC-klagomål.docx
@@ -168,7 +168,7 @@
     </w:p>
     <w:p>
       <w:r>
-        <w:t>Detta klagomål behandlar höga naturvärden i avverkningsanmälan Lillgoberget i Bjurholms kommun som inkom 2026-07-14 och omfattar 102,2 ha.</w:t>
+        <w:t>Detta klagomål behandlar höga naturvärden i avverkningsanmälan Lillgoberget i Bjurholms kommun som inkom 2026-07-15 och omfattar 102,2 ha.</w:t>
       </w:r>
     </w:p>
     <w:p>
@@ -2876,7 +2876,7 @@
     <w:r>
       <w:tab/>
       <w:tab/>
-      <w:t>2026-07-14</w:t>
+      <w:t>2026-07-15</w:t>
       <w:br/>
       <w:br/>
     </w:r>

--- a/klagomål/Lillgoberget FSC-klagomål.docx
+++ b/klagomål/Lillgoberget FSC-klagomål.docx
@@ -168,7 +168,7 @@
     </w:p>
     <w:p>
       <w:r>
-        <w:t>Detta klagomål behandlar höga naturvärden i avverkningsanmälan Lillgoberget i Bjurholms kommun som inkom 2026-07-15 och omfattar 102,2 ha.</w:t>
+        <w:t>Detta klagomål behandlar höga naturvärden i avverkningsanmälan Lillgoberget i Bjurholms kommun som inkom 2026-07-16 och omfattar 102,2 ha.</w:t>
       </w:r>
     </w:p>
     <w:p>
@@ -2876,7 +2876,7 @@
     <w:r>
       <w:tab/>
       <w:tab/>
-      <w:t>2026-07-15</w:t>
+      <w:t>2026-07-16</w:t>
       <w:br/>
       <w:br/>
     </w:r>

--- a/klagomål/Lillgoberget FSC-klagomål.docx
+++ b/klagomål/Lillgoberget FSC-klagomål.docx
@@ -2876,7 +2876,7 @@
     <w:r>
       <w:tab/>
       <w:tab/>
-      <w:t>2026-07-16</w:t>
+      <w:t>2026-07-17</w:t>
       <w:br/>
       <w:br/>
     </w:r>

--- a/klagomål/Lillgoberget FSC-klagomål.docx
+++ b/klagomål/Lillgoberget FSC-klagomål.docx
@@ -168,7 +168,7 @@
     </w:p>
     <w:p>
       <w:r>
-        <w:t>Detta klagomål behandlar höga naturvärden i avverkningsanmälan Lillgoberget i Bjurholms kommun som inkom 2026-07-16 och omfattar 102,2 ha.</w:t>
+        <w:t>Detta klagomål behandlar höga naturvärden i avverkningsanmälan Lillgoberget i Bjurholms kommun som inkom 2026-07-17 och omfattar 102,2 ha.</w:t>
       </w:r>
     </w:p>
     <w:p>

--- a/klagomål/Lillgoberget FSC-klagomål.docx
+++ b/klagomål/Lillgoberget FSC-klagomål.docx
@@ -2876,7 +2876,7 @@
     <w:r>
       <w:tab/>
       <w:tab/>
-      <w:t>2026-07-17</w:t>
+      <w:t>2026-07-18</w:t>
       <w:br/>
       <w:br/>
     </w:r>

--- a/klagomål/Lillgoberget FSC-klagomål.docx
+++ b/klagomål/Lillgoberget FSC-klagomål.docx
@@ -168,7 +168,7 @@
     </w:p>
     <w:p>
       <w:r>
-        <w:t>Detta klagomål behandlar höga naturvärden i avverkningsanmälan Lillgoberget i Bjurholms kommun som inkom 2026-07-17 och omfattar 102,2 ha.</w:t>
+        <w:t>Detta klagomål behandlar höga naturvärden i avverkningsanmälan Lillgoberget i Bjurholms kommun som inkom 2026-07-18 och omfattar 102,2 ha.</w:t>
       </w:r>
     </w:p>
     <w:p>

--- a/klagomål/Lillgoberget FSC-klagomål.docx
+++ b/klagomål/Lillgoberget FSC-klagomål.docx
@@ -168,7 +168,7 @@
     </w:p>
     <w:p>
       <w:r>
-        <w:t>Detta klagomål behandlar höga naturvärden i avverkningsanmälan Lillgoberget i Bjurholms kommun som inkom 2026-07-18 och omfattar 102,2 ha.</w:t>
+        <w:t>Detta klagomål behandlar höga naturvärden i avverkningsanmälan Lillgoberget i Bjurholms kommun som inkom 2026-07-19 och omfattar 102,2 ha.</w:t>
       </w:r>
     </w:p>
     <w:p>
@@ -2876,7 +2876,7 @@
     <w:r>
       <w:tab/>
       <w:tab/>
-      <w:t>2026-07-18</w:t>
+      <w:t>2026-07-19</w:t>
       <w:br/>
       <w:br/>
     </w:r>

--- a/klagomål/Lillgoberget FSC-klagomål.docx
+++ b/klagomål/Lillgoberget FSC-klagomål.docx
@@ -2876,7 +2876,7 @@
     <w:r>
       <w:tab/>
       <w:tab/>
-      <w:t>2026-07-19</w:t>
+      <w:t>2026-07-20</w:t>
       <w:br/>
       <w:br/>
     </w:r>

--- a/klagomål/Lillgoberget FSC-klagomål.docx
+++ b/klagomål/Lillgoberget FSC-klagomål.docx
@@ -168,7 +168,7 @@
     </w:p>
     <w:p>
       <w:r>
-        <w:t>Detta klagomål behandlar höga naturvärden i avverkningsanmälan Lillgoberget i Bjurholms kommun som inkom 2026-07-19 och omfattar 102,2 ha.</w:t>
+        <w:t>Detta klagomål behandlar höga naturvärden i avverkningsanmälan Lillgoberget i Bjurholms kommun som inkom 2026-07-20 och omfattar 102,2 ha.</w:t>
       </w:r>
     </w:p>
     <w:p>
